--- a/tillsyn/A 8927-2023 tillsynsbegäran.docx
+++ b/tillsyn/A 8927-2023 tillsynsbegäran.docx
@@ -2595,7 +2595,7 @@
     <w:r>
       <w:tab/>
       <w:tab/>
-      <w:t>2026-06-18</w:t>
+      <w:t>2026-06-19</w:t>
       <w:br/>
       <w:br/>
     </w:r>

--- a/tillsyn/A 8927-2023 tillsynsbegäran.docx
+++ b/tillsyn/A 8927-2023 tillsynsbegäran.docx
@@ -2595,7 +2595,7 @@
     <w:r>
       <w:tab/>
       <w:tab/>
-      <w:t>2026-06-19</w:t>
+      <w:t>2026-06-20</w:t>
       <w:br/>
       <w:br/>
     </w:r>

--- a/tillsyn/A 8927-2023 tillsynsbegäran.docx
+++ b/tillsyn/A 8927-2023 tillsynsbegäran.docx
@@ -12,10 +12,7 @@
     </w:p>
     <w:p>
       <w:r>
-        <w:t>Detta dokument behandlar höga naturvärden i avverkningsanmälan A 8927-2023 i Vilhelmina kommun som inkom 2023-02-15 och omfattar 1510,3 ha.</w:t>
-      </w:r>
-      <w:r>
-        <w:t xml:space="preserve"> I Figur 1 visas fyndplatser för naturvårdsarter i området, som finns registrerade på Artportalen.</w:t>
+        <w:t>Denna tillsynsbegäran behandlar höga naturvärden i avverkningsanmälan A 8927-2023 i Vilhelmina kommun som inkom 2023-02-15 och omfattar 1510,3 ha.</w:t>
       </w:r>
     </w:p>
     <w:p>
@@ -63,27 +60,12 @@
         <w:spacing w:after="240"/>
       </w:pPr>
       <w:r>
-        <w:t>Figur 1. Fyndplatser för naturvårdsarter i och inom 24 meter från avverkningsanmälan (röd linje). Inom parentes anges rödlistekategorier, S för signalarter, Tför typiska arter och fridlysningsparagrafer i artskyddsförordningen.Markörer utan svart kant är placerade på fyndplatsen. Markörer med svart kant är placerade vid sidan av fyndplatsen och har ett svart streck som visar fyndplatsens exakta position. Kartans mittpunktskoordinat är N 7229433, E 537700 i SWEREF 99 TM.</w:t>
-      </w:r>
-    </w:p>
-    <w:p>
-      <w:r>
-        <w:t>Vi begär härmed att Skogsstyrelsen fattar beslut enligt miljöbalken som säkerställer att skogens höga naturvärden bevaras samt att EU-lagstiftning efterlevs och att artskyddsbrott förhindras.</w:t>
-      </w:r>
-    </w:p>
-    <w:p>
-      <w:r>
-        <w:t>Vi begär vidare att Skogsstyrelsen säkerställer att inga skador eller försämringar av naturtypens bevarandestatus i området tillåts ske. Se Rådets direktiv 92/43/EEG samt ickeförsämringskravet i EU:s naturrestaureringsförordning (EU 2024/1991).</w:t>
-      </w:r>
-    </w:p>
-    <w:p>
-      <w:r>
-        <w:t>Vi önskar även ta del av de ställningstaganden och beslut som myndigheten meddelar till följd av aktuell avverkningsanmälan och föreningens inlaga (se 34 § förvaltningslagen).</w:t>
-      </w:r>
-    </w:p>
-    <w:p>
-      <w:r>
-        <w:t>Nedan beskrivs fynd av naturvårdsarter och fridlysta arter som gjorts i det avverkningsanmälda området. I BILAGA 1 finns artfakta om fridlysta och rödlistade arter.</w:t>
+        <w:t>Figur 1. Fyndplatser för naturvårdsarter i och inom 24 meter från avverkningsanmälan. Markörer utan svart kant är placerade på fyndplatsen. Markörer med svart kant är placerade vid sidan av fyndplatsen har ett svart streck som visar fyndplatsens exakta position. Kartans mittpunktskoordinat är N 7229433, E 537700 i SWEREF 99 TM.</w:t>
+      </w:r>
+    </w:p>
+    <w:p>
+      <w:r>
+        <w:t>I och inom 24 meter från avverkningsanmälan finns fynd av 51 naturvårdsarter, varav 33 är rödlistade, 11 är fridlysta, 39 är typiska (T) och 12 är signalarter (S): fläckporing (VU, T), garnlav (VU, T), gräddporing (VU, T), gränsticka (VU, T), lappticka (VU, T), mörk blåslav (VU, T), ostticka (VU, T), tajgaskinn (VU), vitskaftad svartspik (VU, T), blågrå svartspik (NT), doftskinn (NT, T), gammelgransskål (NT, T), harticka (NT, T), knottrig blåslav (NT, T), kolflarnlav (NT, T), lappmes (NT, T, §4), lavskrika (NT, T, §4), lunglav (NT, T), mörk kolflarnlav (NT), nordtagging (NT), rosenticka (NT, T), rynkskinn (NT, T), rödbrun blekspik (NT, T), skrovellav (NT, T), stjärntagging (NT, T), talltita (NT, §4), tretåig hackspett (NT, T, §4), ullticka (NT, T), vedflamlav (NT), vedskivlav (NT, T), vitgrynig nållav (NT), vitplätt (NT), älg (NT), blodticka (S, T), bårdlav (S, T), korallrot (S, T, §8), luddlav (S, T), mörk husmossa (S, T), norrlandslav (S, T), rävticka (S, T), skinnlav (S, T), stuplav (S, T), trådticka (S, T), vedticka (S, T), ögonpyrola (S, T), spillkråka (T, §4), tallbit (T, §4), tjäder (T, §4), fjällvråk (§4), kungsfågel (§4) och orre (§4). Se Figur 1.</w:t>
       </w:r>
     </w:p>
     <w:p>
@@ -91,17 +73,1384 @@
         <w:pStyle w:val="Heading1"/>
       </w:pPr>
       <w:r>
-        <w:t>Naturvårdsarter</w:t>
-      </w:r>
-    </w:p>
-    <w:p>
-      <w:r>
-        <w:t>I och inom 24 meter från avverkningsanmälan har följande 51 naturvårdsarter hittats: fläckporing (VU, T), garnlav (VU, T), gräddporing (VU, T), gränsticka (VU, T), lappticka (VU, T), mörk blåslav (VU, T), ostticka (VU, T), tajgaskinn (VU), vitskaftad svartspik (VU, T), blågrå svartspik (NT), doftskinn (NT, T), gammelgransskål (NT, T), harticka (NT, T), knottrig blåslav (NT, T), kolflarnlav (NT, T), lappmes (NT, T, §4), lavskrika (NT, T, §4), lunglav (NT, T), mörk kolflarnlav (NT), nordtagging (NT), rosenticka (NT, T), rynkskinn (NT, T), rödbrun blekspik (NT, T), skrovellav (NT, T), stjärntagging (NT, T), talltita (NT, §4), tretåig hackspett (NT, T, §4), ullticka (NT, T), vedflamlav (NT), vedskivlav (NT, T), vitgrynig nållav (NT), vitplätt (NT), älg (NT), blodticka (S, T), bårdlav (S, T), korallrot (S, T, §8), luddlav (S, T), mörk husmossa (S, T), norrlandslav (S, T), rävticka (S, T), skinnlav (S, T), stuplav (S, T), trådticka (S, T), vedticka (S, T), ögonpyrola (S, T), spillkråka (T, §4), tallbit (T, §4), tjäder (T, §4), fjällvråk (§4), kungsfågel (§4) och orre (§4). Av dessa är 33 rödlistade. För rödlistade arter har rödlistekategorin angivits inom parentes. Arter som är signalarter enligt Skogsstyrelsen har markerats med (S). Typiska arter inom Natura 2000 som är kopplade till skogsekosystem har markerats med (T). För fridlysta arter anges även paragrafen i Artskyddsförordningen som arten är fridlyst enligt.</w:t>
-      </w:r>
-    </w:p>
-    <w:p>
-      <w:r>
-        <w:t>De påträffade naturvårdsarterna är ett tydligt kvitto på att det rör sig om en skog med höga naturvärden.</w:t>
+        <w:t>Tillsynsbegäran</w:t>
+      </w:r>
+    </w:p>
+    <w:p>
+      <w:r>
+        <w:t>Vi begär härmed att Skogsstyrelsen fattar beslut enligt miljöbalken som säkerställer att skogens höga naturvärden bevaras samt att EU-lagstiftning efterlevs och att artskyddsbrott förhindras.</w:t>
+      </w:r>
+    </w:p>
+    <w:p>
+      <w:r>
+        <w:t>Vi begär vidare att Skogsstyrelsen säkerställer att inga skador eller försämringar av naturtypens bevarandestatus i området tillåts ske. Se Rådets direktiv 92/43/EEG samt ickeförsämringskravet i EU:s naturrestaureringsförordning (EU 2024/1991).</w:t>
+      </w:r>
+    </w:p>
+    <w:p>
+      <w:r>
+        <w:t>Vi önskar även ta del av de ställningstaganden och beslut som myndigheten meddelar till följd av aktuell avverkningsanmälan och föreningens inlaga (se 34 § förvaltningslagen).</w:t>
+      </w:r>
+    </w:p>
+    <w:p>
+      <w:pPr>
+        <w:pStyle w:val="Heading1"/>
+      </w:pPr>
+      <w:r>
+        <w:t>Naturvårdsarter och fridlysta arter</w:t>
+      </w:r>
+    </w:p>
+    <w:p>
+      <w:r>
+        <w:t>Nedan följer beskrivningar av de naturvårdsarter och fridlysta arter som har sina livsmiljöer och växtplatser i den avverkningsanmälda skogen. Se även ytterligare artfakta i BILAGA 1. De påträffade naturvårdsarterna är ett tydligt kvitto på att det rör sig om en skog med höga naturvärden.</w:t>
+      </w:r>
+    </w:p>
+    <w:p>
+      <w:r>
+        <w:rPr>
+          <w:b/>
+        </w:rPr>
+        <w:t>Fläckporing (VU)</w:t>
+      </w:r>
+      <w:r>
+        <w:t xml:space="preserve"> är en mycket bra signalart som visar på tallnaturskogar med höga naturvärden. Den är placerad högst upp i Skogsstyrelsens värdepyramid för bedömning av skog med höga naturvärden och indikerar områden som är mer eller mindre opåverkade av skogsbruk och där det funnits en kontinuitet av tallågor i olika nedbrytningsstadier. För att på lång sikt bibehålla livskraftiga populationer i ett område behövs troligen större skyddade områden som tillåter att man upprätthåller en naturlig branddynamik. Fläckporing är typisk art för </w:t>
+      </w:r>
+      <w:r>
+        <w:rPr>
+          <w:i/>
+        </w:rPr>
+        <w:t>9010 Taiga</w:t>
+      </w:r>
+      <w:r>
+        <w:t xml:space="preserve"> (SLU Artdatabanken, 2024; Nitare &amp; Skogsstyrelsen, 2019).</w:t>
+      </w:r>
+    </w:p>
+    <w:p>
+      <w:r>
+        <w:rPr>
+          <w:b/>
+        </w:rPr>
+        <w:t>Garnlav (VU)</w:t>
+      </w:r>
+      <w:r>
+        <w:t xml:space="preserve"> är en utpräglad barrskogsart som ibland kan drapera träden i norrländska grannaturskogar med hög luftfuktighet. Den förekommer även i talldominerade bestånd där den, förutom i trädens grenverk, påträffas hängande över ojämnheter i tallbarken. Arten har minskat starkt i södra och mellersta Sverige och den minskar även i sitt nordliga utbredningsområde. Minskningstakten uppgår till 30 (20–50) % inom 50 år och överstiger gränsvärdet för Sårbar (VU). Orsaken till tillbakagången beror främst på slutavverkningar av naturskogsartade skogar. Bestånd med riklig förekomst bör regelmässigt sparas, vilket även gynnar flera andra sällsynta och rödlistade arter. Garnlav är värdväxt för den mycket sällsynta och akut hotade fjärilen barrskogslavfly (CR) som hör hemma i boreala barrskogar med riklig förekomst av värdväxten. Tidigare kunde arten konstateras årligen på flera platser vid Dala-Floda i Dalarna innan lokalerna kalavverkades. Senaste fyndet i landet av barrskogslavfly är från år 2000 då den påträffades vid Högberget i Sollefteå kommun. Garnlav är typisk art för </w:t>
+      </w:r>
+      <w:r>
+        <w:rPr>
+          <w:i/>
+        </w:rPr>
+        <w:t xml:space="preserve">9010 Taiga </w:t>
+      </w:r>
+      <w:r>
+        <w:t>och</w:t>
+      </w:r>
+      <w:r>
+        <w:rPr>
+          <w:i/>
+        </w:rPr>
+        <w:t xml:space="preserve"> 9070 Trädklädd betesmark</w:t>
+      </w:r>
+      <w:r>
+        <w:t xml:space="preserve"> (SLU Artdatabanken, 2026).</w:t>
+      </w:r>
+    </w:p>
+    <w:p>
+      <w:r>
+        <w:rPr>
+          <w:b/>
+        </w:rPr>
+        <w:t>Gräddporing (VU)</w:t>
+      </w:r>
+      <w:r>
+        <w:t xml:space="preserve"> växer nästan enbart i urskogsartad barrskog på gamla, kraftigt murkna, grova och mossbelupna tallågor i något fuktiga och skuggiga lägen. Arten är placerad högst upp i Skogsstyrelsens värdepyramid för bedömning av skog med höga naturvärden och indikerar gamla och relativt orörda tallnaturskogar med höga naturvärden där det under låg tid kontinuerligt funnits inslag av grova tallågor. För att på sikt hejda artens vikande trend behöver merparten av gräddporingens nu kända växtplatser undantas från skogsbruk. Gräddporing är typisk art för </w:t>
+      </w:r>
+      <w:r>
+        <w:rPr>
+          <w:i/>
+        </w:rPr>
+        <w:t>9010 Taiga</w:t>
+      </w:r>
+      <w:r>
+        <w:t xml:space="preserve"> (SLU Artdatabanken, 2024; Nitare &amp; Skogsstyrelsen, 2019).</w:t>
+      </w:r>
+    </w:p>
+    <w:p>
+      <w:r>
+        <w:rPr>
+          <w:b/>
+        </w:rPr>
+        <w:t>Gränsticka (VU)</w:t>
+      </w:r>
+      <w:r>
+        <w:t xml:space="preserve"> är en mycket bra signalart inom hela sitt utbredningsområde. Den är huvudsakligen knuten till restbestånd av barrnaturskog och förekommer med ett tydligt optimum i orörda eller måttligt påverkade gamla granskogar där det föreligger långvarig kontinuitet av grov död ved. Den totala populationen bedöms ha minskat och fortsätter att minska i takt med att grankontinuitetsskogar (äldre tidigare icke kalavverkade skogar) minskar i areal. Minskningstakten överstiger gränsvärdet för sårbar (VU). Lokaler som hyser arten bör undantas från skogsbruk, speciellt i mellersta och södra Sverige. Gränsticka är typisk art för </w:t>
+      </w:r>
+      <w:r>
+        <w:rPr>
+          <w:i/>
+        </w:rPr>
+        <w:t>9010 Taiga</w:t>
+      </w:r>
+      <w:r>
+        <w:t xml:space="preserve"> (SLU Artdatabanken, 2026; Nitare &amp; Skogsstyrelsen, 2019).</w:t>
+      </w:r>
+    </w:p>
+    <w:p>
+      <w:r>
+        <w:rPr>
+          <w:b/>
+        </w:rPr>
+        <w:t>Lappticka (VU)</w:t>
+      </w:r>
+      <w:r>
+        <w:t xml:space="preserve">, rödlistad som sårbar, är knuten till gamla granskogar med riklig förekomst av död ved. Den klassas som en “urskogsindikator” och alla skogsskötselåtgärder på eller i omedelbar närhet av lokalerna utgör ett hot. Lappticka är typisk art för </w:t>
+      </w:r>
+      <w:r>
+        <w:rPr>
+          <w:i/>
+        </w:rPr>
+        <w:t>9010 Taiga</w:t>
+      </w:r>
+      <w:r>
+        <w:t xml:space="preserve"> (Nitare &amp; Skogsstyrelsen, 2019; SLU Artdatabanken, 2024).</w:t>
+      </w:r>
+    </w:p>
+    <w:p>
+      <w:r>
+        <w:rPr>
+          <w:b/>
+        </w:rPr>
+        <w:t>Mörk blåslav (VU)</w:t>
+      </w:r>
+      <w:r>
+        <w:t xml:space="preserve"> förekommer i huvudsak i fjällnära skog i det översta barrskogsbältet och i fjällbjörkskog. Den växer på träd, främst gran, tall och björk, men ibland också på klippor och i så fall ofta på kalkrik berggrund. Flera av förekomsterna är belägna vid vattenfall eller forsar vilket indikerar att den kräver hög luftfuktighet. Avverkning av gammal fjällnära skog är det största hotet. Samtliga lokaler bör skyddas. Mörk blåslav är typisk art för </w:t>
+      </w:r>
+      <w:r>
+        <w:rPr>
+          <w:i/>
+        </w:rPr>
+        <w:t xml:space="preserve">9010 Taiga </w:t>
+      </w:r>
+      <w:r>
+        <w:t>(SLU Artdatabanken, 2025).</w:t>
+      </w:r>
+    </w:p>
+    <w:p>
+      <w:r>
+        <w:rPr>
+          <w:b/>
+        </w:rPr>
+        <w:t xml:space="preserve">Ostticka (VU) </w:t>
+      </w:r>
+      <w:r>
+        <w:t xml:space="preserve">växer huvudsakligen på grova granlågor i urskogsartad barrskog. Växtplatserna ligger vanligtvis i brandrefugiala områden med relativt hög luftfuktighet där skogen under lång tid haft en intern beståndsdynamik med successivt avdöende träd. Alla skogsskötselåtgärder på eller i omedelbar närhet av lokalerna inverkar negativt på artens fortlevnad. Ostticka är typisk art för </w:t>
+      </w:r>
+      <w:r>
+        <w:rPr>
+          <w:i/>
+        </w:rPr>
+        <w:t xml:space="preserve">9010 Taiga </w:t>
+      </w:r>
+      <w:r>
+        <w:t xml:space="preserve">och </w:t>
+      </w:r>
+      <w:r>
+        <w:rPr>
+          <w:i/>
+        </w:rPr>
+        <w:t>9030 Landhöjningsskog</w:t>
+      </w:r>
+      <w:r>
+        <w:t xml:space="preserve"> (SLU Artdatabanken, 2024; Nitare &amp; Skogsstyrelsen, 2019).</w:t>
+      </w:r>
+    </w:p>
+    <w:p>
+      <w:r>
+        <w:rPr>
+          <w:b/>
+        </w:rPr>
+        <w:t>Tajgaskinn (VU)</w:t>
+      </w:r>
+      <w:r>
+        <w:t xml:space="preserve"> är placerad högst upp i Skogsstyrelsens värdepyramid för bedömning av skog med höga naturvärden och har klassificerats som en ”urskogsindikator” som kräver närmast orörda skogsmiljöer med långvarig kontinuitet av grova granlågor i olika nedbrytningsstadier (Nitare &amp; Skogsstyrelsen, 2019).</w:t>
+      </w:r>
+    </w:p>
+    <w:p>
+      <w:r>
+        <w:rPr>
+          <w:b/>
+        </w:rPr>
+        <w:t>Vitskaftad svartspik (VU)</w:t>
+      </w:r>
+      <w:r>
+        <w:t xml:space="preserve"> förekommer främst i naturskog på gamla senvuxna granar och signalerar alltid höga naturvärden. Alla skogliga åtgärder som kan påverka markvatten och luftfuktighet på i närheten av lokaler utgör ett hot. Avverkning av naturskogar utgör ett allvarligt hot och alla skogsskötselåtgärder på eller i närheten av växtplatserna bör undvikas. Lämpligt stora reservat av naturskogstyp bör bevaras. Vitskaftad svartspik är typisk art för </w:t>
+      </w:r>
+      <w:r>
+        <w:rPr>
+          <w:i/>
+        </w:rPr>
+        <w:t>9010 Taiga</w:t>
+      </w:r>
+      <w:r>
+        <w:t xml:space="preserve"> (SLU Artdatabanken, 2026; Nitare &amp; Skogsstyrelsen, 2019).</w:t>
+      </w:r>
+    </w:p>
+    <w:p>
+      <w:r>
+        <w:rPr>
+          <w:b/>
+        </w:rPr>
+        <w:t>Blågrå svartspik (NT)</w:t>
+      </w:r>
+      <w:r>
+        <w:t xml:space="preserve"> växer på torr, hård ved av gamla, solbelysta torrakor, högstubbar av tall och grova döda grenar på levande tallar i öppna bestånd av naturskogskaraktär. Nästan alltid rör det sig om tjärrika torrträd och högstubbar (töreved, keloträd) som kan vara en bra bit över hundra år, i vissa fall sannolikt hundratals år gamla. Skogsbruk är idag det allvarligaste hotet. Ett långsiktigt hot är att nybildningen av gamla torrakor och högstubbar är en långsam process vilken ofta är beroende av skogsbrand. Nytt substrat bildas numera sannolikt nästan inte alls då antalet naturliga skogsbränder har minskat drastiskt på grund av effektivare brandbekämpning. Döda träd som lämnas efter avverkning är inte lämpliga för arten, eftersom dessa träd inte varit utsatta för skogsbrand och bildat tjärrik ved. Skogsbruksåtgärder på eller i närheten av växtplatserna bör undvikas. Naturskogsartade skogar med förekomst av arten indikerar höga biologiska värden och bör bevaras. Blågrå svartspik har en mycket begränsad utbredning utanför de nordiska länderna varför dessa länder har ett speciellt ansvar för arten (SLU Artdatabanken, 2024).</w:t>
+      </w:r>
+    </w:p>
+    <w:p>
+      <w:r>
+        <w:rPr>
+          <w:b/>
+        </w:rPr>
+        <w:t>Doftskinn (NT)</w:t>
+      </w:r>
+      <w:r>
+        <w:t xml:space="preserve">, rödlistad som nära hotad, är en mycket bra signalart för boreal granskog och indikerar ett gran-skogsekosystem med lång kontinuitet av grova lågor. Arten är placerad i toppen av Skogsstyrelsens värdepyramid för bedömning av skog med höga naturvärden och har klassats som en “urskogsindikator”, då den förekommer med ett tydligt optimum i helt eller nästan helt orörda skogar. Doftskinn är typisk art för </w:t>
+      </w:r>
+      <w:r>
+        <w:rPr>
+          <w:i/>
+        </w:rPr>
+        <w:t xml:space="preserve">9010 Taiga </w:t>
+      </w:r>
+      <w:r>
+        <w:t>(SLU Artdatabanken, 2025; Nitare &amp; Skogsstyrelsen, 2019).</w:t>
+      </w:r>
+    </w:p>
+    <w:p>
+      <w:r>
+        <w:rPr>
+          <w:b/>
+        </w:rPr>
+        <w:t>Gammelgransskål (NT)</w:t>
+      </w:r>
+      <w:r>
+        <w:t xml:space="preserve"> är en liten skålsvamp som växer på gamla granar med skrovlig bark. Typiska växtplatser är gransumpskog i myrkanter, bäckdråg, bäckraviner och skuggiga bergssluttningar, men också skog på torrare mark kan hysa arten om beståndet har stark naturskogskaraktär. Bestånd med arten bör behandlas som nyckelbiotoper och sparas vid en slutavverkning. Även gallring bör undvikas. Gammelgransskål är typisk art för </w:t>
+      </w:r>
+      <w:r>
+        <w:rPr>
+          <w:i/>
+        </w:rPr>
+        <w:t>9010 Taiga</w:t>
+      </w:r>
+      <w:r>
+        <w:t xml:space="preserve"> (SLU Artdatabanken, 2024; Nitare &amp; Skogsstyrelsen, 2019).</w:t>
+      </w:r>
+    </w:p>
+    <w:p>
+      <w:r>
+        <w:rPr>
+          <w:b/>
+        </w:rPr>
+        <w:t>Harticka (NT)</w:t>
+      </w:r>
+      <w:r>
+        <w:t xml:space="preserve"> är normalt en mycket bra signalart för granskogar med höga naturvärden. Även när svampen påträffas i mer påverkade skogar är det nästan alltid fråga om skogsmiljöer i sena successionsstadier med höga naturvärden. Skogsskötselåtgärder på eller i omedelbar närhet av växtplatserna kan innebära ett hot mot arten. Harticka är typisk art för </w:t>
+      </w:r>
+      <w:r>
+        <w:rPr>
+          <w:i/>
+        </w:rPr>
+        <w:t xml:space="preserve">9010 Taiga, 9050 Näringsrik granskog </w:t>
+      </w:r>
+      <w:r>
+        <w:t xml:space="preserve">och </w:t>
+      </w:r>
+      <w:r>
+        <w:rPr>
+          <w:i/>
+        </w:rPr>
+        <w:t>9030 Landhöjningsskog</w:t>
+      </w:r>
+      <w:r>
+        <w:t xml:space="preserve"> (SLU Artdatabanken, 2024; Nitare &amp; Skogsstyrelsen, 2019).</w:t>
+      </w:r>
+    </w:p>
+    <w:p>
+      <w:r>
+        <w:rPr>
+          <w:b/>
+        </w:rPr>
+        <w:t>Knottrig blåslav (NT)</w:t>
+      </w:r>
+      <w:r>
+        <w:t xml:space="preserve"> har sin huvudutbredning i gamla granskogar i det övre barrskogsbältet mot fjällen. Den signalerar alltid höga naturvärden och växer i skogar med lång kontinuitet, mest i opåverkade naturskogsbestånd. Arten överlever inte en slutavverkning (inklusive hänsyn) och den finns idag enbart i kontinuitetsskog. Lavens fortsatta förekomst bör säkerställas genom att lokaler med äldre barrskog skyddas. Knottrig blåslav är typisk art för </w:t>
+      </w:r>
+      <w:r>
+        <w:rPr>
+          <w:i/>
+        </w:rPr>
+        <w:t xml:space="preserve">9010 Taiga </w:t>
+      </w:r>
+      <w:r>
+        <w:t>och</w:t>
+      </w:r>
+      <w:r>
+        <w:rPr>
+          <w:i/>
+        </w:rPr>
+        <w:t xml:space="preserve"> 9040 Fjällbjörkskog</w:t>
+      </w:r>
+    </w:p>
+    <w:p>
+      <w:r>
+        <w:t>(SLU Artdatabanken, 2024; Nitare &amp; Skogsstyrelsen, 2019).</w:t>
+      </w:r>
+    </w:p>
+    <w:p>
+      <w:r>
+        <w:rPr>
+          <w:b/>
+        </w:rPr>
+        <w:t>Kolflarnlav (NT)</w:t>
+      </w:r>
+      <w:r>
+        <w:t xml:space="preserve"> är brandberoende och växer nästan uteslutande på kolad hård kärnved av tall. Etableringen verkar ske först 100–300 år efter brand och nytt substrat nybildas i mycket begränsad omfattning. Avverkning av tallskog av naturskogskaraktär med spår av återkommande bränder är ett hot och mängden lämplig ved att växa på för arten minskar dels på grund av naturlig nedbrytning men framförallt på grund av att det förstörs i samband med slutavverkningar, gallringar och markberedning. Såväl kolflarnlav som mörk kolflarnlav har glänsande bålfjäll och förekommer främst i tall- och blandbarrskogar av naturskogskaraktär med spår av återkommande bränder. Skogar som dessa hyser höga biologiska värden och bör skyddas. Kolflarnlav är typisk art för </w:t>
+      </w:r>
+      <w:r>
+        <w:rPr>
+          <w:i/>
+        </w:rPr>
+        <w:t>9010 Taiga</w:t>
+      </w:r>
+      <w:r>
+        <w:t xml:space="preserve"> (SLU Artdatabanken, 2024).</w:t>
+      </w:r>
+    </w:p>
+    <w:p>
+      <w:r>
+        <w:rPr>
+          <w:b/>
+        </w:rPr>
+        <w:t>Lappmes (NT, §4)</w:t>
+      </w:r>
+      <w:r>
+        <w:t xml:space="preserve">, som är typisk art för </w:t>
+      </w:r>
+      <w:r>
+        <w:rPr>
+          <w:i/>
+        </w:rPr>
+        <w:t>9010 Taiga</w:t>
+      </w:r>
+      <w:r>
+        <w:t>, rödlistad som nära hotad och prioriterad art i Skogsvårdslagen, har minskat med 17,5 (5–30) % under de senaste 10 åren. Lappmesen är en mycket stationär art som häckar i norra Sveriges barr- och blandskogar samt i fjällbjörkskogen. Arten missgynnas starkt av skogsbruk och studier har visat att överlevnaden och vikten hos flygga ungfåglar är högre i naturskog än i gallrad skog. Hemområdesstorleken under häckningstid anges uppgå till 15–20 ha, men kan i marginella habitat vara mycket större, 50–100 ha. Minsta areal äldre skog med observationer under häckningstid i norra Finland var 15 ha. Minskningstakten för den svenska populationen bedöms vara nära gränsvärdet för Sårbar (VU). (A2bc) (SLU Artdatabanken, 2024; Skogsstyrelsen, 2016).</w:t>
+      </w:r>
+    </w:p>
+    <w:p>
+      <w:r>
+        <w:rPr>
+          <w:b/>
+        </w:rPr>
+        <w:t>Lavskrika (NT, §4)</w:t>
+      </w:r>
+      <w:r>
+        <w:t xml:space="preserve"> är rödlistad som nära hotad och fridlyst enligt 4§ artskyddsförordningen. Den har minskat med 20 (10–30) % under de senaste 15 åren och minskningstakten bedöms vara nära gränsvärdet för sårbar (VU). Lavskrikan är en mycket stationär fågel, som häckar i äldre, slutna och hänglavsrika barrskogar. Nyckelfaktorer är flerskiktad skog med rik undervegetation samt riklig förekomst av hänglavar. Reviren är livslånga med hemområden som varierar mellan 50 och 150 ha. Inom ett revir av hög kvalitet finns det som regel ett eller flera kärnområden (1–20 ha) med relativt tät flerskiktad granskog. Arten missgynnas när flerskiktad skog omförs till enskiktade bestånd och även röjning och hård gallring är starkt negativt. Lavskrikan har relativt stora hemområden och försvinner när den äldre skogen fragmenteras, särskilt allvarligt är när kärnområdena avverkas. Den försvinner successivt framför allt vid dess utbredningsgränser och populationen har minskat kontinuerligt under 2000-talet. Lavskrika är typisk art för </w:t>
+      </w:r>
+      <w:r>
+        <w:rPr>
+          <w:i/>
+        </w:rPr>
+        <w:t>9010 Taiga</w:t>
+      </w:r>
+      <w:r>
+        <w:t xml:space="preserve"> (SLU Artdatabanken, 2026; Skogsstyrelsen 2016).</w:t>
+      </w:r>
+    </w:p>
+    <w:p>
+      <w:r>
+        <w:rPr>
+          <w:b/>
+        </w:rPr>
+        <w:t>Lunglav (NT)</w:t>
+      </w:r>
+      <w:r>
+        <w:t xml:space="preserve"> är en av vårt lands främsta signalarter som överallt indikerar gamla lövträd, skogsbestånd med höga naturvärden och ekosystem med långskoglig kontinuitet. Lokalt kan förekomsten vara mycket riklig men den hittas nästan enbart i gamla och ej slutavverkade skogar. Artens samtliga förekomster bör uppmärksammas från naturvårdssynpunkt, då många lokaler även hyser andra ovanliga och rödlistade arter. Rikliga förekomster bör skyddas med biotopskydd, frivilliga avsättningar eller reservat. På lunglav kan de sällsynta lavparasiterna lunglavshårprick (CR), </w:t>
+      </w:r>
+      <w:r>
+        <w:rPr>
+          <w:i/>
+        </w:rPr>
+        <w:t>Abrothallus diederichii</w:t>
+      </w:r>
+      <w:r>
+        <w:t xml:space="preserve"> (VU), </w:t>
+      </w:r>
+      <w:r>
+        <w:rPr>
+          <w:i/>
+        </w:rPr>
+        <w:t>Abrothallus lobariae</w:t>
+      </w:r>
+      <w:r>
+        <w:t xml:space="preserve"> (VU), </w:t>
+      </w:r>
+      <w:r>
+        <w:rPr>
+          <w:i/>
+        </w:rPr>
+        <w:t>Calycina lobariae</w:t>
+      </w:r>
+      <w:r>
+        <w:t xml:space="preserve"> (VU), lunglavsknapp (VU) och skrovelmössing (VU) påträffas. Lunglav är typisk art för </w:t>
+      </w:r>
+      <w:r>
+        <w:rPr>
+          <w:i/>
+        </w:rPr>
+        <w:t>9010 Taiga, 9020 Nordlig ädellövskog, 9110 Näringsfattig bokskog, 9130 Näringsrik bokskog, 9160 Näringsrik ekskog, 9180 Ädellövskog i branter, 9190 Näringsfattig ekskog, 9070 Trädklädd betesmark, 9040 Fjällbjörkskog</w:t>
+      </w:r>
+      <w:r>
+        <w:t xml:space="preserve"> och</w:t>
+      </w:r>
+      <w:r>
+        <w:rPr>
+          <w:i/>
+        </w:rPr>
+        <w:t xml:space="preserve"> 6530 Lövängar</w:t>
+      </w:r>
+      <w:r>
+        <w:t xml:space="preserve"> (SLU Artdatabanken, 2026; Nitare &amp; Skogsstyrelsen, 2019).</w:t>
+      </w:r>
+    </w:p>
+    <w:p>
+      <w:r>
+        <w:rPr>
+          <w:b/>
+        </w:rPr>
+        <w:t>Mörk kolflarnlav (NT)</w:t>
+      </w:r>
+      <w:r>
+        <w:t xml:space="preserve"> är brandberoende och växer nästan uteslutande på kolad hård kärnved av tall. Arten förekommer främst i glesa, öppna tall- och blandbarrskogar av naturskogskaraktär och etableringen verkar ske sent efter brand, kanske först efter 100–300 år. Mörk kolflarnlav indikerar skog med höga naturvärden och vanligast är att den påträffas på rester av nedbrunna torrakor och högstubbar och lågstubbar som är så grova att hela innandömet är urbränt. Tall- och blandbarrskogar av naturskogskaraktär med spår av återkommande bränder hyser höga biologiska värden och bör skyddas (SLU Artdatabanken, 2024).</w:t>
+      </w:r>
+    </w:p>
+    <w:p>
+      <w:r>
+        <w:rPr>
+          <w:b/>
+        </w:rPr>
+        <w:t>Nordtagging (NT)</w:t>
+      </w:r>
+      <w:r>
+        <w:t xml:space="preserve"> växer främst på tallågor av grövre dimensioner och påträffas huvudsakligen i äldre skog som inte kalavverkats. Nordtaggingen missgynnas av att områden med äldre tallskog har minskat starkt. Bekämpning av skogsbränder, samtidigt som skogsbruket omvandlar naturligt glesa tallbestånd till likartade och betydligt tätare bestånd, har missgynnat arten. Bristen på gamla tallågor utgör på sikt ett allvarligt hot och återskapandet av lämpliga biotoper tar mycket lång tid. Områden med olikåldriga bestånd av tall och med stort inslag av äldre träd bör undantas från skoglig produktion (SLU Artdatabanken, 2024).</w:t>
+      </w:r>
+    </w:p>
+    <w:p>
+      <w:r>
+        <w:rPr>
+          <w:b/>
+        </w:rPr>
+        <w:t>Rosenticka (NT)</w:t>
+      </w:r>
+      <w:r>
+        <w:t xml:space="preserve">, rödlistad som nära hotad, ingår i en karaktäristisk association av vedsvampar som växer på gamla, grova granlågor i urskogsartade barrskogar. Den är placerad i toppen av Skogsstyrelsens värdepyramid för bedömning av skog med höga naturvärden och indikerar ett granskogsekosystem med långvarig kontinuitet av grova lågor. Artens beroende av grova granlågor innebär att alla skogsskötselåtgärder på eller i omedelbar närhet av lokalerna utgör ett hot på lång sikt. Det är angeläget att populationerna inte ytterligare glesas ut och ett tillräckligt antal områden där arten nu finns måste sparas för framtiden. Rosenticka är typisk art för </w:t>
+      </w:r>
+      <w:r>
+        <w:rPr>
+          <w:i/>
+        </w:rPr>
+        <w:t xml:space="preserve">9010 Taiga </w:t>
+      </w:r>
+      <w:r>
+        <w:t xml:space="preserve">och </w:t>
+      </w:r>
+      <w:r>
+        <w:rPr>
+          <w:i/>
+        </w:rPr>
+        <w:t>9050 Näringsrik granskog</w:t>
+      </w:r>
+      <w:r>
+        <w:t xml:space="preserve"> (Nitare &amp; Skogsstyrelsen, 2019; SLU Artdatabanken, 2024).</w:t>
+      </w:r>
+    </w:p>
+    <w:p>
+      <w:r>
+        <w:rPr>
+          <w:b/>
+        </w:rPr>
+        <w:t>Rynkskinn (NT)</w:t>
+      </w:r>
+      <w:r>
+        <w:t xml:space="preserve"> är en vednedbrytare som växer på grova granlågor och ingår i en karaktäristisk association av vedsvampar knutna till urskogsartade barrskogar. Den har klassificerats som en “urskogsindikator” och är placerad i toppen av Skogsstyrelsens värdepyramid för bedömning av skog med höga naturvärden. Allt tyder på att rynkskinn är mycket känslig för skogliga ingrepp och lokalerna, som oftast har höga biologiska kvaliteter, bör lämnas till fri utveckling. Rynkskinn är typisk art för </w:t>
+      </w:r>
+      <w:r>
+        <w:rPr>
+          <w:i/>
+        </w:rPr>
+        <w:t xml:space="preserve">9010 Taiga, 9050 Näringsrik granskog </w:t>
+      </w:r>
+      <w:r>
+        <w:t>och</w:t>
+      </w:r>
+      <w:r>
+        <w:rPr>
+          <w:i/>
+        </w:rPr>
+        <w:t xml:space="preserve"> 9030 Landhöjningsskog</w:t>
+      </w:r>
+      <w:r>
+        <w:t xml:space="preserve"> (Nitare &amp; Skogsstyrelsen, 2019; SLU Artdatabanken, 2026).</w:t>
+      </w:r>
+    </w:p>
+    <w:p>
+      <w:r>
+        <w:rPr>
+          <w:b/>
+        </w:rPr>
+        <w:t>Rödbrun blekspik (NT)</w:t>
+      </w:r>
+      <w:r>
+        <w:t xml:space="preserve"> växer i norra Sverige på bark och ved av björk och gran i skogar med hög och jämn luftfuktighet. I södra Sverige växer den främst på ek i öppna åldriga lövskogar. I norra delen av sitt utbredningsområde hotas arten av slutavverkningar av gamla granskogar. I den södra delen av landet hotas den genom de åldriga lövskogarnas tillbakagång och särskilt ekhagarnas igenväxning och genom plantering av sådan mark med barrskog. Rödbrun blekspik är typisk art för </w:t>
+      </w:r>
+      <w:r>
+        <w:rPr>
+          <w:i/>
+        </w:rPr>
+        <w:t xml:space="preserve">9010 Taiga, 9020 Nordlig ädellövskog, 9070 Trädklädd betesmark, 9160 Näringsrik ekskog </w:t>
+      </w:r>
+      <w:r>
+        <w:t xml:space="preserve">och </w:t>
+      </w:r>
+      <w:r>
+        <w:rPr>
+          <w:i/>
+        </w:rPr>
+        <w:t>9180 Ädellövskog i branter</w:t>
+      </w:r>
+      <w:r>
+        <w:t xml:space="preserve"> och signalerar alltid höga naturvärden (SLU Artdatabanken, 2024; Nitare &amp; Skogsstyrelsen, 2019).</w:t>
+      </w:r>
+    </w:p>
+    <w:p>
+      <w:r>
+        <w:rPr>
+          <w:b/>
+        </w:rPr>
+        <w:t>Skrovellav (NT)</w:t>
+      </w:r>
+      <w:r>
+        <w:t xml:space="preserve"> växer på gamla lövträd och på klippor i gamla skogar med hög och jämn luftfuktighet. Slutavverkning av kontinuitetsskog utgör det största hotet och lavens fortsatta förekomst bör säkerställas genom att lokaler med äldre skog skyddas. I områden med mycket hög luftfuktighet kan man på bålen av skrovellav finna de sällsynta parasitsvamparna skrovellavsknapp (EN), </w:t>
+      </w:r>
+      <w:r>
+        <w:rPr>
+          <w:i/>
+        </w:rPr>
+        <w:t>Catillaria lobariicola</w:t>
+      </w:r>
+      <w:r>
+        <w:t xml:space="preserve"> (VU) och </w:t>
+      </w:r>
+      <w:r>
+        <w:rPr>
+          <w:i/>
+        </w:rPr>
+        <w:t>Merismatium lobariae</w:t>
+      </w:r>
+      <w:r>
+        <w:t xml:space="preserve"> (DD). Skrovellav är typisk art för </w:t>
+      </w:r>
+      <w:r>
+        <w:rPr>
+          <w:i/>
+        </w:rPr>
+        <w:t xml:space="preserve">9010 Taiga, 9020 Nordlig ädellövskog, 9040 Fjällbjörkskog, 9070 Trädklädd betesmark, 9160 Näringsrik ekskog, 9180 Ädellövskog i branter, 9190 Näringsfattig ekskog, 8210 Kalkbranter </w:t>
+      </w:r>
+      <w:r>
+        <w:t xml:space="preserve">och </w:t>
+      </w:r>
+      <w:r>
+        <w:rPr>
+          <w:i/>
+        </w:rPr>
+        <w:t>6530 Lövängar</w:t>
+      </w:r>
+      <w:r>
+        <w:t xml:space="preserve"> (SLU Artdatabanken, 2026; Nitare &amp; Skogsstyrelsen, 2019).</w:t>
+      </w:r>
+    </w:p>
+    <w:p>
+      <w:r>
+        <w:rPr>
+          <w:b/>
+        </w:rPr>
+        <w:t>Stjärntagging (NT)</w:t>
+      </w:r>
+      <w:r>
+        <w:t xml:space="preserve"> signalerar inom hela sitt utbredningsområde höga naturvärden. Svampen är uttorkningskänslig och beroende av ett oförändrat fuktigt mikroklimat. Den är även beroende av en ständig tillgång på död ved i olika nedbrytningsstadier, dock ej nödvändigtvis grova träd. Tidigare påverkan på miljön måste dock ha varit så skonsam att det naturliga skogsekosystemet till stora delar har bevarats. Minskningstakten för den svenska populationen bedöms vara nära gränsvärdet för Sårbar (VU). Stjärntagging är typisk art för </w:t>
+      </w:r>
+      <w:r>
+        <w:rPr>
+          <w:i/>
+        </w:rPr>
+        <w:t xml:space="preserve">9010 Taiga, 9050 Näringsrik granskog </w:t>
+      </w:r>
+      <w:r>
+        <w:t xml:space="preserve">och </w:t>
+      </w:r>
+      <w:r>
+        <w:rPr>
+          <w:i/>
+        </w:rPr>
+        <w:t>9030 Landhöjningsskog</w:t>
+      </w:r>
+      <w:r>
+        <w:t xml:space="preserve"> (SLU Artdatabanken, 2024; Nitare &amp; Skogsstyrelsen, 2019).</w:t>
+      </w:r>
+    </w:p>
+    <w:p>
+      <w:r>
+        <w:rPr>
+          <w:b/>
+        </w:rPr>
+        <w:t>Talltita (NT, §4)</w:t>
+      </w:r>
+      <w:r>
+        <w:t>, rödlistad som nära hotad och prioriterad art i Skogsvårdslagen, har häckningsrevir i anmälan. Arten har minskat kraftigt de senaste 30 åren och minskningstakten innevarande 10-årsperiod beräknas till 20 (10–30) %. Talltitan är synnerligen trogen sitt cirka 15 hektar stora revir och är beroende av flerskiktade olikåldriga skogar för att kunna föda upp sina ungar. Talltitan försvinner om dess livsmiljö kalavverkas (Eggers &amp; Low, 2014; Ekman, 1979; Griesser et al, 2007; Klein, 2020; Siffczyk et al, 2003; SLU Artdatabanken, 2021).</w:t>
+      </w:r>
+    </w:p>
+    <w:p>
+      <w:r>
+        <w:rPr>
+          <w:b/>
+        </w:rPr>
+        <w:t>Tretåig hackspett (NT, §4)</w:t>
+      </w:r>
+      <w:r>
+        <w:t xml:space="preserve"> är rödlistad som nära hotad och ingår i bilaga 1 i EU:s fågeldirektiv. Tretåig hackspett är för sin överlevnad beroende av kontinuerlig tillförsel av äldre döende och död ved, som sker genom naturliga självgallringsprocesser i äldre grannaturskogar och barrblandade naturskogar. Om en skog genom skogsbruk gallras eller glesas ur så upphör och uteblir i stort sett den naturliga självgallringsprocessen för mycket lång tid framöver vilket omöjliggör upprätthållandet av den kontinuerliga ekologiska funktionen i ett område. Det finns studier som visar att naturskogens självgallringsprocess som den tretåiga hackspetten är beroende av, inte kan ersättas med efterlämnad hänsyn i skogsbruket (Imbeau &amp; Desrochers, 2002). Storleken på häckningsreviret varierar med skogstypen, förekomsten av död ved och graden av fragmentering, men är i allmänhet i storleksordningen 25–100 hektar. Vintertid krävs ofta betydligt större områden och det finns studier som antyder att arten behöver minst 100 hektar äldre skog. I områden med låg bonitet kan det behövas över 200 hektar lämpligt habitat för att ett par ska kunna reproducera sig. Områden med dokumenterad permanent förekomst i naturskogsmiljöer har vanligen så stora naturvärden att skogsbruk är olämpligt. Tretåig hackspett är typisk art för </w:t>
+      </w:r>
+      <w:r>
+        <w:rPr>
+          <w:i/>
+        </w:rPr>
+        <w:t xml:space="preserve">9010 Taiga, 9740 Skogsbevuxen myr, 9030 Landhöjningsskog </w:t>
+      </w:r>
+      <w:r>
+        <w:t xml:space="preserve">och </w:t>
+      </w:r>
+      <w:r>
+        <w:rPr>
+          <w:i/>
+        </w:rPr>
+        <w:t>9040 Fjällbjörkskog</w:t>
+      </w:r>
+      <w:r>
+        <w:t xml:space="preserve"> (Skogsstyrelsen, 2016; SLU Artdatabanken, 2024).</w:t>
+      </w:r>
+    </w:p>
+    <w:p>
+      <w:r>
+        <w:rPr>
+          <w:b/>
+        </w:rPr>
+        <w:t>Ullticka (NT)</w:t>
+      </w:r>
+      <w:r>
+        <w:t xml:space="preserve"> är knuten till restbestånd av barrnaturskog och förekommer med ett tydligt optimum i orörda eller måttligt påverkade gamla granskogar där det föreligger viss kontinuitet av grov död ved. Ullticka är en bra signalart inom hela sitt utbredningsområde och i södra Sverige är den sällsynt och en god signalart för skyddsvärda granskogsmiljöer. Den hotas av avverkning och fragmentering av naturskog och äldre granskog med lång trädkontinuitet. På ullticka kan ibland ulltickeporing (VU) påträffas - det är en sällsynt ticka som nyligen delats upp i de tre olika arterna ulltickeporing </w:t>
+      </w:r>
+      <w:r>
+        <w:rPr>
+          <w:i/>
+        </w:rPr>
+        <w:t xml:space="preserve">Skeletocutis brevispora </w:t>
+      </w:r>
+      <w:r>
+        <w:t>(VU)</w:t>
+      </w:r>
+      <w:r>
+        <w:rPr>
+          <w:i/>
+        </w:rPr>
+        <w:t>, Skeletocutis delicata</w:t>
+      </w:r>
+      <w:r>
+        <w:t xml:space="preserve"> (VU)</w:t>
+      </w:r>
+      <w:r>
+        <w:rPr>
+          <w:i/>
+        </w:rPr>
+        <w:t xml:space="preserve"> och Skeletocutis exilis</w:t>
+      </w:r>
+      <w:r>
+        <w:t xml:space="preserve"> (NT). Ullticka är typisk art för </w:t>
+      </w:r>
+      <w:r>
+        <w:rPr>
+          <w:i/>
+        </w:rPr>
+        <w:t xml:space="preserve">9010 Taiga, 9050 Näringsrik granskog </w:t>
+      </w:r>
+      <w:r>
+        <w:t xml:space="preserve">och </w:t>
+      </w:r>
+      <w:r>
+        <w:rPr>
+          <w:i/>
+        </w:rPr>
+        <w:t>9030 Landhöjningsskog</w:t>
+      </w:r>
+      <w:r>
+        <w:t xml:space="preserve"> (SLU Artdatabanken, 2026; Nitare &amp; Skogsstyrelsen, 2019; Miettinen &amp; Niemelä, 2018).</w:t>
+      </w:r>
+    </w:p>
+    <w:p>
+      <w:r>
+        <w:rPr>
+          <w:b/>
+        </w:rPr>
+        <w:t>Vedflamlav (NT)</w:t>
+      </w:r>
+      <w:r>
+        <w:t xml:space="preserve"> växer på gammal hård och torr, exponerad kärnved av tall, främst på högstubbar i ljusöppna lägen, t.ex. vid och på myrar, sjökanter, i glesa hällmarkskogar och i brandpräglade tallnaturskogar. Substratet nyskapas i begränsad omfattning och arten är en utmärkt indikator på höga naturvärden i denna skogstyp. Tall- och barrblandskogar med naturskogskaraktär och spår av bränder har ofta höga biologiska värden och bör skyddas. På vedflamlavens bål kan den sällsynta spiklaven/parasiten </w:t>
+      </w:r>
+      <w:r>
+        <w:rPr>
+          <w:i/>
+        </w:rPr>
+        <w:t>Calicium ramboldiicola</w:t>
+      </w:r>
+      <w:r>
+        <w:t xml:space="preserve"> (VU) påträffas (SLU Artdatabanken, 2026).</w:t>
+      </w:r>
+    </w:p>
+    <w:p>
+      <w:r>
+        <w:rPr>
+          <w:b/>
+        </w:rPr>
+        <w:t>Vedskivlav (NT)</w:t>
+      </w:r>
+      <w:r>
+        <w:t xml:space="preserve"> växer på gammal, torr, exponerad, hård kärnved av framförallt tall i naturskogsartade bestånd. Avverkning av tallskog av naturskogskaraktär med spår av återkommande bränder är ett hot. Mängden lämplig ved att växa på för vedskivlav minskar, dels på grund av naturlig nedbrytning men framförallt på grund av att de förstörs i samband med slutavverkningar, gallringar och markberedning. Tall- och blandbarrskogar av naturskogskaraktär med spår av återkommande bränder bör skyddas. Vedskivlav är typisk art för </w:t>
+      </w:r>
+      <w:r>
+        <w:rPr>
+          <w:i/>
+        </w:rPr>
+        <w:t>9010 Taiga</w:t>
+      </w:r>
+      <w:r>
+        <w:t xml:space="preserve"> (SLU Artdatabanken, 2024).</w:t>
+      </w:r>
+    </w:p>
+    <w:p>
+      <w:r>
+        <w:rPr>
+          <w:b/>
+        </w:rPr>
+        <w:t>Vitgrynig nållav (NT)</w:t>
+      </w:r>
+      <w:r>
+        <w:t xml:space="preserve"> växer nästan uteslutande på bark av gamla, senvuxna granar i skuggiga lägen med hög och jämn luftfuktighet. Den vanligaste naturtypen för arten är kontinuitetsskogar på frisk mark men den finns också i sumpgranskogar. På lång sikt utgör avverkningar av olikåldriga granskogar av naturskogskaraktär ett allvarligt hot mot arten och skogsbruksåtgärder på eller i närheten av växtplatserna bör undvikas. Naturskogsartade, fuktiga granskogar med förekomster av arten signalerar höga biologiska värden och bör bevaras (SLU Artdatabanken, 2024; Nitare &amp; Skogsstyrelsen, 2019).</w:t>
+      </w:r>
+    </w:p>
+    <w:p>
+      <w:r>
+        <w:rPr>
+          <w:b/>
+        </w:rPr>
+        <w:t>Vitplätt (NT)</w:t>
+      </w:r>
+      <w:r>
+        <w:t xml:space="preserve"> är en nedbrytare av död, hård och torr tallved och orsakar brunröta. Den förekommer mest i äldre, naturskogsliknande tallskog eller blandskog med äldre tall. Arten hotas av avverkning av gammal, senvuxen tall. I södra Sverige råder brist på lämpliga habitat och arten kan inte längre sprida sig utanför sina få kända växtplatser. Lokaler med gammal tall bör undantas från skogsbruk, i synnerhet i södra Sverige (SLU Artdatabanken, 2024).</w:t>
+      </w:r>
+    </w:p>
+    <w:p>
+      <w:r>
+        <w:rPr>
+          <w:b/>
+        </w:rPr>
+        <w:t xml:space="preserve">Blodticka </w:t>
+      </w:r>
+      <w:r>
+        <w:t xml:space="preserve">är i norra Sverige främst knuten till grova granlågor i urskogsartad barrskog, men förekommer ibland även på klenare granar i anslutning till bäckar och sumpskogar. Den är en bra indikator på granskogar med höga naturvärden och oftast förekommer den tillsammans med ett stort antal ovanliga och rödlistade arter. I södra Sverige växer den framför allt på tall och har då ett lägre signalvärde. Blodticka är typisk art för </w:t>
+      </w:r>
+      <w:r>
+        <w:rPr>
+          <w:i/>
+        </w:rPr>
+        <w:t>9030 Landhöjningsskog</w:t>
+      </w:r>
+      <w:r>
+        <w:t xml:space="preserve"> (SLU Artdatabanken, 2025; Nitare &amp; Skogsstyrelsen, 2019).</w:t>
+      </w:r>
+    </w:p>
+    <w:p>
+      <w:r>
+        <w:rPr>
+          <w:b/>
+        </w:rPr>
+        <w:t>Bårdlav</w:t>
+      </w:r>
+      <w:r>
+        <w:t xml:space="preserve"> signalerar miljöer med höga naturvärden och på lokalerna finns vanligtvis många andra ovanliga och rödlistade arter. Den visar även på platser med hög och jämn luftfuktighet. På bårdlav och andra njurlavar (Nephroma) kan de sällsynta parasiterna </w:t>
+      </w:r>
+      <w:r>
+        <w:rPr>
+          <w:i/>
+        </w:rPr>
+        <w:t xml:space="preserve">Protounguicularia nephromatis </w:t>
+      </w:r>
+      <w:r>
+        <w:t xml:space="preserve">(VU) och </w:t>
+      </w:r>
+      <w:r>
+        <w:rPr>
+          <w:i/>
+        </w:rPr>
+        <w:t xml:space="preserve">Tremella nephromatis </w:t>
+      </w:r>
+      <w:r>
+        <w:t xml:space="preserve">(DD) påträffas. Bårdlav är typisk art för </w:t>
+      </w:r>
+      <w:r>
+        <w:rPr>
+          <w:i/>
+        </w:rPr>
+        <w:t xml:space="preserve">9010 Taiga, 9020 Nordlig ädellövskog, 9070 Trädklädd betesmark, 9110 Näringsfattig bokskog, 9160 Näringsrik ekskog, 9180 Ädellövskog i branter </w:t>
+      </w:r>
+      <w:r>
+        <w:t>och</w:t>
+      </w:r>
+      <w:r>
+        <w:rPr>
+          <w:i/>
+        </w:rPr>
+        <w:t xml:space="preserve"> 9190 Näringsfattig ekskog</w:t>
+      </w:r>
+      <w:r>
+        <w:t xml:space="preserve"> (SLU Artdatabanken, 2026; Nitare &amp; Skogsstyrelsen, 2019).</w:t>
+      </w:r>
+    </w:p>
+    <w:p>
+      <w:r>
+        <w:rPr>
+          <w:b/>
+        </w:rPr>
+        <w:t>Korallrot (§8)</w:t>
+      </w:r>
+      <w:r>
+        <w:t xml:space="preserve"> växer i sumpskogar och annan fuktig eller växelfuktig skogsmark, exempelvis i alkärr och kärrkanter, fuktiga bäckdalar, raviner, myrlaggar, sumpiga strandskogar samt i fuktiga lundar. Den visar på mer eller mindre stabila förhållanden och intakt hydrologi och är känslig för avverkning, körskador, skogsgödsling och dikning. Korallrot är typisk art för </w:t>
+      </w:r>
+      <w:r>
+        <w:rPr>
+          <w:i/>
+        </w:rPr>
+        <w:t>9080 Lövsumpskog</w:t>
+      </w:r>
+      <w:r>
+        <w:t xml:space="preserve"> och fridlyst enligt 8 § artskyddsförordningen (SLU Artdatabanken, 2024; Nitare &amp; Skogsstyrelsen, 2019).</w:t>
+      </w:r>
+    </w:p>
+    <w:p>
+      <w:r>
+        <w:rPr>
+          <w:b/>
+        </w:rPr>
+        <w:t>Luddlav</w:t>
+      </w:r>
+      <w:r>
+        <w:t xml:space="preserve"> signalerar lång skoglig kontinuitet med ett stabilt lokal- och mikroklimat med hög och jämn fuktighet. Luddlav är typisk art för </w:t>
+      </w:r>
+      <w:r>
+        <w:rPr>
+          <w:i/>
+        </w:rPr>
+        <w:t>9010 Taiga,</w:t>
+      </w:r>
+      <w:r>
+        <w:t xml:space="preserve"> </w:t>
+      </w:r>
+      <w:r>
+        <w:rPr>
+          <w:i/>
+        </w:rPr>
+        <w:t xml:space="preserve">9020 Nordlig ädellövskog, 9070 Trädklädd betesmark, 9110 Näringsfattig bokskog, 9180 Ädellövskog i branter </w:t>
+      </w:r>
+      <w:r>
+        <w:t>och</w:t>
+      </w:r>
+      <w:r>
+        <w:rPr>
+          <w:i/>
+        </w:rPr>
+        <w:t xml:space="preserve"> 9190 Näringsfattig ekskog </w:t>
+      </w:r>
+      <w:r>
+        <w:t>(Nitare &amp; Skogsstyrelsen, 2019; SLU Artdatabanken, 2025).</w:t>
+      </w:r>
+    </w:p>
+    <w:p>
+      <w:r>
+        <w:rPr>
+          <w:b/>
+        </w:rPr>
+        <w:t xml:space="preserve">Mörk husmossa </w:t>
+      </w:r>
+      <w:r>
+        <w:t xml:space="preserve">är en mycket bra signalart i södra och mellersta Sverige. Den är sannolikt svårspridd och växer huvudsakligen i skog med lång skoglig kontinuitet i områden med konstant hög luftfuktighet. Den är känslig för större avverkningar, men tål plockhuggning som lämnar ett tätare trädskikt och ett obrutet, fukthållande mosstäcke på marken. Ett par studier har klart visat att artens tillväxt försämras när skogen huggs ner intill växtplatsen, och att ett kalhygges påverkan på mörk husmossa avtar både med avståndet från kalhygget och ju fuktigare växtplatsen är. Mörk husmossa är typisk art för </w:t>
+      </w:r>
+      <w:r>
+        <w:rPr>
+          <w:i/>
+        </w:rPr>
+        <w:t xml:space="preserve">9010 Taiga, 9050 Näringsrik granskog, 9080 Lövsumpskog, 9750 Svämlövskog, 9020 Nordlig ädellövskog, 9160 Näringsrik ekskog </w:t>
+      </w:r>
+      <w:r>
+        <w:t>och</w:t>
+      </w:r>
+      <w:r>
+        <w:rPr>
+          <w:i/>
+        </w:rPr>
+        <w:t xml:space="preserve"> 9180 Ädellövskog i branter</w:t>
+      </w:r>
+      <w:r>
+        <w:t xml:space="preserve"> (SLU Artdatabanken, 2024; Nitare &amp; Skogsstyrelsen, 2019).</w:t>
+      </w:r>
+    </w:p>
+    <w:p>
+      <w:r>
+        <w:rPr>
+          <w:b/>
+        </w:rPr>
+        <w:t xml:space="preserve">Norrlandslav </w:t>
+      </w:r>
+      <w:r>
+        <w:t xml:space="preserve">indikerar söder om den naturliga norrlandsgränsen barrskogsbeklädda bergbranter eller andra ostörda skogsmiljöer med höga naturvärden. Norrlandslav är typisk art för </w:t>
+      </w:r>
+      <w:r>
+        <w:rPr>
+          <w:i/>
+        </w:rPr>
+        <w:t xml:space="preserve">9010 Taiga, 8110 Silikatrasmarker </w:t>
+      </w:r>
+      <w:r>
+        <w:t>och</w:t>
+      </w:r>
+      <w:r>
+        <w:rPr>
+          <w:i/>
+        </w:rPr>
+        <w:t xml:space="preserve"> 8120 Kalkrasmarker </w:t>
+      </w:r>
+      <w:r>
+        <w:t>(Nitare &amp; Skogsstyrelsen, 2000; SLU Artdatabanken, 2025).</w:t>
+      </w:r>
+    </w:p>
+    <w:p>
+      <w:r>
+        <w:rPr>
+          <w:b/>
+        </w:rPr>
+        <w:t>Rävticka</w:t>
+      </w:r>
+      <w:r>
+        <w:t xml:space="preserve"> är typisk art för </w:t>
+      </w:r>
+      <w:r>
+        <w:rPr>
+          <w:i/>
+        </w:rPr>
+        <w:t xml:space="preserve">9010 Taiga </w:t>
+      </w:r>
+      <w:r>
+        <w:t>(SLU Artdatabanken, 2025).</w:t>
+      </w:r>
+    </w:p>
+    <w:p>
+      <w:r>
+        <w:rPr>
+          <w:b/>
+        </w:rPr>
+        <w:t xml:space="preserve">Skinnlav </w:t>
+      </w:r>
+      <w:r>
+        <w:t xml:space="preserve">förekommer på diverse lövträd, främst på gammal asp och sälg. Den påträffas främst i områden med lång kontinuitet av grova lövträd och signalerar skogsmark med höga naturvärden. På lokalerna förekommer som regel ett flertal andra ovanliga eller rödlistade lavar. I likhet med gelélavarna, etablerar sig skinnlaven i skogsmark på grova aspar i sena lövsuccessioner. Skinnlav är typisk art för </w:t>
+      </w:r>
+      <w:r>
+        <w:rPr>
+          <w:i/>
+        </w:rPr>
+        <w:t xml:space="preserve">9010 Taiga, 9020 Nordlig ädellövskog </w:t>
+      </w:r>
+      <w:r>
+        <w:t xml:space="preserve">och </w:t>
+      </w:r>
+      <w:r>
+        <w:rPr>
+          <w:i/>
+        </w:rPr>
+        <w:t xml:space="preserve">9070 Trädklädd betesmark </w:t>
+      </w:r>
+      <w:r>
+        <w:t>(Nitare &amp; Skogsstyrelsen, 2019; SLU Artdatabanken, 2025).</w:t>
+      </w:r>
+    </w:p>
+    <w:p>
+      <w:r>
+        <w:rPr>
+          <w:b/>
+        </w:rPr>
+        <w:t>Stuplav</w:t>
+      </w:r>
+      <w:r>
+        <w:t xml:space="preserve"> är en mycket bra signalart i hela sitt utbredningsområde och förekommer nästan enbart i skogsmiljöer med höga naturvärden. Den indikerar långvarig förekomst av gamla lövträd och miljöer med konstant hög luftfuktighet. I skogar med suboceaniskt klimat finns det en mycket sällsynt parasit, njurlavsknapp </w:t>
+      </w:r>
+      <w:r>
+        <w:rPr>
+          <w:i/>
+        </w:rPr>
+        <w:t>Pletocarpon nephromeum</w:t>
+      </w:r>
+      <w:r>
+        <w:t xml:space="preserve"> (EN), som växer på stuplav. Ytterligare tre sällsynta lavparasiter, </w:t>
+      </w:r>
+      <w:r>
+        <w:rPr>
+          <w:i/>
+        </w:rPr>
+        <w:t>Protounguicularia nephromatis</w:t>
+      </w:r>
+      <w:r>
+        <w:t xml:space="preserve"> (VU), </w:t>
+      </w:r>
+      <w:r>
+        <w:rPr>
+          <w:i/>
+        </w:rPr>
+        <w:t>Refractohilum galligenum</w:t>
+      </w:r>
+      <w:r>
+        <w:t xml:space="preserve"> (NT) och </w:t>
+      </w:r>
+      <w:r>
+        <w:rPr>
+          <w:i/>
+        </w:rPr>
+        <w:t>Roselliniella nephromatis</w:t>
+      </w:r>
+      <w:r>
+        <w:t xml:space="preserve"> (DD), kan också påträffas på stuplav. Stuplav är typisk art för </w:t>
+      </w:r>
+      <w:r>
+        <w:rPr>
+          <w:i/>
+        </w:rPr>
+        <w:t>9010 Taiga</w:t>
+      </w:r>
+      <w:r>
+        <w:t xml:space="preserve"> (SLU Artdatabanken, 2026; Nitare &amp; Skogsstyrelsen, 2019).</w:t>
+      </w:r>
+    </w:p>
+    <w:p>
+      <w:r>
+        <w:rPr>
+          <w:b/>
+        </w:rPr>
+        <w:t xml:space="preserve">Trådticka </w:t>
+      </w:r>
+      <w:r>
+        <w:t xml:space="preserve">är knuten till grova granar i rikare ofta fuktiga miljöer. Den återfinns på både levande och döda träd samt stubbar och nyligen fallna träd. Karaktärsart för äldre fuktiga granskogsbiotoper, och i stor mängd är den en bra signalart för miljöer med andra rödlistade arter. Trådticka är typisk art för </w:t>
+      </w:r>
+      <w:r>
+        <w:rPr>
+          <w:i/>
+        </w:rPr>
+        <w:t xml:space="preserve">9010 Taiga </w:t>
+      </w:r>
+      <w:r>
+        <w:t xml:space="preserve">och </w:t>
+      </w:r>
+      <w:r>
+        <w:rPr>
+          <w:i/>
+        </w:rPr>
+        <w:t xml:space="preserve">9050 Näringsrik granskog </w:t>
+      </w:r>
+      <w:r>
+        <w:t>(SLU Artdatabanken, 2025).</w:t>
+      </w:r>
+    </w:p>
+    <w:p>
+      <w:r>
+        <w:rPr>
+          <w:b/>
+        </w:rPr>
+        <w:t xml:space="preserve">Vedticka </w:t>
+      </w:r>
+      <w:r>
+        <w:t xml:space="preserve">är en bra signalart söder om den naturliga norrlandsgränsen. Den är huvudsakligen knuten till äldre barrskogar där det föreligger långvarig kontinuitet av död barrved. Vedticka är typisk art för </w:t>
+      </w:r>
+      <w:r>
+        <w:rPr>
+          <w:i/>
+        </w:rPr>
+        <w:t xml:space="preserve">9010 Taiga </w:t>
+      </w:r>
+      <w:r>
+        <w:t>(Nitare &amp; Skogsstyrelsen, 2019; SLU Artdatabanken, 2025).</w:t>
+      </w:r>
+    </w:p>
+    <w:p>
+      <w:r>
+        <w:rPr>
+          <w:b/>
+        </w:rPr>
+        <w:t xml:space="preserve">Ögonpyrola </w:t>
+      </w:r>
+      <w:r>
+        <w:t xml:space="preserve">är normalt en bra signalart som visar på områden med höga naturvärden och stabila förhållanden, särskilt inom näringsfattiga trakter. Växten är mycket känslig för markskador och försvinner snabbt efter slutavverkning. Den hotas också av skogsgödsling och markavvattning. Ögonpyrola är typisk art för </w:t>
+      </w:r>
+      <w:r>
+        <w:rPr>
+          <w:i/>
+        </w:rPr>
+        <w:t>9010 Taiga</w:t>
+      </w:r>
+      <w:r>
+        <w:t xml:space="preserve"> och</w:t>
+      </w:r>
+      <w:r>
+        <w:rPr>
+          <w:i/>
+        </w:rPr>
+        <w:t xml:space="preserve"> 9070 Trädklädd betesmark</w:t>
+      </w:r>
+      <w:r>
+        <w:t xml:space="preserve"> (Nitare &amp; Skogsstyrelsen, 2019; SLU Artdatabanken, 2024).</w:t>
+      </w:r>
+    </w:p>
+    <w:p>
+      <w:r>
+        <w:rPr>
+          <w:b/>
+        </w:rPr>
+        <w:t>Spillkråka (§4)</w:t>
+      </w:r>
+      <w:r>
+        <w:t xml:space="preserve"> omfattas av bilaga 1 i EU:s fågeldirektiv och är typisk art för </w:t>
+      </w:r>
+      <w:r>
+        <w:rPr>
+          <w:i/>
+        </w:rPr>
+        <w:t xml:space="preserve">9010 Taiga </w:t>
+      </w:r>
+      <w:r>
+        <w:t>och</w:t>
+      </w:r>
+      <w:r>
+        <w:rPr>
+          <w:i/>
+        </w:rPr>
+        <w:t xml:space="preserve"> 9740 Skogsbevuxen myr</w:t>
+      </w:r>
+      <w:r>
+        <w:t>. Den behöver grova träd, främst tall, asp och bok som boträd. Skogsbruk med korta omloppstider och täta, homogena ungskogar utgör det största hotet. Spillkråka är en nyckelart i skogliga miljöer vars övergivna bohål utnyttjas av flera andra hålhäckande fågelarter och fladdermöss, däribland pärluggla (EN, §4), knipa (§4), salskrake (§4) och skogsduva (§4). Hökuggla (VU, §4) och slaguggla (§4) häckar ofta i högstubbar som brutits av i höjd med ett gammalt spillkråkebo (SLU Artdatabanken, 2026; Skogsstyrelsen, 2016).</w:t>
+      </w:r>
+    </w:p>
+    <w:p>
+      <w:r>
+        <w:rPr>
+          <w:b/>
+        </w:rPr>
+        <w:t>Tallbit (§4)</w:t>
+      </w:r>
+      <w:r>
+        <w:t xml:space="preserve"> ställer höga krav på sin livsmiljö och permanent förekomst av häckande tallbit finns huvudsakligen i gammal grandominerad barrblandskog av naturskogskaraktär. Reviren är relativt stora (12–75 hektar) och arten saknas i områden med storskaligt skogsbruk med hög andel stora hyggen och täta ungskogar. Områden med dokumenterad permanent förekomst har vanligtvis så stora naturvärden att skogsbruk är olämpligt. Tallbit är typisk art för </w:t>
+      </w:r>
+      <w:r>
+        <w:rPr>
+          <w:i/>
+        </w:rPr>
+        <w:t>9010 Taiga</w:t>
+      </w:r>
+      <w:r>
+        <w:t xml:space="preserve"> (SLU Artdatabanken, 2026; Skogsstyrelsen, 2016). Observationer av tallbit i naturskog eller under häckningstid måste alltid utredas.</w:t>
+      </w:r>
+    </w:p>
+    <w:p>
+      <w:r>
+        <w:rPr>
+          <w:b/>
+        </w:rPr>
+        <w:t>Tjäder (§4)</w:t>
+      </w:r>
+      <w:r>
+        <w:t xml:space="preserve"> omfattas av bilaga 1 och 2 EU:s fågeldirektiv och är typisk art för </w:t>
+      </w:r>
+      <w:r>
+        <w:rPr>
+          <w:i/>
+        </w:rPr>
+        <w:t xml:space="preserve">9010 Taiga </w:t>
+      </w:r>
+      <w:r>
+        <w:t xml:space="preserve">och </w:t>
+      </w:r>
+      <w:r>
+        <w:rPr>
+          <w:i/>
+        </w:rPr>
+        <w:t>9740 Skogsbevuxen myr</w:t>
+      </w:r>
+      <w:r>
+        <w:t>. Tjädern är en utpräglad skogsfågel knuten till större sammanhängande barrskogsområden. Tupparna och hönorna utnyttjar till viss del olika miljöer, och habitatvalet varierar dessutom mellan olika delar av året. För att det ska finnas livskraftiga tjäderbestånd krävs funktionella skogslandskap med en blandning av uppvuxen, gles och luckig skog, täta sumpskogar, myrar och andra små våtmarker. Arten försvinner när skogen fragmenteras och den sammanlagda arealen hyggen och andra öppna områden blir för stor. Ett småskaligt och försiktigt virkesuttag genom hyggesfria metoder kan i vissa fall vara möjligt i området inom 200 m från lekcentrum. Längre ut från lekcentrum, inom 200–500 m bör den avverkade ytan inte överskrida 1 hektar för att undvika alltför stora och snabba förändringar (Skogsstyrelsen, 2019; SLU Artdatabanken, 2024).</w:t>
+      </w:r>
+    </w:p>
+    <w:p>
+      <w:pPr>
+        <w:pStyle w:val="Heading1"/>
+      </w:pPr>
+      <w:r>
+        <w:t>EU:s fågeldirektiv</w:t>
+      </w:r>
+    </w:p>
+    <w:p>
+      <w:r>
+        <w:t xml:space="preserve">Europeiska unionens medlemsländer är skyldiga att agera i enlighet med EU:s fågeldirektiv där det uttryckligen står att direktivet gäller för fåglar samt för deras ägg, bon och </w:t>
+      </w:r>
+      <w:r>
+        <w:rPr>
+          <w:b/>
+        </w:rPr>
+        <w:t xml:space="preserve">livsmiljöer </w:t>
+      </w:r>
+      <w:r>
+        <w:t>(artikel 1). Vidare att de åtgärder som vidtas inte får leda till en försämring av den nuvarande situationen beträffande bevarandet av de fågelarter som avses i artikel 1 (artikel 13). Fågeldirektivet är styrande för tillsynsansvariga myndigheters ärendehantering, ställningstaganden och beslutsfattande.</w:t>
+      </w:r>
+    </w:p>
+    <w:p>
+      <w:pPr>
+        <w:pStyle w:val="Heading1"/>
+      </w:pPr>
+      <w:r>
+        <w:t>Typiska arter och EU:s art- och habitatdirektiv</w:t>
+      </w:r>
+    </w:p>
+    <w:p>
+      <w:r>
+        <w:t>Typiska arter används för att lokalisera områden med gynnsam bevarandestatus för de naturtyper som är listade i EU:s art- och habitatdirektiv. Ett exempel är Västlig taiga (EU-kod 9010) som saknar gynnsam bevarandestatus och minskar starkt som naturtyp i Sverige. Naturvårdsverket skriver i sin vägledning för Västlig taiga att dylika miljöer förutsätter normalt att skogarna skyddas långsiktigt, eftersom skogsbruk inte är förenligt med bevarande av naturtypen i gynnsamt tillstånd (Naturvårdsverket, 2011).</w:t>
+      </w:r>
+    </w:p>
+    <w:p>
+      <w:r>
+        <w:t>Följande typiska arter har sina livsmiljöer och växtplatser i den avverkningsanmälda skogen: fläckporing (VU, T), garnlav (VU, T), gräddporing (VU, T), gränsticka (VU, T), lappticka (VU, T), mörk blåslav (VU, T), ostticka (VU, T), vitskaftad svartspik (VU, T), doftskinn (NT, T), gammelgransskål (NT, T), harticka (NT, T), knottrig blåslav (NT, T), kolflarnlav (NT, T), lappmes (NT, T, §4), lavskrika (NT, T, §4), lunglav (NT, T), rosenticka (NT, T), rynkskinn (NT, T), rödbrun blekspik (NT, T), skrovellav (NT, T), stjärntagging (NT, T), tretåig hackspett (NT, T, §4), ullticka (NT, T), vedskivlav (NT, T), blodticka (S, T), bårdlav (S, T), korallrot (S, T, §8), luddlav (S, T), mörk husmossa (S, T), norrlandslav (S, T), rävticka (S, T), skinnlav (S, T), stuplav (S, T), trådticka (S, T), vedticka (S, T), ögonpyrola (S, T), spillkråka (T, §4), tallbit (T, §4) och tjäder (T, §4).</w:t>
+      </w:r>
+    </w:p>
+    <w:p>
+      <w:r>
+        <w:t>Enligt Sveriges Artikel 17 rapportering 2013 och 2019 till EU, har naturtypen Västlig taiga (9010) dålig bevarandestatus med negativ trend inom Sveriges boreala region. Skogsbruksåtgärder som avverkning, röjning och gallring pekas ut som några av de främst bidragande orsakerna till naturtypens dåliga status och negativa trend (SLU Artdatabanken, 2019). I EU:s uppföljning av tillståndet för naturtyperna i Skandinavien 2013 – 2018 framgår det att i den boreala regionen är tillståndet så dåligt för Västlig taiga (9010) att habitatet löper allvarlig risk att försvinna regionalt (EEA, 2022). Det allvarliga läget för den biologiska mångfalden i skogen framhålls även i Skogsstyren rapport 2026/07:</w:t>
+      </w:r>
+    </w:p>
+    <w:p>
+      <w:r>
+        <w:rPr>
+          <w:i/>
+        </w:rPr>
+        <w:t>"All avverkning av kända skogliga värdekärnor och sannolika kontinuitetsskogar behöver upphöra för att fylla bristen om 1,56 miljoner hektar bevarad livsmiljötyp. På grund av begränsade kvarvarande arealer av värdekärnor, naturskogar och kontinuitetsskogar leder fortsatt förlust av dessa till en påtaglig risk för långsiktigt negativa effekter för biologisk mångfald i skogslandskapet. Att de återstående arealerna bevaras och ges ett långsiktigt skydd bedöms därför vara av avgörande betydelse."</w:t>
+      </w:r>
+      <w:r>
+        <w:t xml:space="preserve"> (Skogsstyrelsen, 2026).</w:t>
+      </w:r>
+    </w:p>
+    <w:p>
+      <w:r>
+        <w:t>Trots detta har statusen för Västlig taiga ändrats till otillräcklig i stället för dålig i den senaste Artikel 17 rapporteringen 2025. Av Naturvårdsverkets rapport framgår det dock att de ändrade statusbedömningarna jämfört med rapporteringen 2019 inte beror på faktiska miljöförändringar. Ändringarna är av teknisk karaktär och främst en följd av resultaten från genomförda regeringsuppdrag och beslut inför rapporteringen 2025. Det är alltså politisk styrning i stället för faktiska förhållanden i naturen som ändrat på naturtypernas status i rapporteringen, vilket rimmar dåligt med såväl art- och habitatdirektivets syften och mål som med naturrestaureringsförordningen. I praktiken har dock Sveriges nya sätt att rapportera bevarandestatus till EU inte någon betydelse eftersom Naturvårdsverkets rapportering 2025 visar att Västlig taiga</w:t>
+      </w:r>
+      <w:r>
+        <w:rPr>
+          <w:b/>
+        </w:rPr>
+        <w:t xml:space="preserve"> </w:t>
+      </w:r>
+      <w:r>
+        <w:t>inte har gynnsam bevarandestatus.</w:t>
+      </w:r>
+    </w:p>
+    <w:p>
+      <w:r>
+        <w:t>Åtgärder som vidtas i enlighet med art- och habitatdirektivet ska enligt Artikel 2 syfta till att bibehålla eller återställa en gynnsam bevarandestatus hos livsmiljöer samt arter och vilda djur och växter av gemenskapsintresse. Enligt prejudikat från EU-domstolen ska en skogsbruksverksamhet utföras på ett sådant sätt som utgör ett förebyggande och hållbart skogsbruk för att betraktas som förenlig med bevarandekraven i direktivet (se EU-domstolens dom i de förenade målen C 473-19 och C 474-19).</w:t>
+      </w:r>
+    </w:p>
+    <w:p>
+      <w:r>
+        <w:t xml:space="preserve">Av artikel 1.e samma direktiv framgår att en livsmiljös bevarandestatus anses " gynnsam" när — dess naturliga utbredningsområde och de ytor den täcker inom detta område är stabila eller ökande, och — den särskilda struktur och de särskilda funktioner som är nödvändiga för att den skall kunna bibehållas på lång sikt finns, och sannolikt kommer att finnas under en överskådlig framtid, och — bevarandestatusen hos dess </w:t>
+      </w:r>
+      <w:r>
+        <w:rPr>
+          <w:b/>
+        </w:rPr>
+        <w:t>typiska arter</w:t>
+      </w:r>
+      <w:r>
+        <w:t xml:space="preserve"> är gynnsam enligt definitionen i artikel 1.i.</w:t>
+      </w:r>
+    </w:p>
+    <w:p>
+      <w:r>
+        <w:t>EU-direktiv är bindande för EU:s medlemsländer varvid det ankommer på Skogsstyrelsen som nationell tillsynsmyndighet att beakta syftet med EU:s art- och habitatdirektiv vid prövningen av en skogsbruksverksamhet, se Rådets direktiv 92/43/EEG. Se ytterligare information om EU:s livsmiljödirektiv i bilaga 2.</w:t>
+      </w:r>
+    </w:p>
+    <w:p>
+      <w:r>
+        <w:br w:type="page"/>
+      </w:r>
+    </w:p>
+    <w:p>
+      <w:pPr>
+        <w:pStyle w:val="Title"/>
+      </w:pPr>
+      <w:r>
+        <w:t>BILAGA 1 –</w:t>
+        <w:br/>
+        <w:t>Fridlysta och rödlistade arter</w:t>
+      </w:r>
+    </w:p>
+    <w:p>
+      <w:pPr>
+        <w:pStyle w:val="Heading1"/>
+      </w:pPr>
+      <w:r>
+        <w:t>Lappmes – ekologi samt krav på livsmiljön</w:t>
+      </w:r>
+    </w:p>
+    <w:p>
+      <w:r>
+        <w:t>Lappmes (NT, §4) är en mycket stationär art som häckar i norra Sveriges barr- och blandskogar samt i fjällbjörkskogen. Utbredningen i såväl Finland, Norge och Sverige har krympt och hos oss är den nu vanligast i fjällnära områden där det finns större arealer av naturskog kvar (Skogsstyrelsen, 2016). Minskningstakten har uppgått till 17,5 (5–30) % under de senaste 10 åren. Bedömningen baseras på ett för arten lämpligt abundansindex och minskad geografisk utbredning och/eller försämrad habitatkvalitet. Baserat på de troligaste värdena hamnar arten i kategorin Nära hotad (NT). Minskningstakten för den svenska populationen bedöms vara nära gränsvärdet för Sårbar (VU). (A2bc) (SLU Artdatabanken, 2024).</w:t>
+      </w:r>
+    </w:p>
+    <w:p>
+      <w:r>
+        <w:t>Tyngdpunkten i förekomsten är knuten till områden med sammanhängande äldre barrskog men lappmesen häckar även i fjällbjörkszonen (dock i mycket lägre tätheter). Lappmesen häckar i naturliga hål och hackspetthål i stående träd och högstubbar. Håligheter används även som sovplatser under vintern. Lappmesen är till största delen en stannfågel – i synnerhet gamla fåglar förefaller vara extremt hemortstrogna. Ungfåglar kan dock vissa år vandra ut i stor omfattning (SLU Artdatabanken, 2024).</w:t>
+      </w:r>
+    </w:p>
+    <w:p>
+      <w:r>
+        <w:t>Studier i Finland och Norge tyder på att lappmesen missgynnas starkt av skogsbruk. Högre överlevnad och högre vikter hos flygga ungfåglar rapporteras från naturskog än i gallrad skog. Från norra Finland rapporteras födobrist vara en viktigare faktor än predation för överlevnaden i bostadiet. Hemområdesstorleken under häckningstid anges uppgå till 15–20 ha, men kan i marginella habitat vara mycket större, 50–100 ha. Minsta areal äldre skog med observationer under häckningstid i norra Finland var 15 ha (SLU Artdatabanken, 2024).</w:t>
+      </w:r>
+    </w:p>
+    <w:p>
+      <w:r>
+        <w:t xml:space="preserve">Lappmesen missgynnas när skogen blir alltför fragmenterad, och understiger arealen sammanhängande lämplig miljö 15 hektar så överges reviret. Brist på naturliga hål och hackspetthål samt brist på döda murkna löv- och barrträd där lappmesen själv kan mejsla ut bohål är starkt negativ. Lappmes är typisk art för </w:t>
+      </w:r>
+      <w:r>
+        <w:rPr>
+          <w:i/>
+        </w:rPr>
+        <w:t>9010 Taiga</w:t>
+      </w:r>
+      <w:r>
+        <w:t xml:space="preserve"> och fridlyst enligt 4§ artskyddsförordningen (Skogsstyrelsen, 2016; SLU Artdatabanken, 2024).</w:t>
       </w:r>
     </w:p>
     <w:p>
@@ -109,209 +1458,85 @@
         <w:pStyle w:val="Heading2"/>
       </w:pPr>
       <w:r>
-        <w:t>Fridlysta arter</w:t>
-      </w:r>
-    </w:p>
-    <w:p>
-      <w:r>
-        <w:t>Följande fridlysta arter har sina livsmiljöer och växtplatser i den avverkningsanmälda skogen: lappmes (NT, T, §4), lavskrika (NT, T, §4), talltita (NT, §4), tretåig hackspett (NT, T, §4), korallrot (S, T, §8), spillkråka (T, §4), tallbit (T, §4), tjäder (T, §4), fjällvråk (§4), kungsfågel (§4) och orre (§4).</w:t>
-      </w:r>
-    </w:p>
-    <w:p>
-      <w:r>
-        <w:t xml:space="preserve">Observera att medlemsländerna är skyldiga att agera i enlighet med EU:s fågeldirektiv där det uttryckligen står att direktivet gäller för fåglar samt för deras ägg, bon och </w:t>
-      </w:r>
-      <w:r>
-        <w:rPr>
-          <w:b/>
-        </w:rPr>
-        <w:t xml:space="preserve">livsmiljöer </w:t>
-      </w:r>
-      <w:r>
-        <w:t>(artikel 1). Vidare att de åtgärder som vidtas inte får leda till en försämring av den nuvarande situationen beträffande bevarandet av de fågelarter som avses i artikel 1 (artikel 13). Fågeldirektivet är styrande för tillsynsansvariga myndigheters ärendehantering, ställningstaganden och beslutsfattande.</w:t>
-      </w:r>
-    </w:p>
-    <w:p>
-      <w:r>
-        <w:rPr>
-          <w:b/>
-        </w:rPr>
-        <w:t>Korallrot (§8)</w:t>
-      </w:r>
-      <w:r>
-        <w:t xml:space="preserve"> växer i sumpskogar och annan fuktig eller växelfuktig skogsmark, exempelvis i alkärr och kärrkanter, fuktiga bäckdalar, raviner, myrlaggar, sumpiga strandskogar samt i fuktiga lundar. Den visar på mer eller mindre stabila förhållanden och intakt hydrologi och är känslig för avverkning, körskador, skogsgödsling och dikning. Korallrot är typisk art för </w:t>
+        <w:t>Referenser – lappmes</w:t>
+      </w:r>
+    </w:p>
+    <w:p>
+      <w:r>
+        <w:t xml:space="preserve">Skogsstyrelsen, 2016. </w:t>
       </w:r>
       <w:r>
         <w:rPr>
           <w:i/>
         </w:rPr>
-        <w:t>9080 Lövsumpskog</w:t>
-      </w:r>
-      <w:r>
-        <w:t xml:space="preserve"> och fridlyst enligt 8 § artskyddsförordningen (SLU Artdatabanken, 2024; Nitare &amp; Skogsstyrelsen, 2019).</w:t>
-      </w:r>
-    </w:p>
-    <w:p>
-      <w:r>
-        <w:rPr>
-          <w:b/>
-        </w:rPr>
-        <w:t>Lappmes (NT, §4)</w:t>
-      </w:r>
-      <w:r>
-        <w:t xml:space="preserve">, som är typisk art för </w:t>
+        <w:t xml:space="preserve">Vägledning för hänsyn till lappmes. </w:t>
+      </w:r>
+      <w:r>
+        <w:t>Vägledningar och kunskapsstöd artskydd - Skogsstyrelsen</w:t>
+      </w:r>
+    </w:p>
+    <w:p>
+      <w:r>
+        <w:t xml:space="preserve">SLU Artdatabanken, 2024. </w:t>
       </w:r>
       <w:r>
         <w:rPr>
           <w:i/>
         </w:rPr>
+        <w:t xml:space="preserve">Artfakta: lappmes (Poecile cinctus). </w:t>
+      </w:r>
+      <w:r>
+        <w:t>https://artfakta.se/taxa/103022</w:t>
+      </w:r>
+    </w:p>
+    <w:p>
+      <w:pPr>
+        <w:pStyle w:val="Heading1"/>
+      </w:pPr>
+      <w:r>
+        <w:t>Lavskrika – ekologi samt krav på livsmiljön</w:t>
+      </w:r>
+    </w:p>
+    <w:p>
+      <w:r>
+        <w:t>Lavskrika är rödlistad som nära hotad (NT), fridlyst enligt 4 § artskyddsförordningen (2007:845) och ingår i förteckningen över prioriterade arter i Skogsstyrelsens föreskrifter och allmänna råd (SKSFS 2011:7) bilaga 4. Lavskrikan är en mycket stationär fågel, som häckar i äldre, slutna och hänglavsrika barrskogar. Nyckelfaktorer är flerskiktad skog med rik undervegetation samt riklig förekomst av hänglavar (SLU Artdatabanken, 2026).</w:t>
+      </w:r>
+    </w:p>
+    <w:p>
+      <w:r>
+        <w:t xml:space="preserve">I Skogsstyrelsens vägledning för hänsyn till fåglar står bland annat att: </w:t>
+      </w:r>
+      <w:r>
+        <w:rPr>
+          <w:i/>
+        </w:rPr>
+        <w:t>“Reviren är livslånga med hemområden som varierar mellan 50 och 150 ha. Hemområdena har inga fasta gränser utan det handlar mera om de yttre gränserna för familjegruppernas rörelser. Lavskrikan undviker att förflytta sig över stora öppna områden och hemområdesstorleken är därför större i områden fragmenterade av hyggen och yngre skog än i områden med i sammanhängande äldre skog. Det finns studier som antyder att det inom ett revir bör finnas maximalt 15 % öppna ytor och ungskog. Inom ett revir av hög kvalitet finns det som regel ett eller flera kärnområden (1–20 ha) med relativt tät flerskiktad granskog.”</w:t>
+      </w:r>
+      <w:r>
+        <w:t xml:space="preserve"> Vidare att: </w:t>
+      </w:r>
+      <w:r>
+        <w:rPr>
+          <w:i/>
+        </w:rPr>
+        <w:t>“Arten missgynnas när flerskiktad skog omförs till enskiktade bestånd. Även skogsskötsel med återkommande röjning och hård gallring är starkt negativt. Lavskrikan har relativt stora hemområden och försvinner när den äldre skogen fragmenteras, särskilt allvarligt är när kärnområdena avverkas.”</w:t>
+      </w:r>
+      <w:r>
+        <w:t xml:space="preserve"> (Skogsstyrelsen 2016).</w:t>
+      </w:r>
+    </w:p>
+    <w:p>
+      <w:r>
+        <w:t xml:space="preserve">Populationen har minskat med 20 (10–30) % under de senaste 15 åren och minskningstakten bedöms vara nära gränsvärdet för sårbar (VU). Arten försvinner successivt framför allt vid dess utbredningsgränser och populationen har minskat kontinuerligt under 2000-talet. Lavskrika är typisk art för </w:t>
+      </w:r>
+      <w:r>
+        <w:rPr>
+          <w:i/>
+        </w:rPr>
         <w:t>9010 Taiga</w:t>
       </w:r>
       <w:r>
-        <w:t>, rödlistad som nära hotad och prioriterad art i Skogsvårdslagen, har minskat med 17,5 (5–30) % under de senaste 10 åren. Lappmesen är en mycket stationär art som häckar i norra Sveriges barr- och blandskogar samt i fjällbjörkskogen. Arten missgynnas starkt av skogsbruk och studier har visat att överlevnaden och vikten hos flygga ungfåglar är högre i naturskog än i gallrad skog. Hemområdesstorleken under häckningstid anges uppgå till 15–20 ha, men kan i marginella habitat vara mycket större, 50–100 ha. Minsta areal äldre skog med observationer under häckningstid i norra Finland var 15 ha. Minskningstakten för den svenska populationen bedöms vara nära gränsvärdet för Sårbar (VU). (A2bc) (SLU Artdatabanken, 2024; Skogsstyrelsen, 2016).</w:t>
-      </w:r>
-    </w:p>
-    <w:p>
-      <w:r>
-        <w:rPr>
-          <w:b/>
-        </w:rPr>
-        <w:t>Lavskrika (NT, §4)</w:t>
-      </w:r>
-      <w:r>
-        <w:t xml:space="preserve"> är rödlistad som nära hotad och fridlyst enligt 4§ artskyddsförordningen. Den har minskat med 20 (10–30) % under de senaste 15 åren och minskningstakten bedöms vara nära gränsvärdet för sårbar (VU). Lavskrikan är en mycket stationär fågel, som häckar i äldre, slutna och hänglavsrika barrskogar. Nyckelfaktorer är flerskiktad skog med rik undervegetation samt riklig förekomst av hänglavar. Reviren är livslånga med hemområden som varierar mellan 50 och 150 ha. Inom ett revir av hög kvalitet finns det som regel ett eller flera kärnområden (1–20 ha) med relativt tät flerskiktad granskog. Arten missgynnas när flerskiktad skog omförs till enskiktade bestånd och även röjning och hård gallring är starkt negativt. Lavskrikan har relativt stora hemområden och försvinner när den äldre skogen fragmenteras, särskilt allvarligt är när kärnområdena avverkas. Den försvinner successivt framför allt vid dess utbredningsgränser och populationen har minskat kontinuerligt under 2000-talet. Lavskrika är typisk art för </w:t>
-      </w:r>
-      <w:r>
-        <w:rPr>
-          <w:i/>
-        </w:rPr>
-        <w:t>9010 Taiga</w:t>
-      </w:r>
-      <w:r>
-        <w:t xml:space="preserve"> (SLU Artdatabanken, 2026; Skogsstyrelsen 2016).</w:t>
-      </w:r>
-    </w:p>
-    <w:p>
-      <w:r>
-        <w:rPr>
-          <w:b/>
-        </w:rPr>
-        <w:t>Spillkråka (§4)</w:t>
-      </w:r>
-      <w:r>
-        <w:t xml:space="preserve"> omfattas av bilaga 1 i EU:s fågeldirektiv och är typisk art för </w:t>
-      </w:r>
-      <w:r>
-        <w:rPr>
-          <w:i/>
-        </w:rPr>
-        <w:t xml:space="preserve">9010 Taiga </w:t>
-      </w:r>
-      <w:r>
-        <w:t>och</w:t>
-      </w:r>
-      <w:r>
-        <w:rPr>
-          <w:i/>
-        </w:rPr>
-        <w:t xml:space="preserve"> 9740 Skogsbevuxen myr</w:t>
-      </w:r>
-      <w:r>
-        <w:t>. Den behöver grova träd, främst tall, asp och bok som boträd. Skogsbruk med korta omloppstider och täta, homogena ungskogar utgör det största hotet. Spillkråka är en nyckelart i skogliga miljöer vars övergivna bohål utnyttjas av flera andra hålhäckande fågelarter och fladdermöss, däribland pärluggla (EN, §4), knipa (§4), salskrake (§4) och skogsduva (§4). Hökuggla (VU, §4) och slaguggla (§4) häckar ofta i högstubbar som brutits av i höjd med ett gammalt spillkråkebo (SLU Artdatabanken, 2026; Skogsstyrelsen, 2016).</w:t>
-      </w:r>
-    </w:p>
-    <w:p>
-      <w:r>
-        <w:rPr>
-          <w:b/>
-        </w:rPr>
-        <w:t>Tallbit (§4)</w:t>
-      </w:r>
-      <w:r>
-        <w:t xml:space="preserve"> ställer höga krav på sin livsmiljö och permanent förekomst av häckande tallbit finns huvudsakligen i gammal grandominerad barrblandskog av naturskogskaraktär. Reviren är relativt stora (12–75 hektar) och arten saknas i områden med storskaligt skogsbruk med hög andel stora hyggen och täta ungskogar. Områden med dokumenterad permanent förekomst har vanligtvis så stora naturvärden att skogsbruk är olämpligt. Tallbit är typisk art för </w:t>
-      </w:r>
-      <w:r>
-        <w:rPr>
-          <w:i/>
-        </w:rPr>
-        <w:t>9010 Taiga</w:t>
-      </w:r>
-      <w:r>
-        <w:t xml:space="preserve"> (SLU Artdatabanken, 2026; Skogsstyrelsen, 2016). Observationer av tallbit i naturskog eller under häckningstid måste alltid utredas.</w:t>
-      </w:r>
-    </w:p>
-    <w:p>
-      <w:r>
-        <w:rPr>
-          <w:b/>
-        </w:rPr>
-        <w:t>Talltita (NT, §4)</w:t>
-      </w:r>
-      <w:r>
-        <w:t>, rödlistad som nära hotad och prioriterad art i Skogsvårdslagen, har häckningsrevir i anmälan. Arten har minskat kraftigt de senaste 30 åren och minskningstakten innevarande 10-årsperiod beräknas till 20 (10–30) %. Talltitan är synnerligen trogen sitt cirka 15 hektar stora revir och är beroende av flerskiktade olikåldriga skogar för att kunna föda upp sina ungar. Talltitan försvinner om dess livsmiljö kalavverkas (Eggers &amp; Low, 2014; Ekman, 1979; Griesser et al, 2007; Klein, 2020; Siffczyk et al, 2003; SLU Artdatabanken, 2021).</w:t>
-      </w:r>
-    </w:p>
-    <w:p>
-      <w:r>
-        <w:rPr>
-          <w:b/>
-        </w:rPr>
-        <w:t>Tjäder (§4)</w:t>
-      </w:r>
-      <w:r>
-        <w:t xml:space="preserve"> omfattas av bilaga 1 och 2 EU:s fågeldirektiv och är typisk art för </w:t>
-      </w:r>
-      <w:r>
-        <w:rPr>
-          <w:i/>
-        </w:rPr>
-        <w:t xml:space="preserve">9010 Taiga </w:t>
-      </w:r>
-      <w:r>
-        <w:t xml:space="preserve">och </w:t>
-      </w:r>
-      <w:r>
-        <w:rPr>
-          <w:i/>
-        </w:rPr>
-        <w:t>9740 Skogsbevuxen myr</w:t>
-      </w:r>
-      <w:r>
-        <w:t>. Tjädern är en utpräglad skogsfågel knuten till större sammanhängande barrskogsområden. Tupparna och hönorna utnyttjar till viss del olika miljöer, och habitatvalet varierar dessutom mellan olika delar av året. För att det ska finnas livskraftiga tjäderbestånd krävs funktionella skogslandskap med en blandning av uppvuxen, gles och luckig skog, täta sumpskogar, myrar och andra små våtmarker. Arten försvinner när skogen fragmenteras och den sammanlagda arealen hyggen och andra öppna områden blir för stor. Ett småskaligt och försiktigt virkesuttag genom hyggesfria metoder kan i vissa fall vara möjligt i området inom 200 m från lekcentrum. Längre ut från lekcentrum, inom 200–500 m bör den avverkade ytan inte överskrida 1 hektar för att undvika alltför stora och snabba förändringar (Skogsstyrelsen, 2019; SLU Artdatabanken, 2024).</w:t>
-      </w:r>
-    </w:p>
-    <w:p>
-      <w:r>
-        <w:rPr>
-          <w:b/>
-        </w:rPr>
-        <w:t>Tretåig hackspett (NT, §4)</w:t>
-      </w:r>
-      <w:r>
-        <w:t xml:space="preserve"> är rödlistad som nära hotad och ingår i bilaga 1 i EU:s fågeldirektiv. Tretåig hackspett är för sin överlevnad beroende av kontinuerlig tillförsel av äldre döende och död ved, som sker genom naturliga självgallringsprocesser i äldre grannaturskogar och barrblandade naturskogar. Om en skog genom skogsbruk gallras eller glesas ur så upphör och uteblir i stort sett den naturliga självgallringsprocessen för mycket lång tid framöver vilket omöjliggör upprätthållandet av den kontinuerliga ekologiska funktionen i ett område. Det finns studier som visar att naturskogens självgallringsprocess som den tretåiga hackspetten är beroende av, inte kan ersättas med efterlämnad hänsyn i skogsbruket (Imbeau &amp; Desrochers, 2002). Storleken på häckningsreviret varierar med skogstypen, förekomsten av död ved och graden av fragmentering, men är i allmänhet i storleksordningen 25–100 hektar. Vintertid krävs ofta betydligt större områden och det finns studier som antyder att arten behöver minst 100 hektar äldre skog. I områden med låg bonitet kan det behövas över 200 hektar lämpligt habitat för att ett par ska kunna reproducera sig. Områden med dokumenterad permanent förekomst i naturskogsmiljöer har vanligen så stora naturvärden att skogsbruk är olämpligt. Tretåig hackspett är typisk art för </w:t>
-      </w:r>
-      <w:r>
-        <w:rPr>
-          <w:i/>
-        </w:rPr>
-        <w:t xml:space="preserve">9010 Taiga, 9740 Skogsbevuxen myr, 9030 Landhöjningsskog </w:t>
-      </w:r>
-      <w:r>
-        <w:t xml:space="preserve">och </w:t>
-      </w:r>
-      <w:r>
-        <w:rPr>
-          <w:i/>
-        </w:rPr>
-        <w:t>9040 Fjällbjörkskog</w:t>
-      </w:r>
-      <w:r>
-        <w:t xml:space="preserve"> (Skogsstyrelsen, 2016; SLU Artdatabanken, 2024).</w:t>
-      </w:r>
-    </w:p>
-    <w:p>
-      <w:r>
-        <w:t>I BILAGA 1 finns mer detaljerad information om ekologi samt krav på livsmiljö hos fridlysta arter.</w:t>
+        <w:t xml:space="preserve"> (SLU Artdatabanken, 2026).</w:t>
       </w:r>
     </w:p>
     <w:p>
@@ -319,1032 +1544,35 @@
         <w:pStyle w:val="Heading2"/>
       </w:pPr>
       <w:r>
-        <w:t>Övriga naturvårdsarter</w:t>
-      </w:r>
-    </w:p>
-    <w:p>
-      <w:r>
-        <w:rPr>
-          <w:b/>
-        </w:rPr>
-        <w:t xml:space="preserve">Blodticka </w:t>
-      </w:r>
-      <w:r>
-        <w:t xml:space="preserve">är i norra Sverige främst knuten till grova granlågor i urskogsartad barrskog, men förekommer ibland även på klenare granar i anslutning till bäckar och sumpskogar. Den är en bra indikator på granskogar med höga naturvärden och oftast förekommer den tillsammans med ett stort antal ovanliga och rödlistade arter. I södra Sverige växer den framför allt på tall och har då ett lägre signalvärde. Blodticka är typisk art för </w:t>
+        <w:t>Referenser – lavskrika</w:t>
+      </w:r>
+    </w:p>
+    <w:p>
+      <w:r>
+        <w:t xml:space="preserve">Skogsstyrelsen, 2016. </w:t>
       </w:r>
       <w:r>
         <w:rPr>
           <w:i/>
         </w:rPr>
-        <w:t>9030 Landhöjningsskog</w:t>
-      </w:r>
-      <w:r>
-        <w:t xml:space="preserve"> (SLU Artdatabanken, 2025; Nitare &amp; Skogsstyrelsen, 2019).</w:t>
-      </w:r>
-    </w:p>
-    <w:p>
-      <w:r>
-        <w:rPr>
-          <w:b/>
-        </w:rPr>
-        <w:t>Blågrå svartspik (NT)</w:t>
-      </w:r>
-      <w:r>
-        <w:t xml:space="preserve"> växer på torr, hård ved av gamla, solbelysta torrakor, högstubbar av tall och grova döda grenar på levande tallar i öppna bestånd av naturskogskaraktär. Nästan alltid rör det sig om tjärrika torrträd och högstubbar (töreved, keloträd) som kan vara en bra bit över hundra år, i vissa fall sannolikt hundratals år gamla. Skogsbruk är idag det allvarligaste hotet. Ett långsiktigt hot är att nybildningen av gamla torrakor och högstubbar är en långsam process vilken ofta är beroende av skogsbrand. Nytt substrat bildas numera sannolikt nästan inte alls då antalet naturliga skogsbränder har minskat drastiskt på grund av effektivare brandbekämpning. Döda träd som lämnas efter avverkning är inte lämpliga för arten, eftersom dessa träd inte varit utsatta för skogsbrand och bildat tjärrik ved. Skogsbruksåtgärder på eller i närheten av växtplatserna bör undvikas. Naturskogsartade skogar med förekomst av arten indikerar höga biologiska värden och bör bevaras. Blågrå svartspik har en mycket begränsad utbredning utanför de nordiska länderna varför dessa länder har ett speciellt ansvar för arten (SLU Artdatabanken, 2024).</w:t>
-      </w:r>
-    </w:p>
-    <w:p>
-      <w:r>
-        <w:rPr>
-          <w:b/>
-        </w:rPr>
-        <w:t>Bårdlav</w:t>
-      </w:r>
-      <w:r>
-        <w:t xml:space="preserve"> signalerar miljöer med höga naturvärden och på lokalerna finns vanligtvis många andra ovanliga och rödlistade arter. Den visar även på platser med hög och jämn luftfuktighet. På bårdlav och andra njurlavar (Nephroma) kan de sällsynta parasiterna </w:t>
+        <w:t xml:space="preserve">Vägledning för hänsyn till fåglar – lavskrika. </w:t>
+      </w:r>
+      <w:r>
+        <w:t>https://www.skogsstyrelsen.se/globalassets/lag-och-tillsyn/artskydd/vagledningar-for-hansyn-till-faglar/lavskrika-vagledning-hansyn.pdf</w:t>
+      </w:r>
+    </w:p>
+    <w:p>
+      <w:r>
+        <w:t xml:space="preserve">SLU Artdatabanken, 2026. </w:t>
       </w:r>
       <w:r>
         <w:rPr>
           <w:i/>
         </w:rPr>
-        <w:t xml:space="preserve">Protounguicularia nephromatis </w:t>
-      </w:r>
-      <w:r>
-        <w:t xml:space="preserve">(VU) och </w:t>
-      </w:r>
-      <w:r>
-        <w:rPr>
-          <w:i/>
-        </w:rPr>
-        <w:t xml:space="preserve">Tremella nephromatis </w:t>
-      </w:r>
-      <w:r>
-        <w:t xml:space="preserve">(DD) påträffas. Bårdlav är typisk art för </w:t>
-      </w:r>
-      <w:r>
-        <w:rPr>
-          <w:i/>
-        </w:rPr>
-        <w:t xml:space="preserve">9010 Taiga, 9020 Nordlig ädellövskog, 9070 Trädklädd betesmark, 9110 Näringsfattig bokskog, 9160 Näringsrik ekskog, 9180 Ädellövskog i branter </w:t>
-      </w:r>
-      <w:r>
-        <w:t>och</w:t>
-      </w:r>
-      <w:r>
-        <w:rPr>
-          <w:i/>
-        </w:rPr>
-        <w:t xml:space="preserve"> 9190 Näringsfattig ekskog</w:t>
-      </w:r>
-      <w:r>
-        <w:t xml:space="preserve"> (SLU Artdatabanken, 2026; Nitare &amp; Skogsstyrelsen, 2019).</w:t>
-      </w:r>
-    </w:p>
-    <w:p>
-      <w:r>
-        <w:rPr>
-          <w:b/>
-        </w:rPr>
-        <w:t>Doftskinn (NT)</w:t>
-      </w:r>
-      <w:r>
-        <w:t xml:space="preserve">, rödlistad som nära hotad, är en mycket bra signalart för boreal granskog och indikerar ett gran-skogsekosystem med lång kontinuitet av grova lågor. Arten är placerad i toppen av Skogsstyrelsens värdepyramid för bedömning av skog med höga naturvärden och har klassats som en “urskogsindikator”, då den förekommer med ett tydligt optimum i helt eller nästan helt orörda skogar. Doftskinn är typisk art för </w:t>
-      </w:r>
-      <w:r>
-        <w:rPr>
-          <w:i/>
-        </w:rPr>
-        <w:t xml:space="preserve">9010 Taiga </w:t>
-      </w:r>
-      <w:r>
-        <w:t>(SLU Artdatabanken, 2025; Nitare &amp; Skogsstyrelsen, 2019).</w:t>
-      </w:r>
-    </w:p>
-    <w:p>
-      <w:r>
-        <w:rPr>
-          <w:b/>
-        </w:rPr>
-        <w:t>Fläckporing (VU)</w:t>
-      </w:r>
-      <w:r>
-        <w:t xml:space="preserve"> är en mycket bra signalart som visar på tallnaturskogar med höga naturvärden. Den är placerad högst upp i Skogsstyrelsens värdepyramid för bedömning av skog med höga naturvärden och indikerar områden som är mer eller mindre opåverkade av skogsbruk och där det funnits en kontinuitet av tallågor i olika nedbrytningsstadier. För att på lång sikt bibehålla livskraftiga populationer i ett område behövs troligen större skyddade områden som tillåter att man upprätthåller en naturlig branddynamik. Fläckporing är typisk art för </w:t>
-      </w:r>
-      <w:r>
-        <w:rPr>
-          <w:i/>
-        </w:rPr>
-        <w:t>9010 Taiga</w:t>
-      </w:r>
-      <w:r>
-        <w:t xml:space="preserve"> (SLU Artdatabanken, 2024; Nitare &amp; Skogsstyrelsen, 2019).</w:t>
-      </w:r>
-    </w:p>
-    <w:p>
-      <w:r>
-        <w:rPr>
-          <w:b/>
-        </w:rPr>
-        <w:t>Gammelgransskål (NT)</w:t>
-      </w:r>
-      <w:r>
-        <w:t xml:space="preserve"> är en liten skålsvamp som växer på gamla granar med skrovlig bark. Typiska växtplatser är gransumpskog i myrkanter, bäckdråg, bäckraviner och skuggiga bergssluttningar, men också skog på torrare mark kan hysa arten om beståndet har stark naturskogskaraktär. Bestånd med arten bör behandlas som nyckelbiotoper och sparas vid en slutavverkning. Även gallring bör undvikas. Gammelgransskål är typisk art för </w:t>
-      </w:r>
-      <w:r>
-        <w:rPr>
-          <w:i/>
-        </w:rPr>
-        <w:t>9010 Taiga</w:t>
-      </w:r>
-      <w:r>
-        <w:t xml:space="preserve"> (SLU Artdatabanken, 2024; Nitare &amp; Skogsstyrelsen, 2019).</w:t>
-      </w:r>
-    </w:p>
-    <w:p>
-      <w:r>
-        <w:rPr>
-          <w:b/>
-        </w:rPr>
-        <w:t>Garnlav (VU)</w:t>
-      </w:r>
-      <w:r>
-        <w:t xml:space="preserve"> är en utpräglad barrskogsart som ibland kan drapera träden i norrländska grannaturskogar med hög luftfuktighet. Den förekommer även i talldominerade bestånd där den, förutom i trädens grenverk, påträffas hängande över ojämnheter i tallbarken. Arten har minskat starkt i södra och mellersta Sverige och den minskar även i sitt nordliga utbredningsområde. Minskningstakten uppgår till 30 (20–50) % inom 50 år och överstiger gränsvärdet för Sårbar (VU). Orsaken till tillbakagången beror främst på slutavverkningar av naturskogsartade skogar. Bestånd med riklig förekomst bör regelmässigt sparas, vilket även gynnar flera andra sällsynta och rödlistade arter. Garnlav är värdväxt för den mycket sällsynta och akut hotade fjärilen barrskogslavfly (CR) som hör hemma i boreala barrskogar med riklig förekomst av värdväxten. Tidigare kunde arten konstateras årligen på flera platser vid Dala-Floda i Dalarna innan lokalerna kalavverkades. Senaste fyndet i landet av barrskogslavfly är från år 2000 då den påträffades vid Högberget i Sollefteå kommun. Garnlav är typisk art för </w:t>
-      </w:r>
-      <w:r>
-        <w:rPr>
-          <w:i/>
-        </w:rPr>
-        <w:t xml:space="preserve">9010 Taiga </w:t>
-      </w:r>
-      <w:r>
-        <w:t>och</w:t>
-      </w:r>
-      <w:r>
-        <w:rPr>
-          <w:i/>
-        </w:rPr>
-        <w:t xml:space="preserve"> 9070 Trädklädd betesmark</w:t>
-      </w:r>
-      <w:r>
-        <w:t xml:space="preserve"> (SLU Artdatabanken, 2026).</w:t>
-      </w:r>
-    </w:p>
-    <w:p>
-      <w:r>
-        <w:rPr>
-          <w:b/>
-        </w:rPr>
-        <w:t>Gräddporing (VU)</w:t>
-      </w:r>
-      <w:r>
-        <w:t xml:space="preserve"> växer nästan enbart i urskogsartad barrskog på gamla, kraftigt murkna, grova och mossbelupna tallågor i något fuktiga och skuggiga lägen. Arten är placerad högst upp i Skogsstyrelsens värdepyramid för bedömning av skog med höga naturvärden och indikerar gamla och relativt orörda tallnaturskogar med höga naturvärden där det under låg tid kontinuerligt funnits inslag av grova tallågor. För att på sikt hejda artens vikande trend behöver merparten av gräddporingens nu kända växtplatser undantas från skogsbruk. Gräddporing är typisk art för </w:t>
-      </w:r>
-      <w:r>
-        <w:rPr>
-          <w:i/>
-        </w:rPr>
-        <w:t>9010 Taiga</w:t>
-      </w:r>
-      <w:r>
-        <w:t xml:space="preserve"> (SLU Artdatabanken, 2024; Nitare &amp; Skogsstyrelsen, 2019).</w:t>
-      </w:r>
-    </w:p>
-    <w:p>
-      <w:r>
-        <w:rPr>
-          <w:b/>
-        </w:rPr>
-        <w:t>Gränsticka (VU)</w:t>
-      </w:r>
-      <w:r>
-        <w:t xml:space="preserve"> är en mycket bra signalart inom hela sitt utbredningsområde. Den är huvudsakligen knuten till restbestånd av barrnaturskog och förekommer med ett tydligt optimum i orörda eller måttligt påverkade gamla granskogar där det föreligger långvarig kontinuitet av grov död ved. Den totala populationen bedöms ha minskat och fortsätter att minska i takt med att grankontinuitetsskogar (äldre tidigare icke kalavverkade skogar) minskar i areal. Minskningstakten överstiger gränsvärdet för sårbar (VU). Lokaler som hyser arten bör undantas från skogsbruk, speciellt i mellersta och södra Sverige. Gränsticka är typisk art för </w:t>
-      </w:r>
-      <w:r>
-        <w:rPr>
-          <w:i/>
-        </w:rPr>
-        <w:t>9010 Taiga</w:t>
-      </w:r>
-      <w:r>
-        <w:t xml:space="preserve"> (SLU Artdatabanken, 2026; Nitare &amp; Skogsstyrelsen, 2019).</w:t>
-      </w:r>
-    </w:p>
-    <w:p>
-      <w:r>
-        <w:rPr>
-          <w:b/>
-        </w:rPr>
-        <w:t>Harticka (NT)</w:t>
-      </w:r>
-      <w:r>
-        <w:t xml:space="preserve"> är normalt en mycket bra signalart för granskogar med höga naturvärden. Även när svampen påträffas i mer påverkade skogar är det nästan alltid fråga om skogsmiljöer i sena successionsstadier med höga naturvärden. Skogsskötselåtgärder på eller i omedelbar närhet av växtplatserna kan innebära ett hot mot arten. Harticka är typisk art för </w:t>
-      </w:r>
-      <w:r>
-        <w:rPr>
-          <w:i/>
-        </w:rPr>
-        <w:t xml:space="preserve">9010 Taiga, 9050 Näringsrik granskog </w:t>
-      </w:r>
-      <w:r>
-        <w:t xml:space="preserve">och </w:t>
-      </w:r>
-      <w:r>
-        <w:rPr>
-          <w:i/>
-        </w:rPr>
-        <w:t>9030 Landhöjningsskog</w:t>
-      </w:r>
-      <w:r>
-        <w:t xml:space="preserve"> (SLU Artdatabanken, 2024; Nitare &amp; Skogsstyrelsen, 2019).</w:t>
-      </w:r>
-    </w:p>
-    <w:p>
-      <w:r>
-        <w:rPr>
-          <w:b/>
-        </w:rPr>
-        <w:t>Knottrig blåslav (NT)</w:t>
-      </w:r>
-      <w:r>
-        <w:t xml:space="preserve"> har sin huvudutbredning i gamla granskogar i det övre barrskogsbältet mot fjällen. Den signalerar alltid höga naturvärden och växer i skogar med lång kontinuitet, mest i opåverkade naturskogsbestånd. Arten överlever inte en slutavverkning (inklusive hänsyn) och den finns idag enbart i kontinuitetsskog. Lavens fortsatta förekomst bör säkerställas genom att lokaler med äldre barrskog skyddas. Knottrig blåslav är typisk art för </w:t>
-      </w:r>
-      <w:r>
-        <w:rPr>
-          <w:i/>
-        </w:rPr>
-        <w:t xml:space="preserve">9010 Taiga </w:t>
-      </w:r>
-      <w:r>
-        <w:t>och</w:t>
-      </w:r>
-      <w:r>
-        <w:rPr>
-          <w:i/>
-        </w:rPr>
-        <w:t xml:space="preserve"> 9040 Fjällbjörkskog</w:t>
-      </w:r>
-    </w:p>
-    <w:p>
-      <w:r>
-        <w:t>(SLU Artdatabanken, 2024; Nitare &amp; Skogsstyrelsen, 2019).</w:t>
-      </w:r>
-    </w:p>
-    <w:p>
-      <w:r>
-        <w:rPr>
-          <w:b/>
-        </w:rPr>
-        <w:t>Kolflarnlav (NT)</w:t>
-      </w:r>
-      <w:r>
-        <w:t xml:space="preserve"> är brandberoende och växer nästan uteslutande på kolad hård kärnved av tall. Etableringen verkar ske först 100–300 år efter brand och nytt substrat nybildas i mycket begränsad omfattning. Avverkning av tallskog av naturskogskaraktär med spår av återkommande bränder är ett hot och mängden lämplig ved att växa på för arten minskar dels på grund av naturlig nedbrytning men framförallt på grund av att det förstörs i samband med slutavverkningar, gallringar och markberedning. Såväl kolflarnlav som mörk kolflarnlav har glänsande bålfjäll och förekommer främst i tall- och blandbarrskogar av naturskogskaraktär med spår av återkommande bränder. Skogar som dessa hyser höga biologiska värden och bör skyddas. Kolflarnlav är typisk art för </w:t>
-      </w:r>
-      <w:r>
-        <w:rPr>
-          <w:i/>
-        </w:rPr>
-        <w:t>9010 Taiga</w:t>
-      </w:r>
-      <w:r>
-        <w:t xml:space="preserve"> (SLU Artdatabanken, 2024).</w:t>
-      </w:r>
-    </w:p>
-    <w:p>
-      <w:r>
-        <w:rPr>
-          <w:b/>
-        </w:rPr>
-        <w:t>Lappticka (VU)</w:t>
-      </w:r>
-      <w:r>
-        <w:t xml:space="preserve">, rödlistad som sårbar, är knuten till gamla granskogar med riklig förekomst av död ved. Den klassas som en “urskogsindikator” och alla skogsskötselåtgärder på eller i omedelbar närhet av lokalerna utgör ett hot. Lappticka är typisk art för </w:t>
-      </w:r>
-      <w:r>
-        <w:rPr>
-          <w:i/>
-        </w:rPr>
-        <w:t>9010 Taiga</w:t>
-      </w:r>
-      <w:r>
-        <w:t xml:space="preserve"> (Nitare &amp; Skogsstyrelsen, 2019; SLU Artdatabanken, 2024).</w:t>
-      </w:r>
-    </w:p>
-    <w:p>
-      <w:r>
-        <w:rPr>
-          <w:b/>
-        </w:rPr>
-        <w:t>Luddlav</w:t>
-      </w:r>
-      <w:r>
-        <w:t xml:space="preserve"> signalerar lång skoglig kontinuitet med ett stabilt lokal- och mikroklimat med hög och jämn fuktighet. Luddlav är typisk art för </w:t>
-      </w:r>
-      <w:r>
-        <w:rPr>
-          <w:i/>
-        </w:rPr>
-        <w:t>9010 Taiga,</w:t>
-      </w:r>
-      <w:r>
-        <w:t xml:space="preserve"> </w:t>
-      </w:r>
-      <w:r>
-        <w:rPr>
-          <w:i/>
-        </w:rPr>
-        <w:t xml:space="preserve">9020 Nordlig ädellövskog, 9070 Trädklädd betesmark, 9110 Näringsfattig bokskog, 9180 Ädellövskog i branter </w:t>
-      </w:r>
-      <w:r>
-        <w:t>och</w:t>
-      </w:r>
-      <w:r>
-        <w:rPr>
-          <w:i/>
-        </w:rPr>
-        <w:t xml:space="preserve"> 9190 Näringsfattig ekskog </w:t>
-      </w:r>
-      <w:r>
-        <w:t>(Nitare &amp; Skogsstyrelsen, 2019; SLU Artdatabanken, 2025).</w:t>
-      </w:r>
-    </w:p>
-    <w:p>
-      <w:r>
-        <w:rPr>
-          <w:b/>
-        </w:rPr>
-        <w:t>Lunglav (NT)</w:t>
-      </w:r>
-      <w:r>
-        <w:t xml:space="preserve"> är en av vårt lands främsta signalarter som överallt indikerar gamla lövträd, skogsbestånd med höga naturvärden och ekosystem med långskoglig kontinuitet. Lokalt kan förekomsten vara mycket riklig men den hittas nästan enbart i gamla och ej slutavverkade skogar. Artens samtliga förekomster bör uppmärksammas från naturvårdssynpunkt, då många lokaler även hyser andra ovanliga och rödlistade arter. Rikliga förekomster bör skyddas med biotopskydd, frivilliga avsättningar eller reservat. På lunglav kan de sällsynta lavparasiterna lunglavshårprick (CR), </w:t>
-      </w:r>
-      <w:r>
-        <w:rPr>
-          <w:i/>
-        </w:rPr>
-        <w:t>Abrothallus diederichii</w:t>
-      </w:r>
-      <w:r>
-        <w:t xml:space="preserve"> (VU), </w:t>
-      </w:r>
-      <w:r>
-        <w:rPr>
-          <w:i/>
-        </w:rPr>
-        <w:t>Abrothallus lobariae</w:t>
-      </w:r>
-      <w:r>
-        <w:t xml:space="preserve"> (VU), </w:t>
-      </w:r>
-      <w:r>
-        <w:rPr>
-          <w:i/>
-        </w:rPr>
-        <w:t>Calycina lobariae</w:t>
-      </w:r>
-      <w:r>
-        <w:t xml:space="preserve"> (VU), lunglavsknapp (VU) och skrovelmössing (VU) påträffas. Lunglav är typisk art för </w:t>
-      </w:r>
-      <w:r>
-        <w:rPr>
-          <w:i/>
-        </w:rPr>
-        <w:t>9010 Taiga, 9020 Nordlig ädellövskog, 9110 Näringsfattig bokskog, 9130 Näringsrik bokskog, 9160 Näringsrik ekskog, 9180 Ädellövskog i branter, 9190 Näringsfattig ekskog, 9070 Trädklädd betesmark, 9040 Fjällbjörkskog</w:t>
-      </w:r>
-      <w:r>
-        <w:t xml:space="preserve"> och</w:t>
-      </w:r>
-      <w:r>
-        <w:rPr>
-          <w:i/>
-        </w:rPr>
-        <w:t xml:space="preserve"> 6530 Lövängar</w:t>
-      </w:r>
-      <w:r>
-        <w:t xml:space="preserve"> (SLU Artdatabanken, 2026; Nitare &amp; Skogsstyrelsen, 2019).</w:t>
-      </w:r>
-    </w:p>
-    <w:p>
-      <w:r>
-        <w:rPr>
-          <w:b/>
-        </w:rPr>
-        <w:t>Mörk blåslav (VU)</w:t>
-      </w:r>
-      <w:r>
-        <w:t xml:space="preserve"> förekommer i huvudsak i fjällnära skog i det översta barrskogsbältet och i fjällbjörkskog. Den växer på träd, främst gran, tall och björk, men ibland också på klippor och i så fall ofta på kalkrik berggrund. Flera av förekomsterna är belägna vid vattenfall eller forsar vilket indikerar att den kräver hög luftfuktighet. Avverkning av gammal fjällnära skog är det största hotet. Samtliga lokaler bör skyddas. Mörk blåslav är typisk art för </w:t>
-      </w:r>
-      <w:r>
-        <w:rPr>
-          <w:i/>
-        </w:rPr>
-        <w:t xml:space="preserve">9010 Taiga </w:t>
-      </w:r>
-      <w:r>
-        <w:t>(SLU Artdatabanken, 2025).</w:t>
-      </w:r>
-    </w:p>
-    <w:p>
-      <w:r>
-        <w:rPr>
-          <w:b/>
-        </w:rPr>
-        <w:t xml:space="preserve">Mörk husmossa </w:t>
-      </w:r>
-      <w:r>
-        <w:t xml:space="preserve">är en mycket bra signalart i södra och mellersta Sverige. Den är sannolikt svårspridd och växer huvudsakligen i skog med lång skoglig kontinuitet i områden med konstant hög luftfuktighet. Den är känslig för större avverkningar, men tål plockhuggning som lämnar ett tätare trädskikt och ett obrutet, fukthållande mosstäcke på marken. Ett par studier har klart visat att artens tillväxt försämras när skogen huggs ner intill växtplatsen, och att ett kalhygges påverkan på mörk husmossa avtar både med avståndet från kalhygget och ju fuktigare växtplatsen är. Mörk husmossa är typisk art för </w:t>
-      </w:r>
-      <w:r>
-        <w:rPr>
-          <w:i/>
-        </w:rPr>
-        <w:t xml:space="preserve">9010 Taiga, 9050 Näringsrik granskog, 9080 Lövsumpskog, 9750 Svämlövskog, 9020 Nordlig ädellövskog, 9160 Näringsrik ekskog </w:t>
-      </w:r>
-      <w:r>
-        <w:t>och</w:t>
-      </w:r>
-      <w:r>
-        <w:rPr>
-          <w:i/>
-        </w:rPr>
-        <w:t xml:space="preserve"> 9180 Ädellövskog i branter</w:t>
-      </w:r>
-      <w:r>
-        <w:t xml:space="preserve"> (SLU Artdatabanken, 2024; Nitare &amp; Skogsstyrelsen, 2019).</w:t>
-      </w:r>
-    </w:p>
-    <w:p>
-      <w:r>
-        <w:rPr>
-          <w:b/>
-        </w:rPr>
-        <w:t>Mörk kolflarnlav (NT)</w:t>
-      </w:r>
-      <w:r>
-        <w:t xml:space="preserve"> är brandberoende och växer nästan uteslutande på kolad hård kärnved av tall. Arten förekommer främst i glesa, öppna tall- och blandbarrskogar av naturskogskaraktär och etableringen verkar ske sent efter brand, kanske först efter 100–300 år. Mörk kolflarnlav indikerar skog med höga naturvärden och vanligast är att den påträffas på rester av nedbrunna torrakor och högstubbar och lågstubbar som är så grova att hela innandömet är urbränt. Tall- och blandbarrskogar av naturskogskaraktär med spår av återkommande bränder hyser höga biologiska värden och bör skyddas (SLU Artdatabanken, 2024).</w:t>
-      </w:r>
-    </w:p>
-    <w:p>
-      <w:r>
-        <w:rPr>
-          <w:b/>
-        </w:rPr>
-        <w:t>Nordtagging (NT)</w:t>
-      </w:r>
-      <w:r>
-        <w:t xml:space="preserve"> växer främst på tallågor av grövre dimensioner och påträffas huvudsakligen i äldre skog som inte kalavverkats. Nordtaggingen missgynnas av att områden med äldre tallskog har minskat starkt. Bekämpning av skogsbränder, samtidigt som skogsbruket omvandlar naturligt glesa tallbestånd till likartade och betydligt tätare bestånd, har missgynnat arten. Bristen på gamla tallågor utgör på sikt ett allvarligt hot och återskapandet av lämpliga biotoper tar mycket lång tid. Områden med olikåldriga bestånd av tall och med stort inslag av äldre träd bör undantas från skoglig produktion (SLU Artdatabanken, 2024).</w:t>
-      </w:r>
-    </w:p>
-    <w:p>
-      <w:r>
-        <w:rPr>
-          <w:b/>
-        </w:rPr>
-        <w:t xml:space="preserve">Norrlandslav </w:t>
-      </w:r>
-      <w:r>
-        <w:t xml:space="preserve">indikerar söder om den naturliga norrlandsgränsen barrskogsbeklädda bergbranter eller andra ostörda skogsmiljöer med höga naturvärden. Norrlandslav är typisk art för </w:t>
-      </w:r>
-      <w:r>
-        <w:rPr>
-          <w:i/>
-        </w:rPr>
-        <w:t xml:space="preserve">9010 Taiga, 8110 Silikatrasmarker </w:t>
-      </w:r>
-      <w:r>
-        <w:t>och</w:t>
-      </w:r>
-      <w:r>
-        <w:rPr>
-          <w:i/>
-        </w:rPr>
-        <w:t xml:space="preserve"> 8120 Kalkrasmarker </w:t>
-      </w:r>
-      <w:r>
-        <w:t>(Nitare &amp; Skogsstyrelsen, 2000; SLU Artdatabanken, 2025).</w:t>
-      </w:r>
-    </w:p>
-    <w:p>
-      <w:r>
-        <w:rPr>
-          <w:b/>
-        </w:rPr>
-        <w:t xml:space="preserve">Ostticka (VU) </w:t>
-      </w:r>
-      <w:r>
-        <w:t xml:space="preserve">växer huvudsakligen på grova granlågor i urskogsartad barrskog. Växtplatserna ligger vanligtvis i brandrefugiala områden med relativt hög luftfuktighet där skogen under lång tid haft en intern beståndsdynamik med successivt avdöende träd. Alla skogsskötselåtgärder på eller i omedelbar närhet av lokalerna inverkar negativt på artens fortlevnad. Ostticka är typisk art för </w:t>
-      </w:r>
-      <w:r>
-        <w:rPr>
-          <w:i/>
-        </w:rPr>
-        <w:t xml:space="preserve">9010 Taiga </w:t>
-      </w:r>
-      <w:r>
-        <w:t xml:space="preserve">och </w:t>
-      </w:r>
-      <w:r>
-        <w:rPr>
-          <w:i/>
-        </w:rPr>
-        <w:t>9030 Landhöjningsskog</w:t>
-      </w:r>
-      <w:r>
-        <w:t xml:space="preserve"> (SLU Artdatabanken, 2024; Nitare &amp; Skogsstyrelsen, 2019).</w:t>
-      </w:r>
-    </w:p>
-    <w:p>
-      <w:r>
-        <w:rPr>
-          <w:b/>
-        </w:rPr>
-        <w:t>Rosenticka (NT)</w:t>
-      </w:r>
-      <w:r>
-        <w:t xml:space="preserve">, rödlistad som nära hotad, ingår i en karaktäristisk association av vedsvampar som växer på gamla, grova granlågor i urskogsartade barrskogar. Den är placerad i toppen av Skogsstyrelsens värdepyramid för bedömning av skog med höga naturvärden och indikerar ett granskogsekosystem med långvarig kontinuitet av grova lågor. Artens beroende av grova granlågor innebär att alla skogsskötselåtgärder på eller i omedelbar närhet av lokalerna utgör ett hot på lång sikt. Det är angeläget att populationerna inte ytterligare glesas ut och ett tillräckligt antal områden där arten nu finns måste sparas för framtiden. Rosenticka är typisk art för </w:t>
-      </w:r>
-      <w:r>
-        <w:rPr>
-          <w:i/>
-        </w:rPr>
-        <w:t xml:space="preserve">9010 Taiga </w:t>
-      </w:r>
-      <w:r>
-        <w:t xml:space="preserve">och </w:t>
-      </w:r>
-      <w:r>
-        <w:rPr>
-          <w:i/>
-        </w:rPr>
-        <w:t>9050 Näringsrik granskog</w:t>
-      </w:r>
-      <w:r>
-        <w:t xml:space="preserve"> (Nitare &amp; Skogsstyrelsen, 2019; SLU Artdatabanken, 2024).</w:t>
-      </w:r>
-    </w:p>
-    <w:p>
-      <w:r>
-        <w:rPr>
-          <w:b/>
-        </w:rPr>
-        <w:t>Rynkskinn (NT)</w:t>
-      </w:r>
-      <w:r>
-        <w:t xml:space="preserve"> är en vednedbrytare som växer på grova granlågor och ingår i en karaktäristisk association av vedsvampar knutna till urskogsartade barrskogar. Den har klassificerats som en “urskogsindikator” och är placerad i toppen av Skogsstyrelsens värdepyramid för bedömning av skog med höga naturvärden. Allt tyder på att rynkskinn är mycket känslig för skogliga ingrepp och lokalerna, som oftast har höga biologiska kvaliteter, bör lämnas till fri utveckling. Rynkskinn är typisk art för </w:t>
-      </w:r>
-      <w:r>
-        <w:rPr>
-          <w:i/>
-        </w:rPr>
-        <w:t xml:space="preserve">9010 Taiga, 9050 Näringsrik granskog </w:t>
-      </w:r>
-      <w:r>
-        <w:t>och</w:t>
-      </w:r>
-      <w:r>
-        <w:rPr>
-          <w:i/>
-        </w:rPr>
-        <w:t xml:space="preserve"> 9030 Landhöjningsskog</w:t>
-      </w:r>
-      <w:r>
-        <w:t xml:space="preserve"> (Nitare &amp; Skogsstyrelsen, 2019; SLU Artdatabanken, 2026).</w:t>
-      </w:r>
-    </w:p>
-    <w:p>
-      <w:r>
-        <w:rPr>
-          <w:b/>
-        </w:rPr>
-        <w:t>Rävticka</w:t>
-      </w:r>
-      <w:r>
-        <w:t xml:space="preserve"> är typisk art för </w:t>
-      </w:r>
-      <w:r>
-        <w:rPr>
-          <w:i/>
-        </w:rPr>
-        <w:t xml:space="preserve">9010 Taiga </w:t>
-      </w:r>
-      <w:r>
-        <w:t>(SLU Artdatabanken, 2025).</w:t>
-      </w:r>
-    </w:p>
-    <w:p>
-      <w:r>
-        <w:rPr>
-          <w:b/>
-        </w:rPr>
-        <w:t>Rödbrun blekspik (NT)</w:t>
-      </w:r>
-      <w:r>
-        <w:t xml:space="preserve"> växer i norra Sverige på bark och ved av björk och gran i skogar med hög och jämn luftfuktighet. I södra Sverige växer den främst på ek i öppna åldriga lövskogar. I norra delen av sitt utbredningsområde hotas arten av slutavverkningar av gamla granskogar. I den södra delen av landet hotas den genom de åldriga lövskogarnas tillbakagång och särskilt ekhagarnas igenväxning och genom plantering av sådan mark med barrskog. Rödbrun blekspik är typisk art för </w:t>
-      </w:r>
-      <w:r>
-        <w:rPr>
-          <w:i/>
-        </w:rPr>
-        <w:t xml:space="preserve">9010 Taiga, 9020 Nordlig ädellövskog, 9070 Trädklädd betesmark, 9160 Näringsrik ekskog </w:t>
-      </w:r>
-      <w:r>
-        <w:t xml:space="preserve">och </w:t>
-      </w:r>
-      <w:r>
-        <w:rPr>
-          <w:i/>
-        </w:rPr>
-        <w:t>9180 Ädellövskog i branter</w:t>
-      </w:r>
-      <w:r>
-        <w:t xml:space="preserve"> och signalerar alltid höga naturvärden (SLU Artdatabanken, 2024; Nitare &amp; Skogsstyrelsen, 2019).</w:t>
-      </w:r>
-    </w:p>
-    <w:p>
-      <w:r>
-        <w:rPr>
-          <w:b/>
-        </w:rPr>
-        <w:t xml:space="preserve">Skinnlav </w:t>
-      </w:r>
-      <w:r>
-        <w:t xml:space="preserve">förekommer på diverse lövträd, främst på gammal asp och sälg. Den påträffas främst i områden med lång kontinuitet av grova lövträd och signalerar skogsmark med höga naturvärden. På lokalerna förekommer som regel ett flertal andra ovanliga eller rödlistade lavar. I likhet med gelélavarna, etablerar sig skinnlaven i skogsmark på grova aspar i sena lövsuccessioner. Skinnlav är typisk art för </w:t>
-      </w:r>
-      <w:r>
-        <w:rPr>
-          <w:i/>
-        </w:rPr>
-        <w:t xml:space="preserve">9010 Taiga, 9020 Nordlig ädellövskog </w:t>
-      </w:r>
-      <w:r>
-        <w:t xml:space="preserve">och </w:t>
-      </w:r>
-      <w:r>
-        <w:rPr>
-          <w:i/>
-        </w:rPr>
-        <w:t xml:space="preserve">9070 Trädklädd betesmark </w:t>
-      </w:r>
-      <w:r>
-        <w:t>(Nitare &amp; Skogsstyrelsen, 2019; SLU Artdatabanken, 2025).</w:t>
-      </w:r>
-    </w:p>
-    <w:p>
-      <w:r>
-        <w:rPr>
-          <w:b/>
-        </w:rPr>
-        <w:t>Skrovellav (NT)</w:t>
-      </w:r>
-      <w:r>
-        <w:t xml:space="preserve"> växer på gamla lövträd och på klippor i gamla skogar med hög och jämn luftfuktighet. Slutavverkning av kontinuitetsskog utgör det största hotet och lavens fortsatta förekomst bör säkerställas genom att lokaler med äldre skog skyddas. I områden med mycket hög luftfuktighet kan man på bålen av skrovellav finna de sällsynta parasitsvamparna skrovellavsknapp (EN), </w:t>
-      </w:r>
-      <w:r>
-        <w:rPr>
-          <w:i/>
-        </w:rPr>
-        <w:t>Catillaria lobariicola</w:t>
-      </w:r>
-      <w:r>
-        <w:t xml:space="preserve"> (VU) och </w:t>
-      </w:r>
-      <w:r>
-        <w:rPr>
-          <w:i/>
-        </w:rPr>
-        <w:t>Merismatium lobariae</w:t>
-      </w:r>
-      <w:r>
-        <w:t xml:space="preserve"> (DD). Skrovellav är typisk art för </w:t>
-      </w:r>
-      <w:r>
-        <w:rPr>
-          <w:i/>
-        </w:rPr>
-        <w:t xml:space="preserve">9010 Taiga, 9020 Nordlig ädellövskog, 9040 Fjällbjörkskog, 9070 Trädklädd betesmark, 9160 Näringsrik ekskog, 9180 Ädellövskog i branter, 9190 Näringsfattig ekskog, 8210 Kalkbranter </w:t>
-      </w:r>
-      <w:r>
-        <w:t xml:space="preserve">och </w:t>
-      </w:r>
-      <w:r>
-        <w:rPr>
-          <w:i/>
-        </w:rPr>
-        <w:t>6530 Lövängar</w:t>
-      </w:r>
-      <w:r>
-        <w:t xml:space="preserve"> (SLU Artdatabanken, 2026; Nitare &amp; Skogsstyrelsen, 2019).</w:t>
-      </w:r>
-    </w:p>
-    <w:p>
-      <w:r>
-        <w:rPr>
-          <w:b/>
-        </w:rPr>
-        <w:t>Stjärntagging (NT)</w:t>
-      </w:r>
-      <w:r>
-        <w:t xml:space="preserve"> signalerar inom hela sitt utbredningsområde höga naturvärden. Svampen är uttorkningskänslig och beroende av ett oförändrat fuktigt mikroklimat. Den är även beroende av en ständig tillgång på död ved i olika nedbrytningsstadier, dock ej nödvändigtvis grova träd. Tidigare påverkan på miljön måste dock ha varit så skonsam att det naturliga skogsekosystemet till stora delar har bevarats. Minskningstakten för den svenska populationen bedöms vara nära gränsvärdet för Sårbar (VU). Stjärntagging är typisk art för </w:t>
-      </w:r>
-      <w:r>
-        <w:rPr>
-          <w:i/>
-        </w:rPr>
-        <w:t xml:space="preserve">9010 Taiga, 9050 Näringsrik granskog </w:t>
-      </w:r>
-      <w:r>
-        <w:t xml:space="preserve">och </w:t>
-      </w:r>
-      <w:r>
-        <w:rPr>
-          <w:i/>
-        </w:rPr>
-        <w:t>9030 Landhöjningsskog</w:t>
-      </w:r>
-      <w:r>
-        <w:t xml:space="preserve"> (SLU Artdatabanken, 2024; Nitare &amp; Skogsstyrelsen, 2019).</w:t>
-      </w:r>
-    </w:p>
-    <w:p>
-      <w:r>
-        <w:rPr>
-          <w:b/>
-        </w:rPr>
-        <w:t>Stuplav</w:t>
-      </w:r>
-      <w:r>
-        <w:t xml:space="preserve"> är en mycket bra signalart i hela sitt utbredningsområde och förekommer nästan enbart i skogsmiljöer med höga naturvärden. Den indikerar långvarig förekomst av gamla lövträd och miljöer med konstant hög luftfuktighet. I skogar med suboceaniskt klimat finns det en mycket sällsynt parasit, njurlavsknapp </w:t>
-      </w:r>
-      <w:r>
-        <w:rPr>
-          <w:i/>
-        </w:rPr>
-        <w:t>Pletocarpon nephromeum</w:t>
-      </w:r>
-      <w:r>
-        <w:t xml:space="preserve"> (EN), som växer på stuplav. Ytterligare tre sällsynta lavparasiter, </w:t>
-      </w:r>
-      <w:r>
-        <w:rPr>
-          <w:i/>
-        </w:rPr>
-        <w:t>Protounguicularia nephromatis</w:t>
-      </w:r>
-      <w:r>
-        <w:t xml:space="preserve"> (VU), </w:t>
-      </w:r>
-      <w:r>
-        <w:rPr>
-          <w:i/>
-        </w:rPr>
-        <w:t>Refractohilum galligenum</w:t>
-      </w:r>
-      <w:r>
-        <w:t xml:space="preserve"> (NT) och </w:t>
-      </w:r>
-      <w:r>
-        <w:rPr>
-          <w:i/>
-        </w:rPr>
-        <w:t>Roselliniella nephromatis</w:t>
-      </w:r>
-      <w:r>
-        <w:t xml:space="preserve"> (DD), kan också påträffas på stuplav. Stuplav är typisk art för </w:t>
-      </w:r>
-      <w:r>
-        <w:rPr>
-          <w:i/>
-        </w:rPr>
-        <w:t>9010 Taiga</w:t>
-      </w:r>
-      <w:r>
-        <w:t xml:space="preserve"> (SLU Artdatabanken, 2026; Nitare &amp; Skogsstyrelsen, 2019).</w:t>
-      </w:r>
-    </w:p>
-    <w:p>
-      <w:r>
-        <w:rPr>
-          <w:b/>
-        </w:rPr>
-        <w:t>Tajgaskinn (VU)</w:t>
-      </w:r>
-      <w:r>
-        <w:t xml:space="preserve"> är placerad högst upp i Skogsstyrelsens värdepyramid för bedömning av skog med höga naturvärden och har klassificerats som en ”urskogsindikator” som kräver närmast orörda skogsmiljöer med långvarig kontinuitet av grova granlågor i olika nedbrytningsstadier (Nitare &amp; Skogsstyrelsen, 2019).</w:t>
-      </w:r>
-    </w:p>
-    <w:p>
-      <w:r>
-        <w:rPr>
-          <w:b/>
-        </w:rPr>
-        <w:t xml:space="preserve">Trådticka </w:t>
-      </w:r>
-      <w:r>
-        <w:t xml:space="preserve">är knuten till grova granar i rikare ofta fuktiga miljöer. Den återfinns på både levande och döda träd samt stubbar och nyligen fallna träd. Karaktärsart för äldre fuktiga granskogsbiotoper, och i stor mängd är den en bra signalart för miljöer med andra rödlistade arter. Trådticka är typisk art för </w:t>
-      </w:r>
-      <w:r>
-        <w:rPr>
-          <w:i/>
-        </w:rPr>
-        <w:t xml:space="preserve">9010 Taiga </w:t>
-      </w:r>
-      <w:r>
-        <w:t xml:space="preserve">och </w:t>
-      </w:r>
-      <w:r>
-        <w:rPr>
-          <w:i/>
-        </w:rPr>
-        <w:t xml:space="preserve">9050 Näringsrik granskog </w:t>
-      </w:r>
-      <w:r>
-        <w:t>(SLU Artdatabanken, 2025).</w:t>
-      </w:r>
-    </w:p>
-    <w:p>
-      <w:r>
-        <w:rPr>
-          <w:b/>
-        </w:rPr>
-        <w:t>Ullticka (NT)</w:t>
-      </w:r>
-      <w:r>
-        <w:t xml:space="preserve"> är knuten till restbestånd av barrnaturskog och förekommer med ett tydligt optimum i orörda eller måttligt påverkade gamla granskogar där det föreligger viss kontinuitet av grov död ved. Ullticka är en bra signalart inom hela sitt utbredningsområde och i södra Sverige är den sällsynt och en god signalart för skyddsvärda granskogsmiljöer. Den hotas av avverkning och fragmentering av naturskog och äldre granskog med lång trädkontinuitet. På ullticka kan ibland ulltickeporing (VU) påträffas - det är en sällsynt ticka som nyligen delats upp i de tre olika arterna ulltickeporing </w:t>
-      </w:r>
-      <w:r>
-        <w:rPr>
-          <w:i/>
-        </w:rPr>
-        <w:t xml:space="preserve">Skeletocutis brevispora </w:t>
-      </w:r>
-      <w:r>
-        <w:t>(VU)</w:t>
-      </w:r>
-      <w:r>
-        <w:rPr>
-          <w:i/>
-        </w:rPr>
-        <w:t>, Skeletocutis delicata</w:t>
-      </w:r>
-      <w:r>
-        <w:t xml:space="preserve"> (VU)</w:t>
-      </w:r>
-      <w:r>
-        <w:rPr>
-          <w:i/>
-        </w:rPr>
-        <w:t xml:space="preserve"> och Skeletocutis exilis</w:t>
-      </w:r>
-      <w:r>
-        <w:t xml:space="preserve"> (NT). Ullticka är typisk art för </w:t>
-      </w:r>
-      <w:r>
-        <w:rPr>
-          <w:i/>
-        </w:rPr>
-        <w:t xml:space="preserve">9010 Taiga, 9050 Näringsrik granskog </w:t>
-      </w:r>
-      <w:r>
-        <w:t xml:space="preserve">och </w:t>
-      </w:r>
-      <w:r>
-        <w:rPr>
-          <w:i/>
-        </w:rPr>
-        <w:t>9030 Landhöjningsskog</w:t>
-      </w:r>
-      <w:r>
-        <w:t xml:space="preserve"> (SLU Artdatabanken, 2026; Nitare &amp; Skogsstyrelsen, 2019; Miettinen &amp; Niemelä, 2018).</w:t>
-      </w:r>
-    </w:p>
-    <w:p>
-      <w:r>
-        <w:rPr>
-          <w:b/>
-        </w:rPr>
-        <w:t>Vedflamlav (NT)</w:t>
-      </w:r>
-      <w:r>
-        <w:t xml:space="preserve"> växer på gammal hård och torr, exponerad kärnved av tall, främst på högstubbar i ljusöppna lägen, t.ex. vid och på myrar, sjökanter, i glesa hällmarkskogar och i brandpräglade tallnaturskogar. Substratet nyskapas i begränsad omfattning och arten är en utmärkt indikator på höga naturvärden i denna skogstyp. Tall- och barrblandskogar med naturskogskaraktär och spår av bränder har ofta höga biologiska värden och bör skyddas. På vedflamlavens bål kan den sällsynta spiklaven/parasiten </w:t>
-      </w:r>
-      <w:r>
-        <w:rPr>
-          <w:i/>
-        </w:rPr>
-        <w:t>Calicium ramboldiicola</w:t>
-      </w:r>
-      <w:r>
-        <w:t xml:space="preserve"> (VU) påträffas (SLU Artdatabanken, 2026).</w:t>
-      </w:r>
-    </w:p>
-    <w:p>
-      <w:r>
-        <w:rPr>
-          <w:b/>
-        </w:rPr>
-        <w:t>Vedskivlav (NT)</w:t>
-      </w:r>
-      <w:r>
-        <w:t xml:space="preserve"> växer på gammal, torr, exponerad, hård kärnved av framförallt tall i naturskogsartade bestånd. Avverkning av tallskog av naturskogskaraktär med spår av återkommande bränder är ett hot. Mängden lämplig ved att växa på för vedskivlav minskar, dels på grund av naturlig nedbrytning men framförallt på grund av att de förstörs i samband med slutavverkningar, gallringar och markberedning. Tall- och blandbarrskogar av naturskogskaraktär med spår av återkommande bränder bör skyddas. Vedskivlav är typisk art för </w:t>
-      </w:r>
-      <w:r>
-        <w:rPr>
-          <w:i/>
-        </w:rPr>
-        <w:t>9010 Taiga</w:t>
-      </w:r>
-      <w:r>
-        <w:t xml:space="preserve"> (SLU Artdatabanken, 2024).</w:t>
-      </w:r>
-    </w:p>
-    <w:p>
-      <w:r>
-        <w:rPr>
-          <w:b/>
-        </w:rPr>
-        <w:t xml:space="preserve">Vedticka </w:t>
-      </w:r>
-      <w:r>
-        <w:t xml:space="preserve">är en bra signalart söder om den naturliga norrlandsgränsen. Den är huvudsakligen knuten till äldre barrskogar där det föreligger långvarig kontinuitet av död barrved. Vedticka är typisk art för </w:t>
-      </w:r>
-      <w:r>
-        <w:rPr>
-          <w:i/>
-        </w:rPr>
-        <w:t xml:space="preserve">9010 Taiga </w:t>
-      </w:r>
-      <w:r>
-        <w:t>(Nitare &amp; Skogsstyrelsen, 2019; SLU Artdatabanken, 2025).</w:t>
-      </w:r>
-    </w:p>
-    <w:p>
-      <w:r>
-        <w:rPr>
-          <w:b/>
-        </w:rPr>
-        <w:t>Vitgrynig nållav (NT)</w:t>
-      </w:r>
-      <w:r>
-        <w:t xml:space="preserve"> växer nästan uteslutande på bark av gamla, senvuxna granar i skuggiga lägen med hög och jämn luftfuktighet. Den vanligaste naturtypen för arten är kontinuitetsskogar på frisk mark men den finns också i sumpgranskogar. På lång sikt utgör avverkningar av olikåldriga granskogar av naturskogskaraktär ett allvarligt hot mot arten och skogsbruksåtgärder på eller i närheten av växtplatserna bör undvikas. Naturskogsartade, fuktiga granskogar med förekomster av arten signalerar höga biologiska värden och bör bevaras (SLU Artdatabanken, 2024; Nitare &amp; Skogsstyrelsen, 2019).</w:t>
-      </w:r>
-    </w:p>
-    <w:p>
-      <w:r>
-        <w:rPr>
-          <w:b/>
-        </w:rPr>
-        <w:t>Vitplätt (NT)</w:t>
-      </w:r>
-      <w:r>
-        <w:t xml:space="preserve"> är en nedbrytare av död, hård och torr tallved och orsakar brunröta. Den förekommer mest i äldre, naturskogsliknande tallskog eller blandskog med äldre tall. Arten hotas av avverkning av gammal, senvuxen tall. I södra Sverige råder brist på lämpliga habitat och arten kan inte längre sprida sig utanför sina få kända växtplatser. Lokaler med gammal tall bör undantas från skogsbruk, i synnerhet i södra Sverige (SLU Artdatabanken, 2024).</w:t>
-      </w:r>
-    </w:p>
-    <w:p>
-      <w:r>
-        <w:rPr>
-          <w:b/>
-        </w:rPr>
-        <w:t>Vitskaftad svartspik (VU)</w:t>
-      </w:r>
-      <w:r>
-        <w:t xml:space="preserve"> förekommer främst i naturskog på gamla senvuxna granar och signalerar alltid höga naturvärden. Alla skogliga åtgärder som kan påverka markvatten och luftfuktighet på i närheten av lokaler utgör ett hot. Avverkning av naturskogar utgör ett allvarligt hot och alla skogsskötselåtgärder på eller i närheten av växtplatserna bör undvikas. Lämpligt stora reservat av naturskogstyp bör bevaras. Vitskaftad svartspik är typisk art för </w:t>
-      </w:r>
-      <w:r>
-        <w:rPr>
-          <w:i/>
-        </w:rPr>
-        <w:t>9010 Taiga</w:t>
-      </w:r>
-      <w:r>
-        <w:t xml:space="preserve"> (SLU Artdatabanken, 2026; Nitare &amp; Skogsstyrelsen, 2019).</w:t>
-      </w:r>
-    </w:p>
-    <w:p>
-      <w:r>
-        <w:rPr>
-          <w:b/>
-        </w:rPr>
-        <w:t xml:space="preserve">Ögonpyrola </w:t>
-      </w:r>
-      <w:r>
-        <w:t xml:space="preserve">är normalt en bra signalart som visar på områden med höga naturvärden och stabila förhållanden, särskilt inom näringsfattiga trakter. Växten är mycket känslig för markskador och försvinner snabbt efter slutavverkning. Den hotas också av skogsgödsling och markavvattning. Ögonpyrola är typisk art för </w:t>
-      </w:r>
-      <w:r>
-        <w:rPr>
-          <w:i/>
-        </w:rPr>
-        <w:t>9010 Taiga</w:t>
-      </w:r>
-      <w:r>
-        <w:t xml:space="preserve"> och</w:t>
-      </w:r>
-      <w:r>
-        <w:rPr>
-          <w:i/>
-        </w:rPr>
-        <w:t xml:space="preserve"> 9070 Trädklädd betesmark</w:t>
-      </w:r>
-      <w:r>
-        <w:t xml:space="preserve"> (Nitare &amp; Skogsstyrelsen, 2019; SLU Artdatabanken, 2024).</w:t>
+        <w:t xml:space="preserve">Artfaktablad. Naturvård – artfakta. </w:t>
+      </w:r>
+      <w:r>
+        <w:t>SLU Artdatabanken, Uppsala</w:t>
       </w:r>
     </w:p>
     <w:p>
@@ -1352,86 +1580,98 @@
         <w:pStyle w:val="Heading1"/>
       </w:pPr>
       <w:r>
-        <w:t>Typiska arter och EU:s art- och habitatdirektiv</w:t>
-      </w:r>
-    </w:p>
-    <w:p>
-      <w:r>
-        <w:t>Typiska arter används för att lokalisera områden med gynnsam bevarandestatus för de naturtyper som är listade i EU:s art- och habitatdirektiv. Ett exempel är Västlig taiga (EU-kod 9010) som saknar gynnsam bevarandestatus och minskar starkt som naturtyp i Sverige. Naturvårdsverket skriver i sin vägledning för Västlig taiga att dylika miljöer förutsätter normalt att skogarna skyddas långsiktigt, eftersom skogsbruk inte är förenligt med bevarande av naturtypen i gynnsamt tillstånd (Naturvårdsverket, 2011).</w:t>
-      </w:r>
-    </w:p>
-    <w:p>
-      <w:r>
-        <w:t>Följande typiska arter har sina livsmiljöer och växtplatser i den avverkningsanmälda skogen: fläckporing (VU, T), garnlav (VU, T), gräddporing (VU, T), gränsticka (VU, T), lappticka (VU, T), mörk blåslav (VU, T), ostticka (VU, T), vitskaftad svartspik (VU, T), doftskinn (NT, T), gammelgransskål (NT, T), harticka (NT, T), knottrig blåslav (NT, T), kolflarnlav (NT, T), lappmes (NT, T, §4), lavskrika (NT, T, §4), lunglav (NT, T), rosenticka (NT, T), rynkskinn (NT, T), rödbrun blekspik (NT, T), skrovellav (NT, T), stjärntagging (NT, T), tretåig hackspett (NT, T, §4), ullticka (NT, T), vedskivlav (NT, T), blodticka (S, T), bårdlav (S, T), korallrot (S, T, §8), luddlav (S, T), mörk husmossa (S, T), norrlandslav (S, T), rävticka (S, T), skinnlav (S, T), stuplav (S, T), trådticka (S, T), vedticka (S, T), ögonpyrola (S, T), spillkråka (T, §4), tallbit (T, §4) och tjäder (T, §4).</w:t>
-      </w:r>
-    </w:p>
-    <w:p>
-      <w:r>
-        <w:t>Enligt Sveriges Artikel 17 rapportering 2013 och 2019 till EU, har naturtypen Västlig taiga (9010) dålig bevarandestatus med negativ trend inom Sveriges boreala region. Skogsbruksåtgärder som avverkning, röjning och gallring pekas ut som några av de främst bidragande orsakerna till naturtypens dåliga status och negativa trend (SLU Artdatabanken, 2019). I EU:s uppföljning av tillståndet för naturtyperna i Skandinavien 2013 – 2018 framgår det att i den boreala regionen är tillståndet så dåligt för Västlig taiga (9010) att habitatet löper allvarlig risk att försvinna regionalt (EEA, 2022). Det allvarliga läget för den biologiska mångfalden i skogen framhålls även i Skogsstyren rapport 2026/07:</w:t>
-      </w:r>
-    </w:p>
-    <w:p>
+        <w:t>Lunglav – ekologi samt krav på livsmiljön</w:t>
+      </w:r>
+    </w:p>
+    <w:p>
+      <w:r>
+        <w:t xml:space="preserve">Lunglav (NT) är en av vårt lands främsta signalarter som överallt indikerar gamla lövträd, skogsbestånd med höga naturvärden och ekosystem med lång skoglig kontinuitet. Lokalt kan förekomsten vara mycket riklig men den hittas nästan enbart i gamla och ej slutavverkade skogar. Artens samtliga förekomster bör uppmärksammas från naturvårdssynpunkt, då många lokaler även hyser andra ovanliga och rödlistade arter, däribland de sällsynta lavparasiterna lunglavshårprick (CR), </w:t>
+      </w:r>
       <w:r>
         <w:rPr>
           <w:i/>
         </w:rPr>
-        <w:t>"All avverkning av kända skogliga värdekärnor och sannolika kontinuitetsskogar behöver upphöra för att fylla bristen om 1,56 miljoner hektar bevarad livsmiljötyp. På grund av begränsade kvarvarande arealer av värdekärnor, naturskogar och kontinuitetsskogar leder fortsatt förlust av dessa till en påtaglig risk för långsiktigt negativa effekter för biologisk mångfald i skogslandskapet. Att de återstående arealerna bevaras och ges ett långsiktigt skydd bedöms därför vara av avgörande betydelse."</w:t>
-      </w:r>
-      <w:r>
-        <w:t xml:space="preserve"> (Skogsstyrelsen, 2026).</w:t>
-      </w:r>
-    </w:p>
-    <w:p>
-      <w:r>
-        <w:t>Trots detta har statusen för Västlig taiga ändrats till otillräcklig i stället för dålig i den senaste Artikel 17 rapporteringen 2025. Av Naturvårdsverkets rapport framgår det dock att de ändrade statusbedömningarna jämfört med rapporteringen 2019 inte beror på faktiska miljöförändringar. Ändringarna är av teknisk karaktär och främst en följd av resultaten från genomförda regeringsuppdrag och beslut inför rapporteringen 2025. Det är alltså politisk styrning i stället för faktiska förhållanden i naturen som ändrat på naturtypernas status i rapporteringen, vilket rimmar dåligt med såväl art- och habitatdirektivets syften och mål som med naturrestaureringsförordningen. I praktiken har dock Sveriges nya sätt att rapportera bevarandestatus till EU inte någon betydelse eftersom Naturvårdsverkets rapportering 2025 visar att Västlig taiga</w:t>
-      </w:r>
-      <w:r>
-        <w:rPr>
-          <w:b/>
-        </w:rPr>
-        <w:t xml:space="preserve"> </w:t>
-      </w:r>
-      <w:r>
-        <w:t>inte har gynnsam bevarandestatus.</w:t>
-      </w:r>
-    </w:p>
-    <w:p>
-      <w:r>
-        <w:t>Åtgärder som vidtas i enlighet med art- och habitatdirektivet ska enligt Artikel 2 syfta till att bibehålla eller återställa en gynnsam bevarandestatus hos livsmiljöer samt arter och vilda djur och växter av gemenskapsintresse. Enligt prejudikat från EU-domstolen ska en skogsbruksverksamhet utföras på ett sådant sätt som utgör ett förebyggande och hållbart skogsbruk för att betraktas som förenlig med bevarandekraven i direktivet (se EU-domstolens dom i de förenade målen C 473-19 och C 474-19).</w:t>
-      </w:r>
-    </w:p>
-    <w:p>
-      <w:r>
-        <w:t xml:space="preserve">Av artikel 1.e samma direktiv framgår att en livsmiljös bevarandestatus anses " gynnsam" när — dess naturliga utbredningsområde och de ytor den täcker inom detta område är stabila eller ökande, och — den särskilda struktur och de särskilda funktioner som är nödvändiga för att den skall kunna bibehållas på lång sikt finns, och sannolikt kommer att finnas under en överskådlig framtid, och — bevarandestatusen hos dess </w:t>
-      </w:r>
-      <w:r>
-        <w:rPr>
-          <w:b/>
-        </w:rPr>
-        <w:t>typiska arter</w:t>
-      </w:r>
-      <w:r>
-        <w:t xml:space="preserve"> är gynnsam enligt definitionen i artikel 1.i.</w:t>
-      </w:r>
-    </w:p>
-    <w:p>
-      <w:r>
-        <w:t>EU-direktiv är bindande för EU:s medlemsländer varvid det ankommer på Skogsstyrelsen som nationell tillsynsmyndighet att beakta syftet med EU:s art- och habitatdirektiv vid prövningen av en skogsbruksverksamhet, se Rådets direktiv 92/43/EEG. Se ytterligare information om EU:s livsmiljödirektiv i bilaga 2.</w:t>
-      </w:r>
-    </w:p>
-    <w:p>
-      <w:r>
-        <w:br w:type="page"/>
+        <w:t>Abrothallus diederichii</w:t>
+      </w:r>
+      <w:r>
+        <w:t xml:space="preserve"> (VU), </w:t>
+      </w:r>
+      <w:r>
+        <w:rPr>
+          <w:i/>
+        </w:rPr>
+        <w:t>Abrothallus lobariae</w:t>
+      </w:r>
+      <w:r>
+        <w:t xml:space="preserve"> (VU), </w:t>
+      </w:r>
+      <w:r>
+        <w:rPr>
+          <w:i/>
+        </w:rPr>
+        <w:t>Calycina lobariae</w:t>
+      </w:r>
+      <w:r>
+        <w:t xml:space="preserve"> (VU), lunglavsknapp (VU) och skrovelmössing (VU), som växer på lunglav. Rikliga förekomster med lunglav bör skyddas med biotopskydd, frivilliga avsättningar eller reservat (SLU Artdatabanken, 2026; Nitare &amp; Skogsstyrelsen, 2019).</w:t>
+      </w:r>
+    </w:p>
+    <w:p>
+      <w:r>
+        <w:t xml:space="preserve">Lunglav är typisk art för </w:t>
+      </w:r>
+      <w:r>
+        <w:rPr>
+          <w:i/>
+        </w:rPr>
+        <w:t>9010 Taiga, 9020 Nordlig ädellövskog, 9110 Näringsfattig bokskog, 9130 Näringsrik bokskog, 9160 Näringsrik ekskog, 9180 Ädellövskog i branter, 9190 Näringsfattig ekskog, 9070 Trädklädd betesmark, 9040 Fjällbjörkskog</w:t>
+      </w:r>
+      <w:r>
+        <w:t xml:space="preserve"> och</w:t>
+      </w:r>
+      <w:r>
+        <w:rPr>
+          <w:i/>
+        </w:rPr>
+        <w:t xml:space="preserve"> 6530 Lövängar</w:t>
+      </w:r>
+      <w:r>
+        <w:t xml:space="preserve"> (SLU Artdatabanken, 2026).</w:t>
       </w:r>
     </w:p>
     <w:p>
       <w:pPr>
-        <w:pStyle w:val="Title"/>
+        <w:pStyle w:val="Heading2"/>
       </w:pPr>
       <w:r>
-        <w:t>BILAGA 1 –</w:t>
-        <w:br/>
-        <w:t>Fridlysta och rödlistade arter</w:t>
+        <w:t>Referenser – lunglav</w:t>
+      </w:r>
+    </w:p>
+    <w:p>
+      <w:r>
+        <w:t xml:space="preserve">Nitare, J. och Skogsstyrelsen, 2019. </w:t>
+      </w:r>
+      <w:r>
+        <w:rPr>
+          <w:i/>
+        </w:rPr>
+        <w:t xml:space="preserve">Skyddsvärd skog – Naturvårdsarter och andra kriterier för naturvärdesbedömning. </w:t>
+      </w:r>
+      <w:r>
+        <w:t>Skogsstyrelsen.</w:t>
+      </w:r>
+    </w:p>
+    <w:p>
+      <w:r>
+        <w:t xml:space="preserve">SLU Artdatabanken, 2026. </w:t>
+      </w:r>
+      <w:r>
+        <w:rPr>
+          <w:i/>
+        </w:rPr>
+        <w:t xml:space="preserve">Artfaktablad. Naturvård – artfakta. </w:t>
+      </w:r>
+      <w:r>
+        <w:t>SLU Artdatabanken, Uppsala.</w:t>
       </w:r>
     </w:p>
     <w:p>
@@ -1439,36 +1679,27 @@
         <w:pStyle w:val="Heading1"/>
       </w:pPr>
       <w:r>
-        <w:t>Lappmes – ekologi samt krav på livsmiljön</w:t>
-      </w:r>
-    </w:p>
-    <w:p>
-      <w:r>
-        <w:t>Lappmes (NT, §4) är en mycket stationär art som häckar i norra Sveriges barr- och blandskogar samt i fjällbjörkskogen. Utbredningen i såväl Finland, Norge och Sverige har krympt och hos oss är den nu vanligast i fjällnära områden där det finns större arealer av naturskog kvar (Skogsstyrelsen, 2016). Minskningstakten har uppgått till 17,5 (5–30) % under de senaste 10 åren. Bedömningen baseras på ett för arten lämpligt abundansindex och minskad geografisk utbredning och/eller försämrad habitatkvalitet. Baserat på de troligaste värdena hamnar arten i kategorin Nära hotad (NT). Minskningstakten för den svenska populationen bedöms vara nära gränsvärdet för Sårbar (VU). (A2bc) (SLU Artdatabanken, 2024).</w:t>
-      </w:r>
-    </w:p>
-    <w:p>
-      <w:r>
-        <w:t>Tyngdpunkten i förekomsten är knuten till områden med sammanhängande äldre barrskog men lappmesen häckar även i fjällbjörkszonen (dock i mycket lägre tätheter). Lappmesen häckar i naturliga hål och hackspetthål i stående träd och högstubbar. Håligheter används även som sovplatser under vintern. Lappmesen är till största delen en stannfågel – i synnerhet gamla fåglar förefaller vara extremt hemortstrogna. Ungfåglar kan dock vissa år vandra ut i stor omfattning (SLU Artdatabanken, 2024).</w:t>
-      </w:r>
-    </w:p>
-    <w:p>
-      <w:r>
-        <w:t>Studier i Finland och Norge tyder på att lappmesen missgynnas starkt av skogsbruk. Högre överlevnad och högre vikter hos flygga ungfåglar rapporteras från naturskog än i gallrad skog. Från norra Finland rapporteras födobrist vara en viktigare faktor än predation för överlevnaden i bostadiet. Hemområdesstorleken under häckningstid anges uppgå till 15–20 ha, men kan i marginella habitat vara mycket större, 50–100 ha. Minsta areal äldre skog med observationer under häckningstid i norra Finland var 15 ha (SLU Artdatabanken, 2024).</w:t>
-      </w:r>
-    </w:p>
-    <w:p>
-      <w:r>
-        <w:t xml:space="preserve">Lappmesen missgynnas när skogen blir alltför fragmenterad, och understiger arealen sammanhängande lämplig miljö 15 hektar så överges reviret. Brist på naturliga hål och hackspetthål samt brist på döda murkna löv- och barrträd där lappmesen själv kan mejsla ut bohål är starkt negativ. Lappmes är typisk art för </w:t>
-      </w:r>
-      <w:r>
-        <w:rPr>
-          <w:i/>
-        </w:rPr>
-        <w:t>9010 Taiga</w:t>
-      </w:r>
-      <w:r>
-        <w:t xml:space="preserve"> och fridlyst enligt 4§ artskyddsförordningen (Skogsstyrelsen, 2016; SLU Artdatabanken, 2024).</w:t>
+        <w:t>Talltita – ekologi samt krav på livsmiljön</w:t>
+      </w:r>
+    </w:p>
+    <w:p>
+      <w:r>
+        <w:t>Talltita är rödlistad som NT, fridlyst och prioriterad art i Skogsvårdslagen. Den omfattas av EU:s fågeldirektiv. Arten har minskat kraftigt de senaste 30 åren och minskningstakten innevarande 10-årsperiod beräknas till 20 (10–30) % (SLU Artdatabanken, 2022).</w:t>
+      </w:r>
+    </w:p>
+    <w:p>
+      <w:r>
+        <w:t>Talltita föredrar större sammanhängande barrskogar, och finns såväl i tallskog som granskog och i lövblandad barrskog. Skogens struktur är viktig och ska helst vara flerskiktad med riklig underväxt av mindre granar, björk och andra lövträd och buskar. Tillgång på murknande högstubbar är särskilt viktig, eftersom talltitan helst själv hackar ut sitt bohål (SLU Artdatabanken, 2022).</w:t>
+      </w:r>
+    </w:p>
+    <w:p>
+      <w:r>
+        <w:t>Det finns flera studier som visar att talltita är känslig för gallring och inte överlever när dess livsmiljö kalavverkas (Eggers and Low, 2014; Griesser et al., 2007; Klein, 2020). Talltitans revir är förhållandevis stora, 10–20 hektar och arten missgynnas när skogen fragmenteras. Kalavverkning av större delar av reviret innebär att det överges (Artdatabanken, 2021).</w:t>
+      </w:r>
+    </w:p>
+    <w:p>
+      <w:r>
+        <w:t>Talltitan är synnerligen trogen sitt revir så länge paret lever och biotopen förblir intakt. Paret stannar i sitt revir året om. En förlust av ett revir har därför en stor inverkan på den lokala populationen och trakthyggesbruket anses vara orsak till den svenska populationens kraftiga minskning. Talltiteparets revirtrohet innebär att närhelst under året man observerar en adult talltita så ingår denna plats i reviret (Siffczyk et al., 2003; Ekman, 1979).</w:t>
       </w:r>
     </w:p>
     <w:p>
@@ -1476,35 +1707,91 @@
         <w:pStyle w:val="Heading2"/>
       </w:pPr>
       <w:r>
-        <w:t>Referenser – lappmes</w:t>
-      </w:r>
-    </w:p>
-    <w:p>
-      <w:r>
-        <w:t xml:space="preserve">Skogsstyrelsen, 2016. </w:t>
+        <w:t>Referenser – talltita</w:t>
+      </w:r>
+    </w:p>
+    <w:p>
+      <w:r>
+        <w:t xml:space="preserve">Eggers, S., Low, M., 2014. </w:t>
       </w:r>
       <w:r>
         <w:rPr>
           <w:i/>
         </w:rPr>
-        <w:t xml:space="preserve">Vägledning för hänsyn till lappmes. </w:t>
-      </w:r>
-      <w:r>
-        <w:t>Vägledningar och kunskapsstöd artskydd - Skogsstyrelsen</w:t>
-      </w:r>
-    </w:p>
-    <w:p>
-      <w:r>
-        <w:t xml:space="preserve">SLU Artdatabanken, 2024. </w:t>
+        <w:t xml:space="preserve">Differential demographic responses of sympatric Parids to vegetation management in boreal forest. </w:t>
+      </w:r>
+      <w:r>
+        <w:t>For. Ecol. Manage. 319, 169–175.</w:t>
+      </w:r>
+    </w:p>
+    <w:p>
+      <w:r>
+        <w:t xml:space="preserve">Ekman, J., 1979. </w:t>
       </w:r>
       <w:r>
         <w:rPr>
           <w:i/>
         </w:rPr>
-        <w:t xml:space="preserve">Artfakta: lappmes (Poecile cinctus). </w:t>
-      </w:r>
-      <w:r>
-        <w:t>https://artfakta.se/taxa/103022</w:t>
+        <w:t xml:space="preserve">Coherence, composition and territories of winter social groups of the Willow Tit Parus montanus and the Crested Tit P. cristatus. </w:t>
+      </w:r>
+      <w:r>
+        <w:t>Ornis Scandinavica, 10, pp 56–68</w:t>
+      </w:r>
+    </w:p>
+    <w:p>
+      <w:r>
+        <w:t xml:space="preserve">Griesser, M., Nystrand, M., Eggers, S., Ekman, J., 2007. </w:t>
+      </w:r>
+      <w:r>
+        <w:rPr>
+          <w:i/>
+        </w:rPr>
+        <w:t xml:space="preserve">Impact of forestry practices on fitness correlates and population productivity in an open-nesting bird species. </w:t>
+      </w:r>
+      <w:r>
+        <w:t>Conserv. Biol. 21, 767–774. https://doi.org/10.1111/j.1523- 1739.2007.00675.x</w:t>
+      </w:r>
+    </w:p>
+    <w:p>
+      <w:r>
+        <w:t xml:space="preserve">Klein, J., 2020. </w:t>
+      </w:r>
+      <w:r>
+        <w:rPr>
+          <w:i/>
+        </w:rPr>
+        <w:t xml:space="preserve">The forgotten forest – On thinning, retention, and biodiversity in the boreal forest. </w:t>
+      </w:r>
+      <w:r>
+        <w:t>Doctoral Thesis No. 2020:50</w:t>
+      </w:r>
+    </w:p>
+    <w:p>
+      <w:r>
+        <w:t xml:space="preserve">Siffczyk, C., Brotons, L., Kangas, K., Orell, M., 2003. </w:t>
+      </w:r>
+      <w:r>
+        <w:rPr>
+          <w:i/>
+        </w:rPr>
+        <w:t xml:space="preserve">Home range size of willow tits. </w:t>
+      </w:r>
+      <w:r>
+        <w:t>Oecologica, 136, 635–642 (2003)</w:t>
+      </w:r>
+    </w:p>
+    <w:p>
+      <w:r>
+        <w:t xml:space="preserve">SLU Artdatabanken, 2021. </w:t>
+      </w:r>
+      <w:r>
+        <w:rPr>
+          <w:i/>
+        </w:rPr>
+        <w:t xml:space="preserve">Artfaktablad. Naturvård – artfakta. </w:t>
+      </w:r>
+      <w:r>
+        <w:t>SLU Artdatabanken, Uppsala</w:t>
       </w:r>
     </w:p>
     <w:p>
@@ -1512,49 +1799,69 @@
         <w:pStyle w:val="Heading1"/>
       </w:pPr>
       <w:r>
-        <w:t>Lavskrika – ekologi samt krav på livsmiljön</w:t>
-      </w:r>
-    </w:p>
-    <w:p>
-      <w:r>
-        <w:t>Lavskrika är rödlistad som nära hotad (NT), fridlyst enligt 4 § artskyddsförordningen (2007:845) och ingår i förteckningen över prioriterade arter i Skogsstyrelsens föreskrifter och allmänna råd (SKSFS 2011:7) bilaga 4. Lavskrikan är en mycket stationär fågel, som häckar i äldre, slutna och hänglavsrika barrskogar. Nyckelfaktorer är flerskiktad skog med rik undervegetation samt riklig förekomst av hänglavar (SLU Artdatabanken, 2026).</w:t>
-      </w:r>
-    </w:p>
-    <w:p>
-      <w:r>
-        <w:t xml:space="preserve">I Skogsstyrelsens vägledning för hänsyn till fåglar står bland annat att: </w:t>
+        <w:t>Tretåig hackspett – ekologi samt krav på livsmiljön</w:t>
+      </w:r>
+    </w:p>
+    <w:p>
+      <w:r>
+        <w:t xml:space="preserve">Tretåig hackspett (NT) är fridlyst enligt §4 Artskyddsförordningen och finns med som prioriterad art i Skogsstyrelsen vägledning för skogsbruket (bilaga 4 till SVL). I vägledningen står bland annat att: </w:t>
       </w:r>
       <w:r>
         <w:rPr>
           <w:i/>
         </w:rPr>
-        <w:t>“Reviren är livslånga med hemområden som varierar mellan 50 och 150 ha. Hemområdena har inga fasta gränser utan det handlar mera om de yttre gränserna för familjegruppernas rörelser. Lavskrikan undviker att förflytta sig över stora öppna områden och hemområdesstorleken är därför större i områden fragmenterade av hyggen och yngre skog än i områden med i sammanhängande äldre skog. Det finns studier som antyder att det inom ett revir bör finnas maximalt 15 % öppna ytor och ungskog. Inom ett revir av hög kvalitet finns det som regel ett eller flera kärnområden (1–20 ha) med relativt tät flerskiktad granskog.”</w:t>
-      </w:r>
-      <w:r>
-        <w:t xml:space="preserve"> Vidare att: </w:t>
+        <w:t xml:space="preserve">“Tretåig hackspett har stora arealkrav och höga krav på sin livsmiljö. Omdaningen av naturskogar till kulturskogar medför en förlust av viktiga miljöer, något som förstärks av ökad fragmentering till följd av avverkningar.” </w:t>
+      </w:r>
+      <w:r>
+        <w:t xml:space="preserve">Vidare att: </w:t>
       </w:r>
       <w:r>
         <w:rPr>
           <w:i/>
         </w:rPr>
-        <w:t>“Arten missgynnas när flerskiktad skog omförs till enskiktade bestånd. Även skogsskötsel med återkommande röjning och hård gallring är starkt negativt. Lavskrikan har relativt stora hemområden och försvinner när den äldre skogen fragmenteras, särskilt allvarligt är när kärnområdena avverkas.”</w:t>
-      </w:r>
-      <w:r>
-        <w:t xml:space="preserve"> (Skogsstyrelsen 2016).</w:t>
-      </w:r>
-    </w:p>
-    <w:p>
-      <w:r>
-        <w:t xml:space="preserve">Populationen har minskat med 20 (10–30) % under de senaste 15 åren och minskningstakten bedöms vara nära gränsvärdet för sårbar (VU). Arten försvinner successivt framför allt vid dess utbredningsgränser och populationen har minskat kontinuerligt under 2000-talet. Lavskrika är typisk art för </w:t>
+        <w:t>“Områden med dokumenterad permanent förekomst i naturskogsmiljöer har vanligen så stora naturvärden att skogsbruk är olämpligt”</w:t>
+      </w:r>
+      <w:r>
+        <w:t xml:space="preserve"> (SLU Artdatabanken, 2024; Skogsstyrelsen, 2016)</w:t>
       </w:r>
       <w:r>
         <w:rPr>
           <w:i/>
         </w:rPr>
-        <w:t>9010 Taiga</w:t>
-      </w:r>
-      <w:r>
-        <w:t xml:space="preserve"> (SLU Artdatabanken, 2026).</w:t>
+        <w:t>.</w:t>
+      </w:r>
+    </w:p>
+    <w:p>
+      <w:r>
+        <w:t>Tretåig hackspett är beroende av större sammanhängande naturskogar med kontinuerlig tillgång och nybildning av död ved och fragmentering av livsmiljöerna utgör ett stort hot mot arten (se exempelvis Stachura-Skierczynska et al., 2009; Wesolowski et al., 2005; Butler et al., 2004; Pakkala et al., 2002; Amcoff et al., 1996; Virkkala, 1991). Det finns studier som visar att naturskogens självgallringsprocess som den tretåiga hackspetten är beroende av, inte kan ersättas med efterlämnad hänsyn i skogsbruket (Imbeau &amp; Desrochers, 2002).</w:t>
+      </w:r>
+    </w:p>
+    <w:p>
+      <w:r>
+        <w:t>Permanenta revir av tretåig hackspett karaktäriseras ofta av artens typiska ringformigt ordnade hackmärken på framför allt gamla granar. För att säkerställa att inte revir av tretåig hackspett drabbas av avverkningsplanerna bör en inventering göras i området både under häckningstid och under vintern, då arten utnyttjar betydligt större områden än under sommarens häckningsrevir. Storleken på häckningsreviret varierar med skogstypen, förekomsten av död ved och graden av fragmentering, men är i allmänhet i storleksordningen 25–100 hektar (SLU Artdatabanken, 2024; Skogsstyrelsen, 2016).</w:t>
+      </w:r>
+    </w:p>
+    <w:p>
+      <w:r>
+        <w:t xml:space="preserve">Förutom fridlysning enligt §4 Artskyddsförordningen är tretåig hackspett även förtecknad i EU:s fågeldirektiv bilaga 1. Den är typisk art för </w:t>
+      </w:r>
+      <w:r>
+        <w:rPr>
+          <w:i/>
+        </w:rPr>
+        <w:t xml:space="preserve">9010 Taiga, 9740 Skogsbevuxen myr, 9030 Landhöjningsskog </w:t>
+      </w:r>
+      <w:r>
+        <w:t xml:space="preserve">och </w:t>
+      </w:r>
+      <w:r>
+        <w:rPr>
+          <w:i/>
+        </w:rPr>
+        <w:t>9040 Fjällbjörkskog</w:t>
+      </w:r>
+      <w:r>
+        <w:t xml:space="preserve"> samt ingår i Natura 2000 och är förtecknad i Bernkonventionen bilaga II (strikt skyddade djurarter) (SLU Artdatabanken, 2024; Skogsstyrelsen, 2016).</w:t>
       </w:r>
     </w:p>
     <w:p>
@@ -1562,7 +1869,63 @@
         <w:pStyle w:val="Heading2"/>
       </w:pPr>
       <w:r>
-        <w:t>Referenser – lavskrika</w:t>
+        <w:t>Referenser – tretåig hackspett</w:t>
+      </w:r>
+    </w:p>
+    <w:p>
+      <w:r>
+        <w:t xml:space="preserve">Amcoff, M. &amp; Eriksson, P. 1996. </w:t>
+      </w:r>
+      <w:r>
+        <w:rPr>
+          <w:i/>
+        </w:rPr>
+        <w:t xml:space="preserve">Förekomst av tretåig hackspett Picoides tridactylus på bestånds- och landskapsnivå. </w:t>
+      </w:r>
+      <w:r>
+        <w:t>Ornis Svecica 6: 107–119.</w:t>
+      </w:r>
+    </w:p>
+    <w:p>
+      <w:r>
+        <w:t xml:space="preserve">Butler, R., Angelstam, P., Ekelund, P. &amp; Schlaeffer, R. 2004. </w:t>
+      </w:r>
+      <w:r>
+        <w:rPr>
+          <w:i/>
+        </w:rPr>
+        <w:t xml:space="preserve">Dead wood threshold values for the three-toed woodpecker presence in boreal and sub-Alpine forest. </w:t>
+      </w:r>
+      <w:r>
+        <w:t>Biological conservation 119(3): 305–318.</w:t>
+      </w:r>
+    </w:p>
+    <w:p>
+      <w:r>
+        <w:t xml:space="preserve">Imbeau, L. &amp; Desrochers, A. 2002. </w:t>
+      </w:r>
+      <w:r>
+        <w:rPr>
+          <w:i/>
+        </w:rPr>
+        <w:t xml:space="preserve">Foraging Ecology and Use of Drumming Trees by Three-Toed Woodpeckers. </w:t>
+      </w:r>
+      <w:r>
+        <w:t>The Journal of Wildlife Management. Vol. 66, No. 1 (Jan., 2002), pp. 222–231.</w:t>
+      </w:r>
+    </w:p>
+    <w:p>
+      <w:r>
+        <w:t xml:space="preserve">Pakkala, T., Hanski, I. &amp; Tomppo, E. 2002. </w:t>
+      </w:r>
+      <w:r>
+        <w:rPr>
+          <w:i/>
+        </w:rPr>
+        <w:t xml:space="preserve">Spatial ecology of the three-toed woodpecker in managed forest landscapes. </w:t>
+      </w:r>
+      <w:r>
+        <w:t>Silva Fennica 36(1): 279–288.</w:t>
       </w:r>
     </w:p>
     <w:p>
@@ -1573,15 +1936,12 @@
         <w:rPr>
           <w:i/>
         </w:rPr>
-        <w:t xml:space="preserve">Vägledning för hänsyn till fåglar – lavskrika. </w:t>
-      </w:r>
-      <w:r>
-        <w:t>https://www.skogsstyrelsen.se/globalassets/lag-och-tillsyn/artskydd/vagledningar-for-hansyn-till-faglar/lavskrika-vagledning-hansyn.pdf</w:t>
-      </w:r>
-    </w:p>
-    <w:p>
-      <w:r>
-        <w:t xml:space="preserve">SLU Artdatabanken, 2026. </w:t>
+        <w:t>Vägledning för hänsyn till fåglar – Tretåig hackspett.</w:t>
+      </w:r>
+    </w:p>
+    <w:p>
+      <w:r>
+        <w:t xml:space="preserve">SLU Artdatabanken, 2024. </w:t>
       </w:r>
       <w:r>
         <w:rPr>
@@ -1590,7 +1950,49 @@
         <w:t xml:space="preserve">Artfaktablad. Naturvård – artfakta. </w:t>
       </w:r>
       <w:r>
-        <w:t>SLU Artdatabanken, Uppsala</w:t>
+        <w:t>SLU Artdatabanken, Uppsala.</w:t>
+      </w:r>
+    </w:p>
+    <w:p>
+      <w:r>
+        <w:t xml:space="preserve">Stachura-Skierczynska, K., Tumiel, T. &amp; Skierczynski, M. 2009. </w:t>
+      </w:r>
+      <w:r>
+        <w:rPr>
+          <w:i/>
+        </w:rPr>
+        <w:t xml:space="preserve">Habitat prediction model for three-toed woodpecker and its implications for the conservation of biologically valuable forests. </w:t>
+      </w:r>
+      <w:r>
+        <w:t>Forest Ecology and Management 258(5): 697–703.</w:t>
+      </w:r>
+    </w:p>
+    <w:p>
+      <w:r>
+        <w:t xml:space="preserve">Virkkala, R. 1991. </w:t>
+      </w:r>
+      <w:r>
+        <w:rPr>
+          <w:i/>
+        </w:rPr>
+        <w:t xml:space="preserve">Population trends of forest birds in a Finnish Lapland landscape of large habitat blocks – Consequences of stochastic environmental variation or regional habitat alteration. </w:t>
+      </w:r>
+      <w:r>
+        <w:t>Biological conservation 56(2): 223–240.</w:t>
+      </w:r>
+    </w:p>
+    <w:p>
+      <w:r>
+        <w:t xml:space="preserve">Wesolowski, T., Czeszczewik, D. &amp; Rowinski, P. 2005. </w:t>
+      </w:r>
+      <w:r>
+        <w:rPr>
+          <w:i/>
+        </w:rPr>
+        <w:t xml:space="preserve">Effects of forest management on Three-toed Woodpecker Picoides tridactylus distribution in the Bialowieza Forest (NE Poland): conservation implications. </w:t>
+      </w:r>
+      <w:r>
+        <w:t>Acta Ornithologica 40(1): 53–60.</w:t>
       </w:r>
     </w:p>
     <w:p>
@@ -1598,62 +2000,35 @@
         <w:pStyle w:val="Heading1"/>
       </w:pPr>
       <w:r>
-        <w:t>Lunglav – ekologi samt krav på livsmiljön</w:t>
-      </w:r>
-    </w:p>
-    <w:p>
-      <w:r>
-        <w:t xml:space="preserve">Lunglav (NT) är en av vårt lands främsta signalarter som överallt indikerar gamla lövträd, skogsbestånd med höga naturvärden och ekosystem med lång skoglig kontinuitet. Lokalt kan förekomsten vara mycket riklig men den hittas nästan enbart i gamla och ej slutavverkade skogar. Artens samtliga förekomster bör uppmärksammas från naturvårdssynpunkt, då många lokaler även hyser andra ovanliga och rödlistade arter, däribland de sällsynta lavparasiterna lunglavshårprick (CR), </w:t>
+        <w:t>Spillkråka – ekologi samt krav på livsmiljön</w:t>
+      </w:r>
+    </w:p>
+    <w:p>
+      <w:r>
+        <w:t xml:space="preserve">Spillkråka (§4) ingår i bilaga 1 EU:s fågeldirektiv och är typisk art för </w:t>
       </w:r>
       <w:r>
         <w:rPr>
           <w:i/>
         </w:rPr>
-        <w:t>Abrothallus diederichii</w:t>
-      </w:r>
-      <w:r>
-        <w:t xml:space="preserve"> (VU), </w:t>
+        <w:t xml:space="preserve">9010 Taiga </w:t>
+      </w:r>
+      <w:r>
+        <w:t>och</w:t>
       </w:r>
       <w:r>
         <w:rPr>
           <w:i/>
         </w:rPr>
-        <w:t>Abrothallus lobariae</w:t>
-      </w:r>
-      <w:r>
-        <w:t xml:space="preserve"> (VU), </w:t>
-      </w:r>
-      <w:r>
-        <w:rPr>
-          <w:i/>
-        </w:rPr>
-        <w:t>Calycina lobariae</w:t>
-      </w:r>
-      <w:r>
-        <w:t xml:space="preserve"> (VU), lunglavsknapp (VU) och skrovelmössing (VU), som växer på lunglav. Rikliga förekomster med lunglav bör skyddas med biotopskydd, frivilliga avsättningar eller reservat (SLU Artdatabanken, 2026; Nitare &amp; Skogsstyrelsen, 2019).</w:t>
-      </w:r>
-    </w:p>
-    <w:p>
-      <w:r>
-        <w:t xml:space="preserve">Lunglav är typisk art för </w:t>
-      </w:r>
-      <w:r>
-        <w:rPr>
-          <w:i/>
-        </w:rPr>
-        <w:t>9010 Taiga, 9020 Nordlig ädellövskog, 9110 Näringsfattig bokskog, 9130 Näringsrik bokskog, 9160 Näringsrik ekskog, 9180 Ädellövskog i branter, 9190 Näringsfattig ekskog, 9070 Trädklädd betesmark, 9040 Fjällbjörkskog</w:t>
-      </w:r>
-      <w:r>
-        <w:t xml:space="preserve"> och</w:t>
-      </w:r>
-      <w:r>
-        <w:rPr>
-          <w:i/>
-        </w:rPr>
-        <w:t xml:space="preserve"> 6530 Lövängar</w:t>
-      </w:r>
-      <w:r>
-        <w:t xml:space="preserve"> (SLU Artdatabanken, 2026).</w:t>
+        <w:t xml:space="preserve"> 9740 Skogsbevuxen myr</w:t>
+      </w:r>
+      <w:r>
+        <w:t>. Den lever i både barr- och blandskog liksom i ren lövskog. De tätaste populationerna tenderar att finnas i äldre, variationsrik blandskog med gott om död ved och gamla träd. Varje par utnyttjar 400–1000 hektar skog beroende på skogens kvalitet. Skogsbruk med korta omloppstider och täta, homogena ungskogar utgör det största hotet (SLU Artdatabanken, 2026).</w:t>
+      </w:r>
+    </w:p>
+    <w:p>
+      <w:r>
+        <w:t>Spillkråka är en nyckelart i skogliga miljöer vars övergivna bohål utnyttjas av flera andra hålhäckande fågelarter och fladdermöss, däribland pärluggla (EN, §4), knipa (§4), salskrake (§4) och skogsduva (§4). Hökuggla (VU, §4) och slaguggla (§4) häckar ofta i högstubbar som brutits av i höjd med ett gammalt spillkråkebo (Skogsstyrelsen, 2016).</w:t>
       </w:r>
     </w:p>
     <w:p>
@@ -1661,21 +2036,21 @@
         <w:pStyle w:val="Heading2"/>
       </w:pPr>
       <w:r>
-        <w:t>Referenser – lunglav</w:t>
-      </w:r>
-    </w:p>
-    <w:p>
-      <w:r>
-        <w:t xml:space="preserve">Nitare, J. och Skogsstyrelsen, 2019. </w:t>
+        <w:t>Referenser – spillkråka</w:t>
+      </w:r>
+    </w:p>
+    <w:p>
+      <w:r>
+        <w:t xml:space="preserve">Skogsstyrelsen, 2016. </w:t>
       </w:r>
       <w:r>
         <w:rPr>
           <w:i/>
         </w:rPr>
-        <w:t xml:space="preserve">Skyddsvärd skog – Naturvårdsarter och andra kriterier för naturvärdesbedömning. </w:t>
-      </w:r>
-      <w:r>
-        <w:t>Skogsstyrelsen.</w:t>
+        <w:t xml:space="preserve">Vägledning för hänsyn till spillkråka. </w:t>
+      </w:r>
+      <w:r>
+        <w:t>Vägledningar och kunskapsstöd artskydd – Skogsstyrelsen.</w:t>
       </w:r>
     </w:p>
     <w:p>
@@ -1697,35 +2072,31 @@
         <w:pStyle w:val="Heading1"/>
       </w:pPr>
       <w:r>
-        <w:t>Spillkråka – ekologi samt krav på livsmiljön</w:t>
-      </w:r>
-    </w:p>
-    <w:p>
-      <w:r>
-        <w:t xml:space="preserve">Spillkråka (§4) ingår i bilaga 1 EU:s fågeldirektiv och är typisk art för </w:t>
+        <w:t>Tallbit – ekologi samt krav på livsmiljön</w:t>
+      </w:r>
+    </w:p>
+    <w:p>
+      <w:r>
+        <w:t xml:space="preserve">Tallbit (§4) är typisk art för </w:t>
       </w:r>
       <w:r>
         <w:rPr>
           <w:i/>
         </w:rPr>
-        <w:t xml:space="preserve">9010 Taiga </w:t>
-      </w:r>
-      <w:r>
-        <w:t>och</w:t>
-      </w:r>
-      <w:r>
-        <w:rPr>
-          <w:i/>
-        </w:rPr>
-        <w:t xml:space="preserve"> 9740 Skogsbevuxen myr</w:t>
-      </w:r>
-      <w:r>
-        <w:t>. Den lever i både barr- och blandskog liksom i ren lövskog. De tätaste populationerna tenderar att finnas i äldre, variationsrik blandskog med gott om död ved och gamla träd. Varje par utnyttjar 400–1000 hektar skog beroende på skogens kvalitet. Skogsbruk med korta omloppstider och täta, homogena ungskogar utgör det största hotet (SLU Artdatabanken, 2026).</w:t>
-      </w:r>
-    </w:p>
-    <w:p>
-      <w:r>
-        <w:t>Spillkråka är en nyckelart i skogliga miljöer vars övergivna bohål utnyttjas av flera andra hålhäckande fågelarter och fladdermöss, däribland pärluggla (EN, §4), knipa (§4), salskrake (§4) och skogsduva (§4). Hökuggla (VU, §4) och slaguggla (§4) häckar ofta i högstubbar som brutits av i höjd med ett gammalt spillkråkebo (Skogsstyrelsen, 2016).</w:t>
+        <w:t>9010 Taiga</w:t>
+      </w:r>
+      <w:r>
+        <w:t xml:space="preserve"> och prioriterad art enligt Skogsvårdslagen. Den förekommer från norra Dalarna och norrut genom de inre delarna av Norrland, norrut till norra Norrbotten. Tallbiten ställer höga krav på sin livsmiljö och permanent förekomst av häckande tallbit finns huvudsakligen i gammal grandominerad barrblandskog av naturskogskaraktär med inslag av björk, gråal, rönn och viden, påfallande ofta i områden med inslag av myrmark och små vattendrag. Reviren är relativt stora (12–75 hektar enligt befintliga studier) och arten saknas i områden med storskaligt skogsbruk med hög andel stora hyggen och täta ungskogar. Områden med dokumenterad permanent förekomst har ofta så stora naturvärden att skogsbruk är olämpligt (SLU Artdatabanken, 2026; Skogsstyrelsen, 2016).</w:t>
+      </w:r>
+    </w:p>
+    <w:p>
+      <w:r>
+        <w:t>Arealerna grandominerad naturskog har i stora delar av landet blivit allt för små, och bestånden är dessutom i många fall allt för isolerade, för att kunna upprätthålla stabila populationer. Omdaningen av naturskogsartad skog till produktionsskog medför en förlust av viktiga häckningsmiljöer, något som förstärks av ökad fragmentering av kvarvarande naturskogsartade bestånd. Områden med dokumenterad permanent förekomst i naturskogsmiljöer kan ha så stora naturvärden att de bör bli föremål för områdesskydd eller naturvårdsavsättningar (Skogsstyrelsen, 2016).</w:t>
+      </w:r>
+    </w:p>
+    <w:p>
+      <w:r>
+        <w:t>Tallbiten flyttar normalt endast begränsade sträckor inom norra barrskogsregionen och de flesta vintrar ses den endast i mycket liten omfattning utanför häckningsområdet. Med långa och oregelbundna mellanrum uppträder tallbiten invasionsaktigt och i samband med sådana rörelser kan den observeras i stora delar av Sverige (SLU Artdatabanken, 2026).</w:t>
       </w:r>
     </w:p>
     <w:p>
@@ -1733,7 +2104,7 @@
         <w:pStyle w:val="Heading2"/>
       </w:pPr>
       <w:r>
-        <w:t>Referenser – spillkråka</w:t>
+        <w:t>Referenser – tallbit</w:t>
       </w:r>
     </w:p>
     <w:p>
@@ -1744,24 +2115,21 @@
         <w:rPr>
           <w:i/>
         </w:rPr>
-        <w:t xml:space="preserve">Vägledning för hänsyn till spillkråka. </w:t>
-      </w:r>
-      <w:r>
-        <w:t>Vägledningar och kunskapsstöd artskydd – Skogsstyrelsen.</w:t>
-      </w:r>
-    </w:p>
-    <w:p>
-      <w:r>
-        <w:t xml:space="preserve">SLU Artdatabanken, 2026. </w:t>
+        <w:t xml:space="preserve">Vägledning för hänsyn till tallbit. </w:t>
+      </w:r>
+      <w:r>
+        <w:t>Vägledningar och kunskapsstöd artskydd - Skogsstyrelsen</w:t>
+      </w:r>
+    </w:p>
+    <w:p>
+      <w:r>
+        <w:t>SLU Artdatabanken, 2026.</w:t>
       </w:r>
       <w:r>
         <w:rPr>
           <w:i/>
         </w:rPr>
-        <w:t xml:space="preserve">Artfaktablad. Naturvård – artfakta. </w:t>
-      </w:r>
-      <w:r>
-        <w:t>SLU Artdatabanken, Uppsala.</w:t>
+        <w:t xml:space="preserve"> Artfakta: tallbit (Pinicola enucleator).</w:t>
       </w:r>
     </w:p>
     <w:p>
@@ -1769,31 +2137,35 @@
         <w:pStyle w:val="Heading1"/>
       </w:pPr>
       <w:r>
-        <w:t>Tallbit – ekologi samt krav på livsmiljön</w:t>
-      </w:r>
-    </w:p>
-    <w:p>
-      <w:r>
-        <w:t xml:space="preserve">Tallbit (§4) är typisk art för </w:t>
+        <w:t>Tjäder – ekologi samt krav på livsmiljön</w:t>
+      </w:r>
+    </w:p>
+    <w:p>
+      <w:r>
+        <w:t xml:space="preserve">Tjäder (§4) omfattas av bilaga 1 och 2 EU:s fågeldirektiv och är typisk art för </w:t>
       </w:r>
       <w:r>
         <w:rPr>
           <w:i/>
         </w:rPr>
-        <w:t>9010 Taiga</w:t>
-      </w:r>
-      <w:r>
-        <w:t xml:space="preserve"> och prioriterad art enligt Skogsvårdslagen. Den förekommer från norra Dalarna och norrut genom de inre delarna av Norrland, norrut till norra Norrbotten. Tallbiten ställer höga krav på sin livsmiljö och permanent förekomst av häckande tallbit finns huvudsakligen i gammal grandominerad barrblandskog av naturskogskaraktär med inslag av björk, gråal, rönn och viden, påfallande ofta i områden med inslag av myrmark och små vattendrag. Reviren är relativt stora (12–75 hektar enligt befintliga studier) och arten saknas i områden med storskaligt skogsbruk med hög andel stora hyggen och täta ungskogar. Områden med dokumenterad permanent förekomst har ofta så stora naturvärden att skogsbruk är olämpligt (SLU Artdatabanken, 2026; Skogsstyrelsen, 2016).</w:t>
-      </w:r>
-    </w:p>
-    <w:p>
-      <w:r>
-        <w:t>Arealerna grandominerad naturskog har i stora delar av landet blivit allt för små, och bestånden är dessutom i många fall allt för isolerade, för att kunna upprätthålla stabila populationer. Omdaningen av naturskogsartad skog till produktionsskog medför en förlust av viktiga häckningsmiljöer, något som förstärks av ökad fragmentering av kvarvarande naturskogsartade bestånd. Områden med dokumenterad permanent förekomst i naturskogsmiljöer kan ha så stora naturvärden att de bör bli föremål för områdesskydd eller naturvårdsavsättningar (Skogsstyrelsen, 2016).</w:t>
-      </w:r>
-    </w:p>
-    <w:p>
-      <w:r>
-        <w:t>Tallbiten flyttar normalt endast begränsade sträckor inom norra barrskogsregionen och de flesta vintrar ses den endast i mycket liten omfattning utanför häckningsområdet. Med långa och oregelbundna mellanrum uppträder tallbiten invasionsaktigt och i samband med sådana rörelser kan den observeras i stora delar av Sverige (SLU Artdatabanken, 2026).</w:t>
+        <w:t xml:space="preserve">9010 Taiga </w:t>
+      </w:r>
+      <w:r>
+        <w:t xml:space="preserve">och </w:t>
+      </w:r>
+      <w:r>
+        <w:rPr>
+          <w:i/>
+        </w:rPr>
+        <w:t>9740 Skogsbevuxen myr</w:t>
+      </w:r>
+      <w:r>
+        <w:t>. Tjädern är en utpräglad skogsfågel knuten till större sammanhängande barrskogsområden. Tupparna och hönorna utnyttjar till viss del olika miljöer, och habitatvalet varierar dessutom mellan olika delar av året. För att det ska finnas livskraftiga tjäderbestånd krävs funktionella skogslandskap med en blandning av uppvuxen, gles och luckig skog, täta sumpskogar, myrar och andra små våtmarker (Skogsstyrelsen, 2019; SLU Artdatabanken 2024).</w:t>
+      </w:r>
+    </w:p>
+    <w:p>
+      <w:r>
+        <w:t>Arten försvinner när skogen fragmenteras och den sammanlagda arealen hyggen och andra öppna områden blir för stor. Ett småskaligt och försiktigt virkesuttag genom hyggesfria metoder kan i vissa fall vara möjligt i området inom 200 m från lekcentrum. Längre ut från lekcentrum, inom 200–500 m bör den avverkade ytan inte överskrida 1 hektar för att undvika alltför stora och snabba förändringar (Skogsstyrelsen, 2019).</w:t>
       </w:r>
     </w:p>
     <w:p>
@@ -1801,422 +2173,32 @@
         <w:pStyle w:val="Heading2"/>
       </w:pPr>
       <w:r>
-        <w:t>Referenser – tallbit</w:t>
-      </w:r>
-    </w:p>
-    <w:p>
-      <w:r>
-        <w:t xml:space="preserve">Skogsstyrelsen, 2016. </w:t>
+        <w:t>Referenser – tjäder</w:t>
+      </w:r>
+    </w:p>
+    <w:p>
+      <w:r>
+        <w:t xml:space="preserve">Skogsstyrelsen, 2019. </w:t>
       </w:r>
       <w:r>
         <w:rPr>
           <w:i/>
         </w:rPr>
-        <w:t xml:space="preserve">Vägledning för hänsyn till tallbit. </w:t>
-      </w:r>
-      <w:r>
-        <w:t>Vägledningar och kunskapsstöd artskydd - Skogsstyrelsen</w:t>
-      </w:r>
-    </w:p>
-    <w:p>
-      <w:r>
-        <w:t>SLU Artdatabanken, 2026.</w:t>
+        <w:t>Vägledning för hänsyn till fåglar – tjäder.</w:t>
+      </w:r>
+    </w:p>
+    <w:p>
+      <w:r>
+        <w:t xml:space="preserve">SLU Artdatabanken, 2024. </w:t>
       </w:r>
       <w:r>
         <w:rPr>
           <w:i/>
         </w:rPr>
-        <w:t xml:space="preserve"> Artfakta: tallbit (Pinicola enucleator).</w:t>
-      </w:r>
-    </w:p>
-    <w:p>
-      <w:pPr>
-        <w:pStyle w:val="Heading1"/>
-      </w:pPr>
-      <w:r>
-        <w:t>Talltita – ekologi samt krav på livsmiljön</w:t>
-      </w:r>
-    </w:p>
-    <w:p>
-      <w:r>
-        <w:t>Talltita är rödlistad som NT, fridlyst och prioriterad art i Skogsvårdslagen. Den omfattas av EU:s fågeldirektiv. Arten har minskat kraftigt de senaste 30 åren och minskningstakten innevarande 10-årsperiod beräknas till 20 (10–30) % (SLU Artdatabanken, 2022).</w:t>
-      </w:r>
-    </w:p>
-    <w:p>
-      <w:r>
-        <w:t>Talltita föredrar större sammanhängande barrskogar, och finns såväl i tallskog som granskog och i lövblandad barrskog. Skogens struktur är viktig och ska helst vara flerskiktad med riklig underväxt av mindre granar, björk och andra lövträd och buskar. Tillgång på murknande högstubbar är särskilt viktig, eftersom talltitan helst själv hackar ut sitt bohål (SLU Artdatabanken, 2022).</w:t>
-      </w:r>
-    </w:p>
-    <w:p>
-      <w:r>
-        <w:t>Det finns flera studier som visar att talltita är känslig för gallring och inte överlever när dess livsmiljö kalavverkas (Eggers and Low, 2014; Griesser et al., 2007; Klein, 2020). Talltitans revir är förhållandevis stora, 10–20 hektar och arten missgynnas när skogen fragmenteras. Kalavverkning av större delar av reviret innebär att det överges (Artdatabanken, 2021).</w:t>
-      </w:r>
-    </w:p>
-    <w:p>
-      <w:r>
-        <w:t>Talltitan är synnerligen trogen sitt revir så länge paret lever och biotopen förblir intakt. Paret stannar i sitt revir året om. En förlust av ett revir har därför en stor inverkan på den lokala populationen och trakthyggesbruket anses vara orsak till den svenska populationens kraftiga minskning. Talltiteparets revirtrohet innebär att närhelst under året man observerar en adult talltita så ingår denna plats i reviret (Siffczyk et al., 2003; Ekman, 1979).</w:t>
-      </w:r>
-    </w:p>
-    <w:p>
-      <w:pPr>
-        <w:pStyle w:val="Heading2"/>
-      </w:pPr>
-      <w:r>
-        <w:t>Referenser – talltita</w:t>
-      </w:r>
-    </w:p>
-    <w:p>
-      <w:r>
-        <w:t xml:space="preserve">Eggers, S., Low, M., 2014. </w:t>
-      </w:r>
-      <w:r>
-        <w:rPr>
-          <w:i/>
-        </w:rPr>
-        <w:t xml:space="preserve">Differential demographic responses of sympatric Parids to vegetation management in boreal forest. </w:t>
-      </w:r>
-      <w:r>
-        <w:t>For. Ecol. Manage. 319, 169–175.</w:t>
-      </w:r>
-    </w:p>
-    <w:p>
-      <w:r>
-        <w:t xml:space="preserve">Ekman, J., 1979. </w:t>
-      </w:r>
-      <w:r>
-        <w:rPr>
-          <w:i/>
-        </w:rPr>
-        <w:t xml:space="preserve">Coherence, composition and territories of winter social groups of the Willow Tit Parus montanus and the Crested Tit P. cristatus. </w:t>
-      </w:r>
-      <w:r>
-        <w:t>Ornis Scandinavica, 10, pp 56–68</w:t>
-      </w:r>
-    </w:p>
-    <w:p>
-      <w:r>
-        <w:t xml:space="preserve">Griesser, M., Nystrand, M., Eggers, S., Ekman, J., 2007. </w:t>
-      </w:r>
-      <w:r>
-        <w:rPr>
-          <w:i/>
-        </w:rPr>
-        <w:t xml:space="preserve">Impact of forestry practices on fitness correlates and population productivity in an open-nesting bird species. </w:t>
-      </w:r>
-      <w:r>
-        <w:t>Conserv. Biol. 21, 767–774. https://doi.org/10.1111/j.1523- 1739.2007.00675.x</w:t>
-      </w:r>
-    </w:p>
-    <w:p>
-      <w:r>
-        <w:t xml:space="preserve">Klein, J., 2020. </w:t>
-      </w:r>
-      <w:r>
-        <w:rPr>
-          <w:i/>
-        </w:rPr>
-        <w:t xml:space="preserve">The forgotten forest – On thinning, retention, and biodiversity in the boreal forest. </w:t>
-      </w:r>
-      <w:r>
-        <w:t>Doctoral Thesis No. 2020:50</w:t>
-      </w:r>
-    </w:p>
-    <w:p>
-      <w:r>
-        <w:t xml:space="preserve">Siffczyk, C., Brotons, L., Kangas, K., Orell, M., 2003. </w:t>
-      </w:r>
-      <w:r>
-        <w:rPr>
-          <w:i/>
-        </w:rPr>
-        <w:t xml:space="preserve">Home range size of willow tits. </w:t>
-      </w:r>
-      <w:r>
-        <w:t>Oecologica, 136, 635–642 (2003)</w:t>
-      </w:r>
-    </w:p>
-    <w:p>
-      <w:r>
-        <w:t xml:space="preserve">SLU Artdatabanken, 2021. </w:t>
-      </w:r>
-      <w:r>
-        <w:rPr>
-          <w:i/>
-        </w:rPr>
         <w:t xml:space="preserve">Artfaktablad. Naturvård – artfakta. </w:t>
       </w:r>
       <w:r>
         <w:t>SLU Artdatabanken, Uppsala</w:t>
-      </w:r>
-    </w:p>
-    <w:p>
-      <w:pPr>
-        <w:pStyle w:val="Heading1"/>
-      </w:pPr>
-      <w:r>
-        <w:t>Tjäder – ekologi samt krav på livsmiljön</w:t>
-      </w:r>
-    </w:p>
-    <w:p>
-      <w:r>
-        <w:t xml:space="preserve">Tjäder (§4) omfattas av bilaga 1 och 2 EU:s fågeldirektiv och är typisk art för </w:t>
-      </w:r>
-      <w:r>
-        <w:rPr>
-          <w:i/>
-        </w:rPr>
-        <w:t xml:space="preserve">9010 Taiga </w:t>
-      </w:r>
-      <w:r>
-        <w:t xml:space="preserve">och </w:t>
-      </w:r>
-      <w:r>
-        <w:rPr>
-          <w:i/>
-        </w:rPr>
-        <w:t>9740 Skogsbevuxen myr</w:t>
-      </w:r>
-      <w:r>
-        <w:t>. Tjädern är en utpräglad skogsfågel knuten till större sammanhängande barrskogsområden. Tupparna och hönorna utnyttjar till viss del olika miljöer, och habitatvalet varierar dessutom mellan olika delar av året. För att det ska finnas livskraftiga tjäderbestånd krävs funktionella skogslandskap med en blandning av uppvuxen, gles och luckig skog, täta sumpskogar, myrar och andra små våtmarker (Skogsstyrelsen, 2019; SLU Artdatabanken 2024).</w:t>
-      </w:r>
-    </w:p>
-    <w:p>
-      <w:r>
-        <w:t>Arten försvinner när skogen fragmenteras och den sammanlagda arealen hyggen och andra öppna områden blir för stor. Ett småskaligt och försiktigt virkesuttag genom hyggesfria metoder kan i vissa fall vara möjligt i området inom 200 m från lekcentrum. Längre ut från lekcentrum, inom 200–500 m bör den avverkade ytan inte överskrida 1 hektar för att undvika alltför stora och snabba förändringar (Skogsstyrelsen, 2019).</w:t>
-      </w:r>
-    </w:p>
-    <w:p>
-      <w:pPr>
-        <w:pStyle w:val="Heading2"/>
-      </w:pPr>
-      <w:r>
-        <w:t>Referenser – tjäder</w:t>
-      </w:r>
-    </w:p>
-    <w:p>
-      <w:r>
-        <w:t xml:space="preserve">Skogsstyrelsen, 2019. </w:t>
-      </w:r>
-      <w:r>
-        <w:rPr>
-          <w:i/>
-        </w:rPr>
-        <w:t>Vägledning för hänsyn till fåglar – tjäder.</w:t>
-      </w:r>
-    </w:p>
-    <w:p>
-      <w:r>
-        <w:t xml:space="preserve">SLU Artdatabanken, 2024. </w:t>
-      </w:r>
-      <w:r>
-        <w:rPr>
-          <w:i/>
-        </w:rPr>
-        <w:t xml:space="preserve">Artfaktablad. Naturvård – artfakta. </w:t>
-      </w:r>
-      <w:r>
-        <w:t>SLU Artdatabanken, Uppsala</w:t>
-      </w:r>
-    </w:p>
-    <w:p>
-      <w:pPr>
-        <w:pStyle w:val="Heading1"/>
-      </w:pPr>
-      <w:r>
-        <w:t>Tretåig hackspett – ekologi samt krav på livsmiljön</w:t>
-      </w:r>
-    </w:p>
-    <w:p>
-      <w:r>
-        <w:t xml:space="preserve">Tretåig hackspett (NT) är fridlyst enligt §4 Artskyddsförordningen och finns med som prioriterad art i Skogsstyrelsen vägledning för skogsbruket (bilaga 4 till SVL). I vägledningen står bland annat att: </w:t>
-      </w:r>
-      <w:r>
-        <w:rPr>
-          <w:i/>
-        </w:rPr>
-        <w:t xml:space="preserve">“Tretåig hackspett har stora arealkrav och höga krav på sin livsmiljö. Omdaningen av naturskogar till kulturskogar medför en förlust av viktiga miljöer, något som förstärks av ökad fragmentering till följd av avverkningar.” </w:t>
-      </w:r>
-      <w:r>
-        <w:t xml:space="preserve">Vidare att: </w:t>
-      </w:r>
-      <w:r>
-        <w:rPr>
-          <w:i/>
-        </w:rPr>
-        <w:t>“Områden med dokumenterad permanent förekomst i naturskogsmiljöer har vanligen så stora naturvärden att skogsbruk är olämpligt”</w:t>
-      </w:r>
-      <w:r>
-        <w:t xml:space="preserve"> (SLU Artdatabanken, 2024; Skogsstyrelsen, 2016)</w:t>
-      </w:r>
-      <w:r>
-        <w:rPr>
-          <w:i/>
-        </w:rPr>
-        <w:t>.</w:t>
-      </w:r>
-    </w:p>
-    <w:p>
-      <w:r>
-        <w:t>Tretåig hackspett är beroende av större sammanhängande naturskogar med kontinuerlig tillgång och nybildning av död ved och fragmentering av livsmiljöerna utgör ett stort hot mot arten (se exempelvis Stachura-Skierczynska et al., 2009; Wesolowski et al., 2005; Butler et al., 2004; Pakkala et al., 2002; Amcoff et al., 1996; Virkkala, 1991). Det finns studier som visar att naturskogens självgallringsprocess som den tretåiga hackspetten är beroende av, inte kan ersättas med efterlämnad hänsyn i skogsbruket (Imbeau &amp; Desrochers, 2002).</w:t>
-      </w:r>
-    </w:p>
-    <w:p>
-      <w:r>
-        <w:t>Permanenta revir av tretåig hackspett karaktäriseras ofta av artens typiska ringformigt ordnade hackmärken på framför allt gamla granar. För att säkerställa att inte revir av tretåig hackspett drabbas av avverkningsplanerna bör en inventering göras i området både under häckningstid och under vintern, då arten utnyttjar betydligt större områden än under sommarens häckningsrevir. Storleken på häckningsreviret varierar med skogstypen, förekomsten av död ved och graden av fragmentering, men är i allmänhet i storleksordningen 25–100 hektar (SLU Artdatabanken, 2024; Skogsstyrelsen, 2016).</w:t>
-      </w:r>
-    </w:p>
-    <w:p>
-      <w:r>
-        <w:t xml:space="preserve">Förutom fridlysning enligt §4 Artskyddsförordningen är tretåig hackspett även förtecknad i EU:s fågeldirektiv bilaga 1. Den är typisk art för </w:t>
-      </w:r>
-      <w:r>
-        <w:rPr>
-          <w:i/>
-        </w:rPr>
-        <w:t xml:space="preserve">9010 Taiga, 9740 Skogsbevuxen myr, 9030 Landhöjningsskog </w:t>
-      </w:r>
-      <w:r>
-        <w:t xml:space="preserve">och </w:t>
-      </w:r>
-      <w:r>
-        <w:rPr>
-          <w:i/>
-        </w:rPr>
-        <w:t>9040 Fjällbjörkskog</w:t>
-      </w:r>
-      <w:r>
-        <w:t xml:space="preserve"> samt ingår i Natura 2000 och är förtecknad i Bernkonventionen bilaga II (strikt skyddade djurarter) (SLU Artdatabanken, 2024; Skogsstyrelsen, 2016).</w:t>
-      </w:r>
-    </w:p>
-    <w:p>
-      <w:pPr>
-        <w:pStyle w:val="Heading2"/>
-      </w:pPr>
-      <w:r>
-        <w:t>Referenser – tretåig hackspett</w:t>
-      </w:r>
-    </w:p>
-    <w:p>
-      <w:r>
-        <w:t xml:space="preserve">Amcoff, M. &amp; Eriksson, P. 1996. </w:t>
-      </w:r>
-      <w:r>
-        <w:rPr>
-          <w:i/>
-        </w:rPr>
-        <w:t xml:space="preserve">Förekomst av tretåig hackspett Picoides tridactylus på bestånds- och landskapsnivå. </w:t>
-      </w:r>
-      <w:r>
-        <w:t>Ornis Svecica 6: 107–119.</w:t>
-      </w:r>
-    </w:p>
-    <w:p>
-      <w:r>
-        <w:t xml:space="preserve">Butler, R., Angelstam, P., Ekelund, P. &amp; Schlaeffer, R. 2004. </w:t>
-      </w:r>
-      <w:r>
-        <w:rPr>
-          <w:i/>
-        </w:rPr>
-        <w:t xml:space="preserve">Dead wood threshold values for the three-toed woodpecker presence in boreal and sub-Alpine forest. </w:t>
-      </w:r>
-      <w:r>
-        <w:t>Biological conservation 119(3): 305–318.</w:t>
-      </w:r>
-    </w:p>
-    <w:p>
-      <w:r>
-        <w:t xml:space="preserve">Imbeau, L. &amp; Desrochers, A. 2002. </w:t>
-      </w:r>
-      <w:r>
-        <w:rPr>
-          <w:i/>
-        </w:rPr>
-        <w:t xml:space="preserve">Foraging Ecology and Use of Drumming Trees by Three-Toed Woodpeckers. </w:t>
-      </w:r>
-      <w:r>
-        <w:t>The Journal of Wildlife Management. Vol. 66, No. 1 (Jan., 2002), pp. 222–231.</w:t>
-      </w:r>
-    </w:p>
-    <w:p>
-      <w:r>
-        <w:t xml:space="preserve">Pakkala, T., Hanski, I. &amp; Tomppo, E. 2002. </w:t>
-      </w:r>
-      <w:r>
-        <w:rPr>
-          <w:i/>
-        </w:rPr>
-        <w:t xml:space="preserve">Spatial ecology of the three-toed woodpecker in managed forest landscapes. </w:t>
-      </w:r>
-      <w:r>
-        <w:t>Silva Fennica 36(1): 279–288.</w:t>
-      </w:r>
-    </w:p>
-    <w:p>
-      <w:r>
-        <w:t xml:space="preserve">Skogsstyrelsen, 2016. </w:t>
-      </w:r>
-      <w:r>
-        <w:rPr>
-          <w:i/>
-        </w:rPr>
-        <w:t>Vägledning för hänsyn till fåglar – Tretåig hackspett.</w:t>
-      </w:r>
-    </w:p>
-    <w:p>
-      <w:r>
-        <w:t xml:space="preserve">SLU Artdatabanken, 2024. </w:t>
-      </w:r>
-      <w:r>
-        <w:rPr>
-          <w:i/>
-        </w:rPr>
-        <w:t xml:space="preserve">Artfaktablad. Naturvård – artfakta. </w:t>
-      </w:r>
-      <w:r>
-        <w:t>SLU Artdatabanken, Uppsala.</w:t>
-      </w:r>
-    </w:p>
-    <w:p>
-      <w:r>
-        <w:t xml:space="preserve">Stachura-Skierczynska, K., Tumiel, T. &amp; Skierczynski, M. 2009. </w:t>
-      </w:r>
-      <w:r>
-        <w:rPr>
-          <w:i/>
-        </w:rPr>
-        <w:t xml:space="preserve">Habitat prediction model for three-toed woodpecker and its implications for the conservation of biologically valuable forests. </w:t>
-      </w:r>
-      <w:r>
-        <w:t>Forest Ecology and Management 258(5): 697–703.</w:t>
-      </w:r>
-    </w:p>
-    <w:p>
-      <w:r>
-        <w:t xml:space="preserve">Virkkala, R. 1991. </w:t>
-      </w:r>
-      <w:r>
-        <w:rPr>
-          <w:i/>
-        </w:rPr>
-        <w:t xml:space="preserve">Population trends of forest birds in a Finnish Lapland landscape of large habitat blocks – Consequences of stochastic environmental variation or regional habitat alteration. </w:t>
-      </w:r>
-      <w:r>
-        <w:t>Biological conservation 56(2): 223–240.</w:t>
-      </w:r>
-    </w:p>
-    <w:p>
-      <w:r>
-        <w:t xml:space="preserve">Wesolowski, T., Czeszczewik, D. &amp; Rowinski, P. 2005. </w:t>
-      </w:r>
-      <w:r>
-        <w:rPr>
-          <w:i/>
-        </w:rPr>
-        <w:t xml:space="preserve">Effects of forest management on Three-toed Woodpecker Picoides tridactylus distribution in the Bialowieza Forest (NE Poland): conservation implications. </w:t>
-      </w:r>
-      <w:r>
-        <w:t>Acta Ornithologica 40(1): 53–60.</w:t>
       </w:r>
     </w:p>
     <w:p>
@@ -2595,7 +2577,7 @@
     <w:r>
       <w:tab/>
       <w:tab/>
-      <w:t>2026-06-20</w:t>
+      <w:t>2026-06-21</w:t>
       <w:br/>
       <w:br/>
     </w:r>

--- a/tillsyn/A 8927-2023 tillsynsbegäran.docx
+++ b/tillsyn/A 8927-2023 tillsynsbegäran.docx
@@ -2577,7 +2577,7 @@
     <w:r>
       <w:tab/>
       <w:tab/>
-      <w:t>2026-06-21</w:t>
+      <w:t>2026-06-22</w:t>
       <w:br/>
       <w:br/>
     </w:r>

--- a/tillsyn/A 8927-2023 tillsynsbegäran.docx
+++ b/tillsyn/A 8927-2023 tillsynsbegäran.docx
@@ -2577,7 +2577,7 @@
     <w:r>
       <w:tab/>
       <w:tab/>
-      <w:t>2026-06-22</w:t>
+      <w:t>2026-06-23</w:t>
       <w:br/>
       <w:br/>
     </w:r>

--- a/tillsyn/A 8927-2023 tillsynsbegäran.docx
+++ b/tillsyn/A 8927-2023 tillsynsbegäran.docx
@@ -2577,7 +2577,7 @@
     <w:r>
       <w:tab/>
       <w:tab/>
-      <w:t>2026-06-23</w:t>
+      <w:t>2026-06-24</w:t>
       <w:br/>
       <w:br/>
     </w:r>

--- a/tillsyn/A 8927-2023 tillsynsbegäran.docx
+++ b/tillsyn/A 8927-2023 tillsynsbegäran.docx
@@ -2577,7 +2577,7 @@
     <w:r>
       <w:tab/>
       <w:tab/>
-      <w:t>2026-06-24</w:t>
+      <w:t>2026-06-25</w:t>
       <w:br/>
       <w:br/>
     </w:r>

--- a/tillsyn/A 8927-2023 tillsynsbegäran.docx
+++ b/tillsyn/A 8927-2023 tillsynsbegäran.docx
@@ -2577,7 +2577,7 @@
     <w:r>
       <w:tab/>
       <w:tab/>
-      <w:t>2026-06-25</w:t>
+      <w:t>2026-06-26</w:t>
       <w:br/>
       <w:br/>
     </w:r>

--- a/tillsyn/A 8927-2023 tillsynsbegäran.docx
+++ b/tillsyn/A 8927-2023 tillsynsbegäran.docx
@@ -2577,7 +2577,7 @@
     <w:r>
       <w:tab/>
       <w:tab/>
-      <w:t>2026-06-26</w:t>
+      <w:t>2026-06-27</w:t>
       <w:br/>
       <w:br/>
     </w:r>

--- a/tillsyn/A 8927-2023 tillsynsbegäran.docx
+++ b/tillsyn/A 8927-2023 tillsynsbegäran.docx
@@ -2577,7 +2577,7 @@
     <w:r>
       <w:tab/>
       <w:tab/>
-      <w:t>2026-06-27</w:t>
+      <w:t>2026-06-28</w:t>
       <w:br/>
       <w:br/>
     </w:r>

--- a/tillsyn/A 8927-2023 tillsynsbegäran.docx
+++ b/tillsyn/A 8927-2023 tillsynsbegäran.docx
@@ -2577,7 +2577,7 @@
     <w:r>
       <w:tab/>
       <w:tab/>
-      <w:t>2026-06-28</w:t>
+      <w:t>2026-06-29</w:t>
       <w:br/>
       <w:br/>
     </w:r>

--- a/tillsyn/A 8927-2023 tillsynsbegäran.docx
+++ b/tillsyn/A 8927-2023 tillsynsbegäran.docx
@@ -2577,7 +2577,7 @@
     <w:r>
       <w:tab/>
       <w:tab/>
-      <w:t>2026-06-29</w:t>
+      <w:t>2026-06-30</w:t>
       <w:br/>
       <w:br/>
     </w:r>

--- a/tillsyn/A 8927-2023 tillsynsbegäran.docx
+++ b/tillsyn/A 8927-2023 tillsynsbegäran.docx
@@ -2577,7 +2577,7 @@
     <w:r>
       <w:tab/>
       <w:tab/>
-      <w:t>2026-06-30</w:t>
+      <w:t>2026-07-01</w:t>
       <w:br/>
       <w:br/>
     </w:r>
